--- a/assets/docs/lop5/Tieng Viet - Lop 5.docx
+++ b/assets/docs/lop5/Tieng Viet - Lop 5.docx
@@ -961,6 +961,19 @@
               <w:t>NLS-AT: Không chép bài do AI viết để nộp; công cụ chỉ gợi ý ý tưởng.</w:t>
             </w:r>
           </w:p>
+          <w:p>
+            <w:pPr>
+              <w:spacing w:after="0"/>
+            </w:pPr>
+            <w:r>
+              <w:rPr>
+                <w:b w:val="0"/>
+                <w:i w:val="0"/>
+                <w:sz w:val="18"/>
+              </w:rPr>
+              <w:t>KNS: KN giao tiếp: nói rõ ràng, biết lắng nghe, chờ đến lượt và tôn trọng ý kiến của bạn.</w:t>
+            </w:r>
+          </w:p>
         </w:tc>
         <w:tc>
           <w:tcPr>
@@ -1269,6 +1282,19 @@
               <w:t>NLS-AT: Không chép bài do AI viết để nộp; công cụ chỉ gợi ý ý tưởng.</w:t>
             </w:r>
           </w:p>
+          <w:p>
+            <w:pPr>
+              <w:spacing w:after="0"/>
+            </w:pPr>
+            <w:r>
+              <w:rPr>
+                <w:b w:val="0"/>
+                <w:i w:val="0"/>
+                <w:sz w:val="18"/>
+              </w:rPr>
+              <w:t>KNS: KN giao tiếp: nói rõ ràng, biết lắng nghe, chờ đến lượt và tôn trọng ý kiến của bạn.</w:t>
+            </w:r>
+          </w:p>
         </w:tc>
         <w:tc>
           <w:tcPr>
@@ -1423,6 +1449,19 @@
               <w:t>NLS-AT: Chỉ truy cập trang GV chỉ định; gặp nội dung không phù hợp thì báo thầy cô.</w:t>
             </w:r>
           </w:p>
+          <w:p>
+            <w:pPr>
+              <w:spacing w:after="0"/>
+            </w:pPr>
+            <w:r>
+              <w:rPr>
+                <w:b w:val="0"/>
+                <w:i w:val="0"/>
+                <w:sz w:val="18"/>
+              </w:rPr>
+              <w:t>KNS: KN tự học: chọn sách phù hợp, kiên trì đọc và rút ra điều bổ ích cho bản thân.</w:t>
+            </w:r>
+          </w:p>
         </w:tc>
         <w:tc>
           <w:tcPr>
@@ -1874,6 +1913,19 @@
               <w:t>NLS-AT: Không chép bài do AI viết để nộp; công cụ chỉ gợi ý ý tưởng.</w:t>
             </w:r>
           </w:p>
+          <w:p>
+            <w:pPr>
+              <w:spacing w:after="0"/>
+            </w:pPr>
+            <w:r>
+              <w:rPr>
+                <w:b w:val="0"/>
+                <w:i w:val="0"/>
+                <w:sz w:val="18"/>
+              </w:rPr>
+              <w:t>KNS: KN giao tiếp: nói rõ ràng, biết lắng nghe, chờ đến lượt và tôn trọng ý kiến của bạn.</w:t>
+            </w:r>
+          </w:p>
         </w:tc>
         <w:tc>
           <w:tcPr>
@@ -2182,6 +2234,19 @@
               <w:t>NLS-AT: Không chép bài do AI viết để nộp; công cụ chỉ gợi ý ý tưởng.</w:t>
             </w:r>
           </w:p>
+          <w:p>
+            <w:pPr>
+              <w:spacing w:after="0"/>
+            </w:pPr>
+            <w:r>
+              <w:rPr>
+                <w:b w:val="0"/>
+                <w:i w:val="0"/>
+                <w:sz w:val="18"/>
+              </w:rPr>
+              <w:t>KNS: KN giao tiếp: nói rõ ràng, biết lắng nghe, chờ đến lượt và tôn trọng ý kiến của bạn.</w:t>
+            </w:r>
+          </w:p>
         </w:tc>
         <w:tc>
           <w:tcPr>
@@ -2704,6 +2769,7 @@
                 <w:i w:val="0"/>
                 <w:sz w:val="18"/>
               </w:rPr>
+              <w:t>KNS: KN giao tiếp: nói rõ ràng, biết lắng nghe, chờ đến lượt và tôn trọng ý kiến của bạn.</w:t>
             </w:r>
           </w:p>
         </w:tc>
@@ -3102,6 +3168,19 @@
               <w:t>NLS-AT: Đọc mở rộng; ghi tên sách/tác giả/nguồn, chia sẻ ngắn gọn, tôn trọng bản quyền.</w:t>
             </w:r>
           </w:p>
+          <w:p>
+            <w:pPr>
+              <w:spacing w:after="0"/>
+            </w:pPr>
+            <w:r>
+              <w:rPr>
+                <w:b w:val="0"/>
+                <w:i w:val="0"/>
+                <w:sz w:val="18"/>
+              </w:rPr>
+              <w:t>KNS: KN tự học: chọn sách phù hợp, kiên trì đọc và rút ra điều bổ ích cho bản thân.</w:t>
+            </w:r>
+          </w:p>
         </w:tc>
         <w:tc>
           <w:tcPr>
@@ -3229,6 +3308,7 @@
                 <w:i w:val="0"/>
                 <w:sz w:val="18"/>
               </w:rPr>
+              <w:t>KNS: KN tự học: chọn sách phù hợp, kiên trì đọc và rút ra điều bổ ích cho bản thân.</w:t>
             </w:r>
           </w:p>
         </w:tc>
@@ -4266,6 +4346,19 @@
               <w:t>NLS-KT: Quan sát phong cảnh qua ảnh/video/bản đồ số có nguồn rõ ràng; ghi ý bằng từ ngữ của học sinh.</w:t>
             </w:r>
           </w:p>
+          <w:p>
+            <w:pPr>
+              <w:spacing w:after="0"/>
+            </w:pPr>
+            <w:r>
+              <w:rPr>
+                <w:b w:val="0"/>
+                <w:i w:val="0"/>
+                <w:sz w:val="18"/>
+              </w:rPr>
+              <w:t>KNS: KN trình bày suy nghĩ, bày tỏ cảm xúc của bản thân bằng lời lẽ phù hợp.</w:t>
+            </w:r>
+          </w:p>
         </w:tc>
         <w:tc>
           <w:tcPr>
@@ -4521,6 +4614,19 @@
               <w:t>NLS-KT: Quan sát phong cảnh qua ảnh/video/bản đồ số có nguồn rõ ràng; ghi ý bằng từ ngữ của học sinh.</w:t>
             </w:r>
           </w:p>
+          <w:p>
+            <w:pPr>
+              <w:spacing w:after="0"/>
+            </w:pPr>
+            <w:r>
+              <w:rPr>
+                <w:b w:val="0"/>
+                <w:i w:val="0"/>
+                <w:sz w:val="18"/>
+              </w:rPr>
+              <w:t>KNS: KN trình bày suy nghĩ, bày tỏ cảm xúc của bản thân bằng lời lẽ phù hợp.</w:t>
+            </w:r>
+          </w:p>
         </w:tc>
         <w:tc>
           <w:tcPr>
@@ -4662,6 +4768,19 @@
               <w:t>NLS-AT: Đọc mở rộng về thiên nhiên; chọn tranh/ảnh/tư liệu có nguồn rõ ràng.</w:t>
             </w:r>
           </w:p>
+          <w:p>
+            <w:pPr>
+              <w:spacing w:after="0"/>
+            </w:pPr>
+            <w:r>
+              <w:rPr>
+                <w:b w:val="0"/>
+                <w:i w:val="0"/>
+                <w:sz w:val="18"/>
+              </w:rPr>
+              <w:t>KNS: KN tự học: chọn sách phù hợp, kiên trì đọc và rút ra điều bổ ích cho bản thân.</w:t>
+            </w:r>
+          </w:p>
         </w:tc>
         <w:tc>
           <w:tcPr>
@@ -5170,6 +5289,7 @@
                 <w:i w:val="0"/>
                 <w:sz w:val="18"/>
               </w:rPr>
+              <w:t>QPAN: Liên hệ chủ quyền, quyền chủ quyền biển, đảo Việt Nam và gương dũng cảm cứu hộ, cứu nạn của cán bộ, chiến sĩ; HS nêu được biển, đảo là một phần lãnh thổ thiêng liêng của Tổ quốc.</w:t>
             </w:r>
           </w:p>
         </w:tc>
@@ -6077,6 +6197,7 @@
                 <w:i w:val="0"/>
                 <w:sz w:val="18"/>
               </w:rPr>
+              <w:t>KNS: KN trình bày suy nghĩ, bày tỏ cảm xúc của bản thân bằng lời lẽ phù hợp.</w:t>
             </w:r>
           </w:p>
         </w:tc>
@@ -6207,6 +6328,19 @@
               <w:t>NLS-KT: Đọc mở rộng chủ đề thiên nhiên; ghi lại thông tin mới và nguồn tham khảo.</w:t>
             </w:r>
           </w:p>
+          <w:p>
+            <w:pPr>
+              <w:spacing w:after="0"/>
+            </w:pPr>
+            <w:r>
+              <w:rPr>
+                <w:b w:val="0"/>
+                <w:i w:val="0"/>
+                <w:sz w:val="18"/>
+              </w:rPr>
+              <w:t>KNS: KN tự học: chọn sách phù hợp, kiên trì đọc và rút ra điều bổ ích cho bản thân.</w:t>
+            </w:r>
+          </w:p>
         </w:tc>
         <w:tc>
           <w:tcPr>
@@ -6604,6 +6738,19 @@
               <w:t>AI-NB: Có thể dùng công cụ kiểm tra chính tả; học sinh tự viết, không để AI viết thay (trung thực học tập).</w:t>
             </w:r>
           </w:p>
+          <w:p>
+            <w:pPr>
+              <w:spacing w:after="0"/>
+            </w:pPr>
+            <w:r>
+              <w:rPr>
+                <w:b w:val="0"/>
+                <w:i w:val="0"/>
+                <w:sz w:val="18"/>
+              </w:rPr>
+              <w:t>KNS: KN trình bày suy nghĩ, bày tỏ cảm xúc của bản thân bằng lời lẽ phù hợp.</w:t>
+            </w:r>
+          </w:p>
         </w:tc>
         <w:tc>
           <w:tcPr>
@@ -8055,6 +8202,7 @@
                 <w:i w:val="0"/>
                 <w:sz w:val="18"/>
               </w:rPr>
+              <w:t>KNS: KN trình bày suy nghĩ, bày tỏ cảm xúc của bản thân bằng lời lẽ phù hợp.</w:t>
             </w:r>
           </w:p>
         </w:tc>
@@ -8452,6 +8600,19 @@
               <w:t>NLS-AT: Đọc mở rộng; lập phiếu đọc sách, ghi nguồn, không sao chép nhận xét mẫu.</w:t>
             </w:r>
           </w:p>
+          <w:p>
+            <w:pPr>
+              <w:spacing w:after="0"/>
+            </w:pPr>
+            <w:r>
+              <w:rPr>
+                <w:b w:val="0"/>
+                <w:i w:val="0"/>
+                <w:sz w:val="18"/>
+              </w:rPr>
+              <w:t>KNS: KN tự học: chọn sách phù hợp, kiên trì đọc và rút ra điều bổ ích cho bản thân.</w:t>
+            </w:r>
+          </w:p>
         </w:tc>
         <w:tc>
           <w:tcPr>
@@ -8834,6 +8995,7 @@
                 <w:i w:val="0"/>
                 <w:sz w:val="18"/>
               </w:rPr>
+              <w:t>KNS: KN trình bày suy nghĩ, bày tỏ cảm xúc của bản thân bằng lời lẽ phù hợp.</w:t>
             </w:r>
           </w:p>
         </w:tc>
@@ -9613,6 +9775,7 @@
                 <w:i w:val="0"/>
                 <w:sz w:val="18"/>
               </w:rPr>
+              <w:t>KNS: KN trình bày suy nghĩ, bày tỏ cảm xúc của bản thân bằng lời lẽ phù hợp.</w:t>
             </w:r>
           </w:p>
         </w:tc>
@@ -10010,6 +10173,19 @@
               <w:t>NLS-AT: Đọc mở rộng; ghi tên sách/nguồn và nêu cảm nhận riêng.</w:t>
             </w:r>
           </w:p>
+          <w:p>
+            <w:pPr>
+              <w:spacing w:after="0"/>
+            </w:pPr>
+            <w:r>
+              <w:rPr>
+                <w:b w:val="0"/>
+                <w:i w:val="0"/>
+                <w:sz w:val="18"/>
+              </w:rPr>
+              <w:t>KNS: KN tự học: chọn sách phù hợp, kiên trì đọc và rút ra điều bổ ích cho bản thân.</w:t>
+            </w:r>
+          </w:p>
         </w:tc>
         <w:tc>
           <w:tcPr>
@@ -10392,6 +10568,7 @@
                 <w:i w:val="0"/>
                 <w:sz w:val="18"/>
               </w:rPr>
+              <w:t>KNS: KN trình bày suy nghĩ, bày tỏ cảm xúc của bản thân bằng lời lẽ phù hợp.</w:t>
             </w:r>
           </w:p>
         </w:tc>
@@ -11157,6 +11334,7 @@
                 <w:i w:val="0"/>
                 <w:sz w:val="18"/>
               </w:rPr>
+              <w:t>KNS: KN trình bày suy nghĩ, bày tỏ cảm xúc của bản thân bằng lời lẽ phù hợp.</w:t>
             </w:r>
           </w:p>
         </w:tc>
@@ -11555,6 +11733,19 @@
               <w:t>NLS-AT: Đọc mở rộng về nghệ thuật; tôn trọng bản quyền tranh/ảnh/video.</w:t>
             </w:r>
           </w:p>
+          <w:p>
+            <w:pPr>
+              <w:spacing w:after="0"/>
+            </w:pPr>
+            <w:r>
+              <w:rPr>
+                <w:b w:val="0"/>
+                <w:i w:val="0"/>
+                <w:sz w:val="18"/>
+              </w:rPr>
+              <w:t>KNS: KN tự học: chọn sách phù hợp, kiên trì đọc và rút ra điều bổ ích cho bản thân.</w:t>
+            </w:r>
+          </w:p>
         </w:tc>
         <w:tc>
           <w:tcPr>
@@ -11936,6 +12127,7 @@
                 <w:i w:val="0"/>
                 <w:sz w:val="18"/>
               </w:rPr>
+              <w:t>KNS: KN trình bày suy nghĩ, bày tỏ cảm xúc của bản thân bằng lời lẽ phù hợp.</w:t>
             </w:r>
           </w:p>
         </w:tc>
@@ -12731,6 +12923,19 @@
               <w:t>NLS-ST: Khi tìm hiểu nhân vật phim hoạt hình, có thể dùng tranh/ảnh minh họa; nhắc HS tôn trọng bản quyền.</w:t>
             </w:r>
           </w:p>
+          <w:p>
+            <w:pPr>
+              <w:spacing w:after="0"/>
+            </w:pPr>
+            <w:r>
+              <w:rPr>
+                <w:b w:val="0"/>
+                <w:i w:val="0"/>
+                <w:sz w:val="18"/>
+              </w:rPr>
+              <w:t>KNS: KN trình bày suy nghĩ, bày tỏ cảm xúc của bản thân bằng lời lẽ phù hợp.</w:t>
+            </w:r>
+          </w:p>
         </w:tc>
         <w:tc>
           <w:tcPr>
@@ -13128,6 +13333,19 @@
               <w:t>NLS-AT: Đọc mở rộng; chú ý ghi nguồn và chọn nội dung phù hợp lứa tuổi.</w:t>
             </w:r>
           </w:p>
+          <w:p>
+            <w:pPr>
+              <w:spacing w:after="0"/>
+            </w:pPr>
+            <w:r>
+              <w:rPr>
+                <w:b w:val="0"/>
+                <w:i w:val="0"/>
+                <w:sz w:val="18"/>
+              </w:rPr>
+              <w:t>KNS: KN tự học: chọn sách phù hợp, kiên trì đọc và rút ra điều bổ ích cho bản thân.</w:t>
+            </w:r>
+          </w:p>
         </w:tc>
         <w:tc>
           <w:tcPr>
@@ -13255,6 +13473,7 @@
                 <w:i w:val="0"/>
                 <w:sz w:val="18"/>
               </w:rPr>
+              <w:t>KNS: KN tự học: chọn sách phù hợp, kiên trì đọc và rút ra điều bổ ích cho bản thân.</w:t>
             </w:r>
           </w:p>
         </w:tc>
@@ -13509,6 +13728,7 @@
                 <w:i w:val="0"/>
                 <w:sz w:val="18"/>
               </w:rPr>
+              <w:t>KNS: KN trình bày suy nghĩ, bày tỏ cảm xúc của bản thân bằng lời lẽ phù hợp.</w:t>
             </w:r>
           </w:p>
         </w:tc>
@@ -15000,6 +15220,19 @@
               <w:t>NLS-KT: Tìm hiểu cách tả người qua tư liệu/ảnh chân dung có nguồn; chọn chi tiết tiêu biểu.</w:t>
             </w:r>
           </w:p>
+          <w:p>
+            <w:pPr>
+              <w:spacing w:after="0"/>
+            </w:pPr>
+            <w:r>
+              <w:rPr>
+                <w:b w:val="0"/>
+                <w:i w:val="0"/>
+                <w:sz w:val="18"/>
+              </w:rPr>
+              <w:t>KNS: KN trình bày suy nghĩ, bày tỏ cảm xúc của bản thân bằng lời lẽ phù hợp.</w:t>
+            </w:r>
+          </w:p>
         </w:tc>
         <w:tc>
           <w:tcPr>
@@ -15395,6 +15628,19 @@
               <w:t>NLS-AT: Đọc mở rộng; ghi tên nguồn, chia sẻ cảm nhận riêng.</w:t>
             </w:r>
           </w:p>
+          <w:p>
+            <w:pPr>
+              <w:spacing w:after="0"/>
+            </w:pPr>
+            <w:r>
+              <w:rPr>
+                <w:b w:val="0"/>
+                <w:i w:val="0"/>
+                <w:sz w:val="18"/>
+              </w:rPr>
+              <w:t>KNS: KN tự học: chọn sách phù hợp, kiên trì đọc và rút ra điều bổ ích cho bản thân.</w:t>
+            </w:r>
+          </w:p>
         </w:tc>
         <w:tc>
           <w:tcPr>
@@ -15776,6 +16022,7 @@
                 <w:i w:val="0"/>
                 <w:sz w:val="18"/>
               </w:rPr>
+              <w:t>KNS: KN trình bày suy nghĩ, bày tỏ cảm xúc của bản thân bằng lời lẽ phù hợp.</w:t>
             </w:r>
           </w:p>
         </w:tc>
@@ -16555,6 +16802,7 @@
                 <w:i w:val="0"/>
                 <w:sz w:val="18"/>
               </w:rPr>
+              <w:t>KNS: KN trình bày suy nghĩ, bày tỏ cảm xúc của bản thân bằng lời lẽ phù hợp.</w:t>
             </w:r>
           </w:p>
         </w:tc>
@@ -16825,6 +17073,19 @@
               <w:t>AI-NB: Nhận biết công cụ gợi ý/kiểm tra chính tả có AI; học sinh tự viết, không để AI viết thay.</w:t>
             </w:r>
           </w:p>
+          <w:p>
+            <w:pPr>
+              <w:spacing w:after="0"/>
+            </w:pPr>
+            <w:r>
+              <w:rPr>
+                <w:b w:val="0"/>
+                <w:i w:val="0"/>
+                <w:sz w:val="18"/>
+              </w:rPr>
+              <w:t>KNS: KN trình bày suy nghĩ, bày tỏ cảm xúc của bản thân bằng lời lẽ phù hợp.</w:t>
+            </w:r>
+          </w:p>
         </w:tc>
         <w:tc>
           <w:tcPr>
@@ -16953,6 +17214,19 @@
               <w:t>NLS-KT: Đọc mở rộng chủ đề vẻ đẹp cuộc sống; chọn thông tin/tác phẩm phù hợp.</w:t>
             </w:r>
           </w:p>
+          <w:p>
+            <w:pPr>
+              <w:spacing w:after="0"/>
+            </w:pPr>
+            <w:r>
+              <w:rPr>
+                <w:b w:val="0"/>
+                <w:i w:val="0"/>
+                <w:sz w:val="18"/>
+              </w:rPr>
+              <w:t>KNS: KN tự học: chọn sách phù hợp, kiên trì đọc và rút ra điều bổ ích cho bản thân.</w:t>
+            </w:r>
+          </w:p>
         </w:tc>
         <w:tc>
           <w:tcPr>
@@ -17589,6 +17863,7 @@
                 <w:i w:val="0"/>
                 <w:sz w:val="18"/>
               </w:rPr>
+              <w:t>KNS: KN trình bày suy nghĩ, bày tỏ cảm xúc của bản thân bằng lời lẽ phù hợp.</w:t>
             </w:r>
           </w:p>
         </w:tc>
@@ -18127,6 +18402,7 @@
                 <w:i w:val="0"/>
                 <w:sz w:val="18"/>
               </w:rPr>
+              <w:t>KNS: KN trình bày suy nghĩ, bày tỏ cảm xúc của bản thân bằng lời lẽ phù hợp.</w:t>
             </w:r>
           </w:p>
         </w:tc>
@@ -18525,6 +18801,19 @@
               <w:t>NLS-AT: Đọc mở rộng chủ đề hương sắc trăm miền; ghi nguồn tư liệu địa phương.</w:t>
             </w:r>
           </w:p>
+          <w:p>
+            <w:pPr>
+              <w:spacing w:after="0"/>
+            </w:pPr>
+            <w:r>
+              <w:rPr>
+                <w:b w:val="0"/>
+                <w:i w:val="0"/>
+                <w:sz w:val="18"/>
+              </w:rPr>
+              <w:t>KNS: KN tự học: chọn sách phù hợp, kiên trì đọc và rút ra điều bổ ích cho bản thân.</w:t>
+            </w:r>
+          </w:p>
         </w:tc>
         <w:tc>
           <w:tcPr>
@@ -18906,6 +19195,7 @@
                 <w:i w:val="0"/>
                 <w:sz w:val="18"/>
               </w:rPr>
+              <w:t>KNS: KN trình bày suy nghĩ, bày tỏ cảm xúc của bản thân bằng lời lẽ phù hợp.</w:t>
             </w:r>
           </w:p>
         </w:tc>
@@ -20083,6 +20373,19 @@
               <w:t>NLS-AT: Đọc mở rộng; chọn nguồn đọc phù hợp, ghi nhận xét của cá nhân.</w:t>
             </w:r>
           </w:p>
+          <w:p>
+            <w:pPr>
+              <w:spacing w:after="0"/>
+            </w:pPr>
+            <w:r>
+              <w:rPr>
+                <w:b w:val="0"/>
+                <w:i w:val="0"/>
+                <w:sz w:val="18"/>
+              </w:rPr>
+              <w:t>KNS: KN tự học: chọn sách phù hợp, kiên trì đọc và rút ra điều bổ ích cho bản thân.</w:t>
+            </w:r>
+          </w:p>
         </w:tc>
         <w:tc>
           <w:tcPr>
@@ -21931,6 +22234,7 @@
                 <w:i w:val="0"/>
                 <w:sz w:val="18"/>
               </w:rPr>
+              <w:t>KNS: KN trình bày suy nghĩ, bày tỏ cảm xúc của bản thân bằng lời lẽ phù hợp.</w:t>
             </w:r>
           </w:p>
         </w:tc>
@@ -22328,6 +22632,19 @@
               <w:t>NLS-AT: Đọc mở rộng; ghi nguồn, tránh sao chép cảm nhận mẫu.</w:t>
             </w:r>
           </w:p>
+          <w:p>
+            <w:pPr>
+              <w:spacing w:after="0"/>
+            </w:pPr>
+            <w:r>
+              <w:rPr>
+                <w:b w:val="0"/>
+                <w:i w:val="0"/>
+                <w:sz w:val="18"/>
+              </w:rPr>
+              <w:t>KNS: KN tự học: chọn sách phù hợp, kiên trì đọc và rút ra điều bổ ích cho bản thân.</w:t>
+            </w:r>
+          </w:p>
         </w:tc>
         <w:tc>
           <w:tcPr>
@@ -22725,6 +23042,19 @@
               <w:t>NLS-ST: Ghi nhanh ý kiến bằng phiếu hoặc bảng nhóm.</w:t>
             </w:r>
           </w:p>
+          <w:p>
+            <w:pPr>
+              <w:spacing w:after="0"/>
+            </w:pPr>
+            <w:r>
+              <w:rPr>
+                <w:b w:val="0"/>
+                <w:i w:val="0"/>
+                <w:sz w:val="18"/>
+              </w:rPr>
+              <w:t>KNS: KN trình bày suy nghĩ, bày tỏ cảm xúc của bản thân bằng lời lẽ phù hợp.</w:t>
+            </w:r>
+          </w:p>
         </w:tc>
         <w:tc>
           <w:tcPr>
@@ -23237,6 +23567,19 @@
               <w:t>NLS-KT: Tìm hiểu về Anh hùng Lao động Trần Đại Nghĩa qua tư liệu số có hướng dẫn; ghi nguồn.</w:t>
             </w:r>
           </w:p>
+          <w:p>
+            <w:pPr>
+              <w:spacing w:after="0"/>
+            </w:pPr>
+            <w:r>
+              <w:rPr>
+                <w:b w:val="0"/>
+                <w:i w:val="0"/>
+                <w:sz w:val="18"/>
+              </w:rPr>
+              <w:t>QPAN: Kể về tấm gương anh hùng, liệt sĩ; giáo dục lòng biết ơn người có công với cách mạng và niềm tự hào về truyền thống dân tộc.</w:t>
+            </w:r>
+          </w:p>
         </w:tc>
         <w:tc>
           <w:tcPr>
@@ -23489,6 +23832,7 @@
                 <w:i w:val="0"/>
                 <w:sz w:val="18"/>
               </w:rPr>
+              <w:t>KNS: KN trình bày suy nghĩ, bày tỏ cảm xúc của bản thân bằng lời lẽ phù hợp.</w:t>
             </w:r>
           </w:p>
         </w:tc>
@@ -23616,6 +23960,7 @@
                 <w:i w:val="0"/>
                 <w:sz w:val="18"/>
               </w:rPr>
+              <w:t>QPAN: Giới thiệu chủ quyền, quyền chủ quyền biển, đảo Việt Nam và gương dũng cảm cứu hộ, cứu nạn của cán bộ, chiến sĩ; HS nói lời cảm ơn các chú bộ đội, chú công an.</w:t>
             </w:r>
           </w:p>
         </w:tc>
@@ -23743,6 +24088,7 @@
                 <w:i w:val="0"/>
                 <w:sz w:val="18"/>
               </w:rPr>
+              <w:t>KNS: KN trình bày suy nghĩ, bày tỏ cảm xúc của bản thân bằng lời lẽ phù hợp.</w:t>
             </w:r>
           </w:p>
         </w:tc>
@@ -23886,6 +24232,19 @@
               <w:t>NLS-AT: Đọc mở rộng; ưu tiên sách/tư liệu phù hợp, có nguồn rõ ràng.</w:t>
             </w:r>
           </w:p>
+          <w:p>
+            <w:pPr>
+              <w:spacing w:after="0"/>
+            </w:pPr>
+            <w:r>
+              <w:rPr>
+                <w:b w:val="0"/>
+                <w:i w:val="0"/>
+                <w:sz w:val="18"/>
+              </w:rPr>
+              <w:t>KNS: KN tự học: chọn sách phù hợp, kiên trì đọc và rút ra điều bổ ích cho bản thân.</w:t>
+            </w:r>
+          </w:p>
         </w:tc>
         <w:tc>
           <w:tcPr>
@@ -24393,6 +24752,7 @@
                 <w:i w:val="0"/>
                 <w:sz w:val="18"/>
               </w:rPr>
+              <w:t>QPAN: Bồi dưỡng tình yêu quê hương, đất nước; giới thiệu chủ quyền, quyền chủ quyền biển, đảo Việt Nam và gương dũng cảm cứu hộ, cứu nạn của cán bộ, chiến sĩ.</w:t>
             </w:r>
           </w:p>
         </w:tc>
@@ -24520,6 +24880,7 @@
                 <w:i w:val="0"/>
                 <w:sz w:val="18"/>
               </w:rPr>
+              <w:t>KNS: KN trình bày suy nghĩ, bày tỏ cảm xúc của bản thân bằng lời lẽ phù hợp.</w:t>
             </w:r>
           </w:p>
         </w:tc>
@@ -24663,6 +25024,19 @@
               <w:t>NLS-KT: Sử dụng bản đồ số/tranh ảnh để giới thiệu di tích; chú ý an toàn khi chia sẻ vị trí, hình ảnh.</w:t>
             </w:r>
           </w:p>
+          <w:p>
+            <w:pPr>
+              <w:spacing w:after="0"/>
+            </w:pPr>
+            <w:r>
+              <w:rPr>
+                <w:b w:val="0"/>
+                <w:i w:val="0"/>
+                <w:sz w:val="18"/>
+              </w:rPr>
+              <w:t>QPAN: Kể về tấm gương anh hùng, liệt sĩ; giáo dục lòng biết ơn người có công với cách mạng và niềm tự hào về truyền thống dân tộc.</w:t>
+            </w:r>
+          </w:p>
         </w:tc>
         <w:tc>
           <w:tcPr>
@@ -25300,6 +25674,7 @@
                 <w:i w:val="0"/>
                 <w:sz w:val="18"/>
               </w:rPr>
+              <w:t>KNS: KN trình bày suy nghĩ, bày tỏ cảm xúc của bản thân bằng lời lẽ phù hợp.</w:t>
             </w:r>
           </w:p>
         </w:tc>
@@ -25443,6 +25818,19 @@
               <w:t>NLS-AT: Đọc mở rộng chủ đề thế giới; tôn trọng bản quyền và nguồn tư liệu.</w:t>
             </w:r>
           </w:p>
+          <w:p>
+            <w:pPr>
+              <w:spacing w:after="0"/>
+            </w:pPr>
+            <w:r>
+              <w:rPr>
+                <w:b w:val="0"/>
+                <w:i w:val="0"/>
+                <w:sz w:val="18"/>
+              </w:rPr>
+              <w:t>KNS: KN tự học: chọn sách phù hợp, kiên trì đọc và rút ra điều bổ ích cho bản thân.</w:t>
+            </w:r>
+          </w:p>
         </w:tc>
         <w:tc>
           <w:tcPr>
@@ -25824,6 +26212,7 @@
                 <w:i w:val="0"/>
                 <w:sz w:val="18"/>
               </w:rPr>
+              <w:t>KNS: KN trình bày suy nghĩ, bày tỏ cảm xúc của bản thân bằng lời lẽ phù hợp.</w:t>
             </w:r>
           </w:p>
         </w:tc>
@@ -26634,6 +27023,19 @@
               <w:t>NLS-AT: Viết ý kiến phản đối hiện tượng lạm dụng thiết bị số; lập luận văn minh, có dẫn chứng phù hợp.</w:t>
             </w:r>
           </w:p>
+          <w:p>
+            <w:pPr>
+              <w:spacing w:after="0"/>
+            </w:pPr>
+            <w:r>
+              <w:rPr>
+                <w:b w:val="0"/>
+                <w:i w:val="0"/>
+                <w:sz w:val="18"/>
+              </w:rPr>
+              <w:t>KNS: KN trình bày suy nghĩ, bày tỏ cảm xúc của bản thân bằng lời lẽ phù hợp.</w:t>
+            </w:r>
+          </w:p>
         </w:tc>
         <w:tc>
           <w:tcPr>
@@ -27055,6 +27457,19 @@
                 <w:sz w:val="18"/>
               </w:rPr>
               <w:t>AI-NB: Đọc mở rộng về thành phố thông minh/công nghệ trong đời sống; ghi nguồn, trao đổi về sử dụng AI có trách nhiệm.</w:t>
+            </w:r>
+          </w:p>
+          <w:p>
+            <w:pPr>
+              <w:spacing w:after="0"/>
+            </w:pPr>
+            <w:r>
+              <w:rPr>
+                <w:b w:val="0"/>
+                <w:i w:val="0"/>
+                <w:sz w:val="18"/>
+              </w:rPr>
+              <w:t>KNS: KN tự học: chọn sách phù hợp, kiên trì đọc và rút ra điều bổ ích cho bản thân.</w:t>
             </w:r>
           </w:p>
         </w:tc>

--- a/assets/docs/lop5/Tieng Viet - Lop 5.docx
+++ b/assets/docs/lop5/Tieng Viet - Lop 5.docx
@@ -2515,6 +2515,33 @@
                 <w:i w:val="0"/>
                 <w:sz w:val="18"/>
               </w:rPr>
+              <w:t>NLS-KT (Cơ bản 2): Trước bài đọc “Tiếng hạt nảy mầm”, GV mở vài âm thanh quen thuộc cho HS đoán tên sự vật</w:t>
+            </w:r>
+          </w:p>
+          <w:p>
+            <w:pPr>
+              <w:spacing w:after="0"/>
+            </w:pPr>
+            <w:r>
+              <w:rPr>
+                <w:b w:val="0"/>
+                <w:i w:val="0"/>
+                <w:sz w:val="18"/>
+              </w:rPr>
+              <w:t>NLS-GT (Cơ bản 2): GV ghi âm lượt đọc diễn cảm từng khổ thơ của một vài HS rồi mở lại</w:t>
+            </w:r>
+          </w:p>
+          <w:p>
+            <w:pPr>
+              <w:spacing w:after="0"/>
+            </w:pPr>
+            <w:r>
+              <w:rPr>
+                <w:b w:val="0"/>
+                <w:i w:val="0"/>
+                <w:sz w:val="18"/>
+              </w:rPr>
+              <w:t>NLS-AT: GV hỏi ý kiến HS trước khi ghi âm, chỉ mở trong lớp rồi xoá sau tiết học</w:t>
             </w:r>
           </w:p>
         </w:tc>
@@ -2642,6 +2669,20 @@
                 <w:i w:val="0"/>
                 <w:sz w:val="18"/>
               </w:rPr>
+              <w:t>NLS-KT (Cơ bản 2): GV hướng dẫn HS dùng từ điển tiếng Việt điện tử tra nghĩa, tìm từ đồng nghĩa – trái nghĩa phục vụ nội dung “Tiếng hạt nảy mầm”</w:t>
+            </w:r>
+          </w:p>
+          <w:p>
+            <w:pPr>
+              <w:spacing w:after="0"/>
+            </w:pPr>
+            <w:r>
+              <w:rPr>
+                <w:b w:val="0"/>
+                <w:i w:val="0"/>
+                <w:sz w:val="18"/>
+              </w:rPr>
+              <w:t>NLS-AT: Từ điển điện tử chỉ để tham khảo, HS phải tự chọn nghĩa đúng văn cảnh</w:t>
             </w:r>
           </w:p>
         </w:tc>
@@ -2769,6 +2810,45 @@
                 <w:i w:val="0"/>
                 <w:sz w:val="18"/>
               </w:rPr>
+              <w:t>NLS-ST (Cơ bản 2): GV hướng dẫn HS gõ và trình bày bài “Tiếng hạt nảy mầm” trên phần mềm soạn thảo: chia đoạn, căn lề</w:t>
+            </w:r>
+          </w:p>
+          <w:p>
+            <w:pPr>
+              <w:spacing w:after="0"/>
+            </w:pPr>
+            <w:r>
+              <w:rPr>
+                <w:b w:val="0"/>
+                <w:i w:val="0"/>
+                <w:sz w:val="18"/>
+              </w:rPr>
+              <w:t>AI-NB (Cơ bản 2): GV cho HS xem một đoạn văn do công cụ trí tuệ nhân tạo viết về cùng đề tài và cùng nhận xét: đoạn ấy đúng ngữ pháp</w:t>
+            </w:r>
+          </w:p>
+          <w:p>
+            <w:pPr>
+              <w:spacing w:after="0"/>
+            </w:pPr>
+            <w:r>
+              <w:rPr>
+                <w:b w:val="0"/>
+                <w:i w:val="0"/>
+                <w:sz w:val="18"/>
+              </w:rPr>
+              <w:t>NLS-AT: Tuyệt đối không chép bài do trí tuệ nhân tạo viết để nộp</w:t>
+            </w:r>
+          </w:p>
+          <w:p>
+            <w:pPr>
+              <w:spacing w:after="0"/>
+            </w:pPr>
+            <w:r>
+              <w:rPr>
+                <w:b w:val="0"/>
+                <w:i w:val="0"/>
+                <w:sz w:val="18"/>
+              </w:rPr>
               <w:t>KNS: KN giao tiếp: nói rõ ràng, biết lắng nghe, chờ đến lượt và tôn trọng ý kiến của bạn.</w:t>
             </w:r>
           </w:p>
@@ -2897,6 +2977,33 @@
                 <w:i w:val="0"/>
                 <w:sz w:val="18"/>
               </w:rPr>
+              <w:t>NLS-KT (Cơ bản 2): Trước bài đọc “Ngôi sao sân cỏ”, GV chiếu ảnh vài môn thể thao và một đoạn phim ngắn về trận bóng của thiếu nhi</w:t>
+            </w:r>
+          </w:p>
+          <w:p>
+            <w:pPr>
+              <w:spacing w:after="0"/>
+            </w:pPr>
+            <w:r>
+              <w:rPr>
+                <w:b w:val="0"/>
+                <w:i w:val="0"/>
+                <w:sz w:val="18"/>
+              </w:rPr>
+              <w:t>NLS-GT (Cơ bản 2): GV ghi âm lượt đọc phân vai của các nhóm rồi mở lại cho cả lớp nghe; HS nhận xét theo tiêu chí đọc rõ, ngắt nghỉ đúng</w:t>
+            </w:r>
+          </w:p>
+          <w:p>
+            <w:pPr>
+              <w:spacing w:after="0"/>
+            </w:pPr>
+            <w:r>
+              <w:rPr>
+                <w:b w:val="0"/>
+                <w:i w:val="0"/>
+                <w:sz w:val="18"/>
+              </w:rPr>
+              <w:t>NLS-AT: GV hỏi ý kiến HS trước khi ghi âm và xoá sau tiết học</w:t>
             </w:r>
           </w:p>
         </w:tc>
@@ -3024,7 +3131,33 @@
                 <w:i w:val="0"/>
                 <w:sz w:val="18"/>
               </w:rPr>
-              <w:t>NLS-ST: Có thể lập bảng/bản nháp báo cáo công việc bằng công cụ số đơn giản dưới sự hướng dẫn của GV.</w:t>
+              <w:t>NLS-ST (Cơ bản 2): GV hướng dẫn HS gõ và trình bày bài “Ngôi sao sân cỏ” trên phần mềm soạn thảo: chia đoạn, căn lề</w:t>
+            </w:r>
+          </w:p>
+          <w:p>
+            <w:pPr>
+              <w:spacing w:after="0"/>
+            </w:pPr>
+            <w:r>
+              <w:rPr>
+                <w:b w:val="0"/>
+                <w:i w:val="0"/>
+                <w:sz w:val="18"/>
+              </w:rPr>
+              <w:t>AI-NB (Cơ bản 2): GV cho HS xem một đoạn văn do công cụ trí tuệ nhân tạo viết về cùng đề tài và cùng nhận xét: đoạn ấy đúng ngữ pháp</w:t>
+            </w:r>
+          </w:p>
+          <w:p>
+            <w:pPr>
+              <w:spacing w:after="0"/>
+            </w:pPr>
+            <w:r>
+              <w:rPr>
+                <w:b w:val="0"/>
+                <w:i w:val="0"/>
+                <w:sz w:val="18"/>
+              </w:rPr>
+              <w:t>NLS-AT: Tuyệt đối không chép bài do trí tuệ nhân tạo viết để nộp</w:t>
             </w:r>
           </w:p>
         </w:tc>
@@ -3152,7 +3285,7 @@
                 <w:i w:val="0"/>
                 <w:sz w:val="18"/>
               </w:rPr>
-              <w:t>NLS-KT: Đọc mở rộng; ghi tên sách/tác giả/nguồn, chia sẻ ngắn gọn, tôn trọng bản quyền.</w:t>
+              <w:t>NLS-KT (Cơ bản 2): GV hướng dẫn HS tra tìm sách, truyện theo chủ điểm “Ngôi sao sân cỏ” trên thư viện số hoặc trang sách thiếu nhi mà GV đã chọn</w:t>
             </w:r>
           </w:p>
           <w:p>
@@ -3165,7 +3298,20 @@
                 <w:i w:val="0"/>
                 <w:sz w:val="18"/>
               </w:rPr>
-              <w:t>NLS-AT: Đọc mở rộng; ghi tên sách/tác giả/nguồn, chia sẻ ngắn gọn, tôn trọng bản quyền.</w:t>
+              <w:t>NLS-ST (Cơ bản 2): HS chụp bìa cuốn sách mình đọc, dựng một trang trình chiếu ngắn có ảnh kèm vài dòng cảm nhận để giới thiệu với cả lớp.</w:t>
+            </w:r>
+          </w:p>
+          <w:p>
+            <w:pPr>
+              <w:spacing w:after="0"/>
+            </w:pPr>
+            <w:r>
+              <w:rPr>
+                <w:b w:val="0"/>
+                <w:i w:val="0"/>
+                <w:sz w:val="18"/>
+              </w:rPr>
+              <w:t>NLS-AT: Chỉ truy cập trang GV chỉ định; không tải sách từ nguồn lạ</w:t>
             </w:r>
           </w:p>
           <w:p>

--- a/assets/docs/lop5/Tieng Viet - Lop 5.docx
+++ b/assets/docs/lop5/Tieng Viet - Lop 5.docx
@@ -791,20 +791,6 @@
                 <w:i w:val="0"/>
                 <w:sz w:val="18"/>
               </w:rPr>
-              <w:t>NLS-KT (Cơ bản 2): GV chiếu đoạn văn bài Luyện từ và câu; HS tô màu danh từ, động từ, tính từ bằng chức năng tìm kiếm, tra từ điển điện tử</w:t>
-            </w:r>
-          </w:p>
-          <w:p>
-            <w:pPr>
-              <w:spacing w:after="0"/>
-            </w:pPr>
-            <w:r>
-              <w:rPr>
-                <w:b w:val="0"/>
-                <w:i w:val="0"/>
-                <w:sz w:val="18"/>
-              </w:rPr>
-              <w:t>NLS-AT: Từ điển điện tử chỉ tham khảo, HS tự chọn nghĩa đúng văn cảnh.</w:t>
             </w:r>
           </w:p>
         </w:tc>
@@ -932,45 +918,6 @@
                 <w:i w:val="0"/>
                 <w:sz w:val="18"/>
               </w:rPr>
-              <w:t>NLS-ST (Cơ bản 2): GV chiếu bài văn và hai chi tiết kể sáng tạo A, B SGK, tô màu lời thoại thêm vào; HS gõ thử một chi tiết sáng tạo</w:t>
-            </w:r>
-          </w:p>
-          <w:p>
-            <w:pPr>
-              <w:spacing w:after="0"/>
-            </w:pPr>
-            <w:r>
-              <w:rPr>
-                <w:b w:val="0"/>
-                <w:i w:val="0"/>
-                <w:sz w:val="18"/>
-              </w:rPr>
-              <w:t>AI-NB (Cơ bản 2, QĐ 2422: 5.A2.1): GV dùng AI viết đoạn kể sáng tạo cho cùng câu chuyện, chiếu để HS nhận xét chi tiết có hợp truyện gốc, có cảm xúc không</w:t>
-            </w:r>
-          </w:p>
-          <w:p>
-            <w:pPr>
-              <w:spacing w:after="0"/>
-            </w:pPr>
-            <w:r>
-              <w:rPr>
-                <w:b w:val="0"/>
-                <w:i w:val="0"/>
-                <w:sz w:val="18"/>
-              </w:rPr>
-              <w:t>NLS-AT: Không chép bài do AI viết để nộp; công cụ chỉ gợi ý ý tưởng.</w:t>
-            </w:r>
-          </w:p>
-          <w:p>
-            <w:pPr>
-              <w:spacing w:after="0"/>
-            </w:pPr>
-            <w:r>
-              <w:rPr>
-                <w:b w:val="0"/>
-                <w:i w:val="0"/>
-                <w:sz w:val="18"/>
-              </w:rPr>
               <w:t>KNS: KN giao tiếp: nói rõ ràng, biết lắng nghe, chờ đến lượt và tôn trọng ý kiến của bạn.</w:t>
             </w:r>
           </w:p>
@@ -1253,45 +1200,6 @@
                 <w:i w:val="0"/>
                 <w:sz w:val="18"/>
               </w:rPr>
-              <w:t>NLS-ST (Cơ bản 2): GV chiếu đoạn văn bài tập 1, tô màu từ xưng hô tôi, mình và câu bộc lộ suy nghĩ; HS gõ thử câu mở bài trên máy</w:t>
-            </w:r>
-          </w:p>
-          <w:p>
-            <w:pPr>
-              <w:spacing w:after="0"/>
-            </w:pPr>
-            <w:r>
-              <w:rPr>
-                <w:b w:val="0"/>
-                <w:i w:val="0"/>
-                <w:sz w:val="18"/>
-              </w:rPr>
-              <w:t>AI-NB (Cơ bản 2, QĐ 2422: 5.A1.2): GV nhờ AI viết đoạn văn đóng vai nhân vật kể cùng câu chuyện; HS soi xưng hô có nhất quán, chi tiết đúng truyện gốc không</w:t>
-            </w:r>
-          </w:p>
-          <w:p>
-            <w:pPr>
-              <w:spacing w:after="0"/>
-            </w:pPr>
-            <w:r>
-              <w:rPr>
-                <w:b w:val="0"/>
-                <w:i w:val="0"/>
-                <w:sz w:val="18"/>
-              </w:rPr>
-              <w:t>NLS-AT: Không chép bài do AI viết để nộp; công cụ chỉ gợi ý ý tưởng.</w:t>
-            </w:r>
-          </w:p>
-          <w:p>
-            <w:pPr>
-              <w:spacing w:after="0"/>
-            </w:pPr>
-            <w:r>
-              <w:rPr>
-                <w:b w:val="0"/>
-                <w:i w:val="0"/>
-                <w:sz w:val="18"/>
-              </w:rPr>
               <w:t>KNS: KN giao tiếp: nói rõ ràng, biết lắng nghe, chờ đến lượt và tôn trọng ý kiến của bạn.</w:t>
             </w:r>
           </w:p>
@@ -1420,45 +1328,6 @@
                 <w:i w:val="0"/>
                 <w:sz w:val="18"/>
               </w:rPr>
-              <w:t>NLS-KT (Cơ bản 2): GV dạy HS tìm truyện về tuổi thơ trong thư viện số GV chọn trước: gõ từ khoá, đọc giới thiệu, mục lục để chọn truyện</w:t>
-            </w:r>
-          </w:p>
-          <w:p>
-            <w:pPr>
-              <w:spacing w:after="0"/>
-            </w:pPr>
-            <w:r>
-              <w:rPr>
-                <w:b w:val="0"/>
-                <w:i w:val="0"/>
-                <w:sz w:val="18"/>
-              </w:rPr>
-              <w:t>NLS-ST (Cơ bản 2): HS điền phiếu đọc sách theo mẫu SGK: tên truyện, tác giả, chi tiết em thích; GV chụp ảnh phiếu, bìa truyện chiếu lên để HS giới thiệu</w:t>
-            </w:r>
-          </w:p>
-          <w:p>
-            <w:pPr>
-              <w:spacing w:after="0"/>
-            </w:pPr>
-            <w:r>
-              <w:rPr>
-                <w:b w:val="0"/>
-                <w:i w:val="0"/>
-                <w:sz w:val="18"/>
-              </w:rPr>
-              <w:t>NLS-AT: Chỉ truy cập trang GV chỉ định; gặp nội dung không phù hợp thì báo thầy cô.</w:t>
-            </w:r>
-          </w:p>
-          <w:p>
-            <w:pPr>
-              <w:spacing w:after="0"/>
-            </w:pPr>
-            <w:r>
-              <w:rPr>
-                <w:b w:val="0"/>
-                <w:i w:val="0"/>
-                <w:sz w:val="18"/>
-              </w:rPr>
               <w:t>KNS: KN tự học: chọn sách phù hợp, kiên trì đọc và rút ra điều bổ ích cho bản thân.</w:t>
             </w:r>
           </w:p>
@@ -1743,20 +1612,6 @@
                 <w:i w:val="0"/>
                 <w:sz w:val="18"/>
               </w:rPr>
-              <w:t>NLS-KT (Cơ bản 2): GV chiếu câu bài tập 1, tô đậm từ vậy, thế, kẻ mũi tên nối về từ được thay thế; HS làm bài tương tác chọn đại từ</w:t>
-            </w:r>
-          </w:p>
-          <w:p>
-            <w:pPr>
-              <w:spacing w:after="0"/>
-            </w:pPr>
-            <w:r>
-              <w:rPr>
-                <w:b w:val="0"/>
-                <w:i w:val="0"/>
-                <w:sz w:val="18"/>
-              </w:rPr>
-              <w:t>NLS-AT: Từ điển điện tử chỉ tham khảo, HS tự chọn nghĩa đúng văn cảnh.</w:t>
             </w:r>
           </w:p>
         </w:tc>
@@ -1884,45 +1739,6 @@
                 <w:i w:val="0"/>
                 <w:sz w:val="18"/>
               </w:rPr>
-              <w:t>NLS-ST (Cơ bản 2): GV chiếu khung dàn ý ba phần theo gợi ý SGK; vài HS gõ dàn ý vào khung trên máy, đánh dấu chỗ thêm lời thoại</w:t>
-            </w:r>
-          </w:p>
-          <w:p>
-            <w:pPr>
-              <w:spacing w:after="0"/>
-            </w:pPr>
-            <w:r>
-              <w:rPr>
-                <w:b w:val="0"/>
-                <w:i w:val="0"/>
-                <w:sz w:val="18"/>
-              </w:rPr>
-              <w:t>AI-NB (Cơ bản 2, QĐ 2422: 5.A3.2): GV nhờ AI gợi ý vài chi tiết sáng tạo cho một câu chuyện quen thuộc rồi chiếu; HS nhận xét chi tiết nào hợp, nào lạc</w:t>
-            </w:r>
-          </w:p>
-          <w:p>
-            <w:pPr>
-              <w:spacing w:after="0"/>
-            </w:pPr>
-            <w:r>
-              <w:rPr>
-                <w:b w:val="0"/>
-                <w:i w:val="0"/>
-                <w:sz w:val="18"/>
-              </w:rPr>
-              <w:t>NLS-AT: Không chép bài do AI viết để nộp; công cụ chỉ gợi ý ý tưởng.</w:t>
-            </w:r>
-          </w:p>
-          <w:p>
-            <w:pPr>
-              <w:spacing w:after="0"/>
-            </w:pPr>
-            <w:r>
-              <w:rPr>
-                <w:b w:val="0"/>
-                <w:i w:val="0"/>
-                <w:sz w:val="18"/>
-              </w:rPr>
               <w:t>KNS: KN giao tiếp: nói rõ ràng, biết lắng nghe, chờ đến lượt và tôn trọng ý kiến của bạn.</w:t>
             </w:r>
           </w:p>
@@ -2205,45 +2021,6 @@
                 <w:i w:val="0"/>
                 <w:sz w:val="18"/>
               </w:rPr>
-              <w:t>NLS-ST (Cơ bản 2): HS viết bài văn kể chuyện sáng tạo theo dàn ý; GV chụp bài của vài HS chiếu lên, lớp góp ý chi tiết tưởng tượng</w:t>
-            </w:r>
-          </w:p>
-          <w:p>
-            <w:pPr>
-              <w:spacing w:after="0"/>
-            </w:pPr>
-            <w:r>
-              <w:rPr>
-                <w:b w:val="0"/>
-                <w:i w:val="0"/>
-                <w:sz w:val="18"/>
-              </w:rPr>
-              <w:t>AI-NB (Cơ bản 2, QĐ 2422: 5.A2.1): GV dùng AI viết đoạn có chi tiết tưởng tượng cho cùng đề, chiếu để HS so với bài mình: có cảm xúc không</w:t>
-            </w:r>
-          </w:p>
-          <w:p>
-            <w:pPr>
-              <w:spacing w:after="0"/>
-            </w:pPr>
-            <w:r>
-              <w:rPr>
-                <w:b w:val="0"/>
-                <w:i w:val="0"/>
-                <w:sz w:val="18"/>
-              </w:rPr>
-              <w:t>NLS-AT: Không chép bài do AI viết để nộp; công cụ chỉ gợi ý ý tưởng.</w:t>
-            </w:r>
-          </w:p>
-          <w:p>
-            <w:pPr>
-              <w:spacing w:after="0"/>
-            </w:pPr>
-            <w:r>
-              <w:rPr>
-                <w:b w:val="0"/>
-                <w:i w:val="0"/>
-                <w:sz w:val="18"/>
-              </w:rPr>
               <w:t>KNS: KN giao tiếp: nói rõ ràng, biết lắng nghe, chờ đến lượt và tôn trọng ý kiến của bạn.</w:t>
             </w:r>
           </w:p>
@@ -2372,20 +2149,6 @@
                 <w:i w:val="0"/>
                 <w:sz w:val="18"/>
               </w:rPr>
-              <w:t>NLS-ST (Cơ bản 2): HS trình bày ý kiến về chi tiết thú vị trong truyện, GV quay bằng điện thoại; HS xem lại, nhận ra chỗ nói nhanh, nói nhỏ</w:t>
-            </w:r>
-          </w:p>
-          <w:p>
-            <w:pPr>
-              <w:spacing w:after="0"/>
-            </w:pPr>
-            <w:r>
-              <w:rPr>
-                <w:b w:val="0"/>
-                <w:i w:val="0"/>
-                <w:sz w:val="18"/>
-              </w:rPr>
-              <w:t>NLS-AT: Xin phép bạn trước khi ghi hình; không đăng file ghi hình bạn lên mạng.</w:t>
             </w:r>
           </w:p>
         </w:tc>
@@ -2669,20 +2432,6 @@
                 <w:i w:val="0"/>
                 <w:sz w:val="18"/>
               </w:rPr>
-              <w:t>NLS-KT (Cơ bản 2): GV hướng dẫn HS dùng từ điển tiếng Việt điện tử tra nghĩa, tìm từ đồng nghĩa – trái nghĩa phục vụ nội dung “Tiếng hạt nảy mầm”</w:t>
-            </w:r>
-          </w:p>
-          <w:p>
-            <w:pPr>
-              <w:spacing w:after="0"/>
-            </w:pPr>
-            <w:r>
-              <w:rPr>
-                <w:b w:val="0"/>
-                <w:i w:val="0"/>
-                <w:sz w:val="18"/>
-              </w:rPr>
-              <w:t>NLS-AT: Từ điển điện tử chỉ để tham khảo, HS phải tự chọn nghĩa đúng văn cảnh</w:t>
             </w:r>
           </w:p>
         </w:tc>
@@ -2810,45 +2559,6 @@
                 <w:i w:val="0"/>
                 <w:sz w:val="18"/>
               </w:rPr>
-              <w:t>NLS-ST (Cơ bản 2): GV hướng dẫn HS gõ và trình bày bài “Tiếng hạt nảy mầm” trên phần mềm soạn thảo: chia đoạn, căn lề</w:t>
-            </w:r>
-          </w:p>
-          <w:p>
-            <w:pPr>
-              <w:spacing w:after="0"/>
-            </w:pPr>
-            <w:r>
-              <w:rPr>
-                <w:b w:val="0"/>
-                <w:i w:val="0"/>
-                <w:sz w:val="18"/>
-              </w:rPr>
-              <w:t>AI-NB (Cơ bản 2): GV cho HS xem một đoạn văn do công cụ trí tuệ nhân tạo viết về cùng đề tài và cùng nhận xét: đoạn ấy đúng ngữ pháp</w:t>
-            </w:r>
-          </w:p>
-          <w:p>
-            <w:pPr>
-              <w:spacing w:after="0"/>
-            </w:pPr>
-            <w:r>
-              <w:rPr>
-                <w:b w:val="0"/>
-                <w:i w:val="0"/>
-                <w:sz w:val="18"/>
-              </w:rPr>
-              <w:t>NLS-AT: Tuyệt đối không chép bài do trí tuệ nhân tạo viết để nộp</w:t>
-            </w:r>
-          </w:p>
-          <w:p>
-            <w:pPr>
-              <w:spacing w:after="0"/>
-            </w:pPr>
-            <w:r>
-              <w:rPr>
-                <w:b w:val="0"/>
-                <w:i w:val="0"/>
-                <w:sz w:val="18"/>
-              </w:rPr>
               <w:t>KNS: KN giao tiếp: nói rõ ràng, biết lắng nghe, chờ đến lượt và tôn trọng ý kiến của bạn.</w:t>
             </w:r>
           </w:p>
@@ -3131,33 +2841,6 @@
                 <w:i w:val="0"/>
                 <w:sz w:val="18"/>
               </w:rPr>
-              <w:t>NLS-ST (Cơ bản 2): GV hướng dẫn HS gõ và trình bày bài “Ngôi sao sân cỏ” trên phần mềm soạn thảo: chia đoạn, căn lề</w:t>
-            </w:r>
-          </w:p>
-          <w:p>
-            <w:pPr>
-              <w:spacing w:after="0"/>
-            </w:pPr>
-            <w:r>
-              <w:rPr>
-                <w:b w:val="0"/>
-                <w:i w:val="0"/>
-                <w:sz w:val="18"/>
-              </w:rPr>
-              <w:t>AI-NB (Cơ bản 2): GV cho HS xem một đoạn văn do công cụ trí tuệ nhân tạo viết về cùng đề tài và cùng nhận xét: đoạn ấy đúng ngữ pháp</w:t>
-            </w:r>
-          </w:p>
-          <w:p>
-            <w:pPr>
-              <w:spacing w:after="0"/>
-            </w:pPr>
-            <w:r>
-              <w:rPr>
-                <w:b w:val="0"/>
-                <w:i w:val="0"/>
-                <w:sz w:val="18"/>
-              </w:rPr>
-              <w:t>NLS-AT: Tuyệt đối không chép bài do trí tuệ nhân tạo viết để nộp</w:t>
             </w:r>
           </w:p>
         </w:tc>
@@ -3285,45 +2968,6 @@
                 <w:i w:val="0"/>
                 <w:sz w:val="18"/>
               </w:rPr>
-              <w:t>NLS-KT (Cơ bản 2): GV hướng dẫn HS tra tìm sách, truyện theo chủ điểm “Ngôi sao sân cỏ” trên thư viện số hoặc trang sách thiếu nhi mà GV đã chọn</w:t>
-            </w:r>
-          </w:p>
-          <w:p>
-            <w:pPr>
-              <w:spacing w:after="0"/>
-            </w:pPr>
-            <w:r>
-              <w:rPr>
-                <w:b w:val="0"/>
-                <w:i w:val="0"/>
-                <w:sz w:val="18"/>
-              </w:rPr>
-              <w:t>NLS-ST (Cơ bản 2): HS chụp bìa cuốn sách mình đọc, dựng một trang trình chiếu ngắn có ảnh kèm vài dòng cảm nhận để giới thiệu với cả lớp.</w:t>
-            </w:r>
-          </w:p>
-          <w:p>
-            <w:pPr>
-              <w:spacing w:after="0"/>
-            </w:pPr>
-            <w:r>
-              <w:rPr>
-                <w:b w:val="0"/>
-                <w:i w:val="0"/>
-                <w:sz w:val="18"/>
-              </w:rPr>
-              <w:t>NLS-AT: Chỉ truy cập trang GV chỉ định; không tải sách từ nguồn lạ</w:t>
-            </w:r>
-          </w:p>
-          <w:p>
-            <w:pPr>
-              <w:spacing w:after="0"/>
-            </w:pPr>
-            <w:r>
-              <w:rPr>
-                <w:b w:val="0"/>
-                <w:i w:val="0"/>
-                <w:sz w:val="18"/>
-              </w:rPr>
               <w:t>KNS: KN tự học: chọn sách phù hợp, kiên trì đọc và rút ra điều bổ ích cho bản thân.</w:t>
             </w:r>
           </w:p>
@@ -3709,7 +3353,6 @@
                 <w:i w:val="0"/>
                 <w:sz w:val="18"/>
               </w:rPr>
-              <w:t>NLS-ST: Viết báo cáo công việc theo mẫu bảng; khuyến khích trình bày rõ nhiệm vụ, thời gian, kết quả.</w:t>
             </w:r>
           </w:p>
         </w:tc>
@@ -3964,20 +3607,6 @@
                 <w:i w:val="0"/>
                 <w:sz w:val="18"/>
               </w:rPr>
-              <w:t>NLS-ST: Chỉnh sửa báo cáo theo góp ý; có thể phản hồi trên phiếu/bảng chia sẻ nhóm.</w:t>
-            </w:r>
-          </w:p>
-          <w:p>
-            <w:pPr>
-              <w:spacing w:after="0"/>
-            </w:pPr>
-            <w:r>
-              <w:rPr>
-                <w:b w:val="0"/>
-                <w:i w:val="0"/>
-                <w:sz w:val="18"/>
-              </w:rPr>
-              <w:t>NLS-GT: Chỉnh sửa báo cáo theo góp ý; có thể phản hồi trên phiếu/bảng chia sẻ nhóm.</w:t>
             </w:r>
           </w:p>
         </w:tc>
@@ -4105,7 +3734,6 @@
                 <w:i w:val="0"/>
                 <w:sz w:val="18"/>
               </w:rPr>
-              <w:t>NLS-GT: Nói và nghe; rèn cách chia sẻ địa điểm vui chơi an toàn, không công khai thông tin cá nhân.</w:t>
             </w:r>
           </w:p>
         </w:tc>
@@ -4489,19 +4117,6 @@
                 <w:i w:val="0"/>
                 <w:sz w:val="18"/>
               </w:rPr>
-              <w:t>NLS-KT: Quan sát phong cảnh qua ảnh/video/bản đồ số có nguồn rõ ràng; ghi ý bằng từ ngữ của học sinh.</w:t>
-            </w:r>
-          </w:p>
-          <w:p>
-            <w:pPr>
-              <w:spacing w:after="0"/>
-            </w:pPr>
-            <w:r>
-              <w:rPr>
-                <w:b w:val="0"/>
-                <w:i w:val="0"/>
-                <w:sz w:val="18"/>
-              </w:rPr>
               <w:t>KNS: KN trình bày suy nghĩ, bày tỏ cảm xúc của bản thân bằng lời lẽ phù hợp.</w:t>
             </w:r>
           </w:p>
@@ -4757,19 +4372,6 @@
                 <w:i w:val="0"/>
                 <w:sz w:val="18"/>
               </w:rPr>
-              <w:t>NLS-KT: Quan sát phong cảnh qua ảnh/video/bản đồ số có nguồn rõ ràng; ghi ý bằng từ ngữ của học sinh.</w:t>
-            </w:r>
-          </w:p>
-          <w:p>
-            <w:pPr>
-              <w:spacing w:after="0"/>
-            </w:pPr>
-            <w:r>
-              <w:rPr>
-                <w:b w:val="0"/>
-                <w:i w:val="0"/>
-                <w:sz w:val="18"/>
-              </w:rPr>
               <w:t>KNS: KN trình bày suy nghĩ, bày tỏ cảm xúc của bản thân bằng lời lẽ phù hợp.</w:t>
             </w:r>
           </w:p>
@@ -4898,32 +4500,6 @@
                 <w:i w:val="0"/>
                 <w:sz w:val="18"/>
               </w:rPr>
-              <w:t>NLS-KT: Đọc mở rộng về thiên nhiên; chọn tranh/ảnh/tư liệu có nguồn rõ ràng.</w:t>
-            </w:r>
-          </w:p>
-          <w:p>
-            <w:pPr>
-              <w:spacing w:after="0"/>
-            </w:pPr>
-            <w:r>
-              <w:rPr>
-                <w:b w:val="0"/>
-                <w:i w:val="0"/>
-                <w:sz w:val="18"/>
-              </w:rPr>
-              <w:t>NLS-AT: Đọc mở rộng về thiên nhiên; chọn tranh/ảnh/tư liệu có nguồn rõ ràng.</w:t>
-            </w:r>
-          </w:p>
-          <w:p>
-            <w:pPr>
-              <w:spacing w:after="0"/>
-            </w:pPr>
-            <w:r>
-              <w:rPr>
-                <w:b w:val="0"/>
-                <w:i w:val="0"/>
-                <w:sz w:val="18"/>
-              </w:rPr>
               <w:t>KNS: KN tự học: chọn sách phù hợp, kiên trì đọc và rút ra điều bổ ích cho bản thân.</w:t>
             </w:r>
           </w:p>
@@ -5054,6 +4630,33 @@
                 <w:i w:val="0"/>
                 <w:sz w:val="18"/>
               </w:rPr>
+              <w:t>NLS-KT (Cơ bản 2): Trước khi đọc “Hang sơn đoòng”, GV chiếu ảnh, video hoặc ảnh 360 độ về địa danh, di sản, loại hình nghệ thuật được nói tới trong bài</w:t>
+            </w:r>
+          </w:p>
+          <w:p>
+            <w:pPr>
+              <w:spacing w:after="0"/>
+            </w:pPr>
+            <w:r>
+              <w:rPr>
+                <w:b w:val="0"/>
+                <w:i w:val="0"/>
+                <w:sz w:val="18"/>
+              </w:rPr>
+              <w:t>AI-NB (Cơ bản 2): GV nêu: trên mạng có nhiều ảnh phong cảnh, ảnh di tích do trí tuệ nhân tạo tạo ra hoặc chỉnh sửa cho lung linh hơn thực tế</w:t>
+            </w:r>
+          </w:p>
+          <w:p>
+            <w:pPr>
+              <w:spacing w:after="0"/>
+            </w:pPr>
+            <w:r>
+              <w:rPr>
+                <w:b w:val="0"/>
+                <w:i w:val="0"/>
+                <w:sz w:val="18"/>
+              </w:rPr>
+              <w:t>NLS-AT: Chỉ dùng tư liệu do GV chọn trước; thời lượng xem nghe ngắn</w:t>
             </w:r>
           </w:p>
         </w:tc>
@@ -5435,6 +5038,45 @@
                 <w:i w:val="0"/>
                 <w:sz w:val="18"/>
               </w:rPr>
+              <w:t>NLS-KT (Cơ bản 2): Trước khi đọc “Những hòn đảo trên vịnh hạ long”, GV chiếu ảnh, video hoặc ảnh 360 độ về địa danh, di sản</w:t>
+            </w:r>
+          </w:p>
+          <w:p>
+            <w:pPr>
+              <w:spacing w:after="0"/>
+            </w:pPr>
+            <w:r>
+              <w:rPr>
+                <w:b w:val="0"/>
+                <w:i w:val="0"/>
+                <w:sz w:val="18"/>
+              </w:rPr>
+              <w:t>AI-NB (Cơ bản 2): GV nêu: trên mạng có nhiều ảnh phong cảnh, ảnh di tích do trí tuệ nhân tạo tạo ra hoặc chỉnh sửa cho lung linh hơn thực tế</w:t>
+            </w:r>
+          </w:p>
+          <w:p>
+            <w:pPr>
+              <w:spacing w:after="0"/>
+            </w:pPr>
+            <w:r>
+              <w:rPr>
+                <w:b w:val="0"/>
+                <w:i w:val="0"/>
+                <w:sz w:val="18"/>
+              </w:rPr>
+              <w:t>NLS-AT: Chỉ dùng tư liệu do GV chọn trước; thời lượng xem nghe ngắn</w:t>
+            </w:r>
+          </w:p>
+          <w:p>
+            <w:pPr>
+              <w:spacing w:after="0"/>
+            </w:pPr>
+            <w:r>
+              <w:rPr>
+                <w:b w:val="0"/>
+                <w:i w:val="0"/>
+                <w:sz w:val="18"/>
+              </w:rPr>
               <w:t>QPAN: Liên hệ chủ quyền, quyền chủ quyền biển, đảo Việt Nam và gương dũng cảm cứu hộ, cứu nạn của cán bộ, chiến sĩ; HS nêu được biển, đảo là một phần lãnh thổ thiêng liêng của Tổ quốc.</w:t>
             </w:r>
           </w:p>
@@ -5563,7 +5205,6 @@
                 <w:i w:val="0"/>
                 <w:sz w:val="18"/>
               </w:rPr>
-              <w:t>NLS-KT: Quan sát phong cảnh qua ảnh/video/bản đồ số của địa phương; ghi nhận xét bằng từ ngữ của HS.</w:t>
             </w:r>
           </w:p>
         </w:tc>
@@ -5691,20 +5332,6 @@
                 <w:i w:val="0"/>
                 <w:sz w:val="18"/>
               </w:rPr>
-              <w:t>NLS-KT: Khai thác tư liệu về bảo tồn động vật hoang dã; biết kiểm tra nguồn, không chia sẻ hình ảnh phản cảm.</w:t>
-            </w:r>
-          </w:p>
-          <w:p>
-            <w:pPr>
-              <w:spacing w:after="0"/>
-            </w:pPr>
-            <w:r>
-              <w:rPr>
-                <w:b w:val="0"/>
-                <w:i w:val="0"/>
-                <w:sz w:val="18"/>
-              </w:rPr>
-              <w:t>NLS-AT: Khai thác tư liệu về bảo tồn động vật hoang dã; biết kiểm tra nguồn, không chia sẻ hình ảnh phản cảm.</w:t>
             </w:r>
           </w:p>
         </w:tc>
@@ -6088,7 +5715,6 @@
                 <w:i w:val="0"/>
                 <w:sz w:val="18"/>
               </w:rPr>
-              <w:t>NLS-ST: Lập dàn ý bằng sơ đồ tư duy số đơn giản dưới sự hướng dẫn của giáo viên.</w:t>
             </w:r>
           </w:p>
         </w:tc>
@@ -6216,6 +5842,33 @@
                 <w:i w:val="0"/>
                 <w:sz w:val="18"/>
               </w:rPr>
+              <w:t>NLS-KT (Cơ bản 2): Trước khi đọc “Những ngọn núi nóng rẫy”, GV chiếu ảnh, video hoặc ảnh 360 độ về địa danh, di sản</w:t>
+            </w:r>
+          </w:p>
+          <w:p>
+            <w:pPr>
+              <w:spacing w:after="0"/>
+            </w:pPr>
+            <w:r>
+              <w:rPr>
+                <w:b w:val="0"/>
+                <w:i w:val="0"/>
+                <w:sz w:val="18"/>
+              </w:rPr>
+              <w:t>AI-NB (Cơ bản 2): GV nêu: trên mạng có nhiều ảnh phong cảnh, ảnh di tích do trí tuệ nhân tạo tạo ra hoặc chỉnh sửa cho lung linh hơn thực tế</w:t>
+            </w:r>
+          </w:p>
+          <w:p>
+            <w:pPr>
+              <w:spacing w:after="0"/>
+            </w:pPr>
+            <w:r>
+              <w:rPr>
+                <w:b w:val="0"/>
+                <w:i w:val="0"/>
+                <w:sz w:val="18"/>
+              </w:rPr>
+              <w:t>NLS-AT: Chỉ dùng tư liệu do GV chọn trước; thời lượng xem nghe ngắn</w:t>
             </w:r>
           </w:p>
         </w:tc>
@@ -6471,19 +6124,6 @@
                 <w:i w:val="0"/>
                 <w:sz w:val="18"/>
               </w:rPr>
-              <w:t>NLS-KT: Đọc mở rộng chủ đề thiên nhiên; ghi lại thông tin mới và nguồn tham khảo.</w:t>
-            </w:r>
-          </w:p>
-          <w:p>
-            <w:pPr>
-              <w:spacing w:after="0"/>
-            </w:pPr>
-            <w:r>
-              <w:rPr>
-                <w:b w:val="0"/>
-                <w:i w:val="0"/>
-                <w:sz w:val="18"/>
-              </w:rPr>
               <w:t>KNS: KN tự học: chọn sách phù hợp, kiên trì đọc và rút ra điều bổ ích cho bản thân.</w:t>
             </w:r>
           </w:p>
@@ -6868,32 +6508,6 @@
                 <w:i w:val="0"/>
                 <w:sz w:val="18"/>
               </w:rPr>
-              <w:t>NLS-AT: Có thể dùng công cụ kiểm tra chính tả; học sinh tự viết, không để AI viết thay (trung thực học tập).</w:t>
-            </w:r>
-          </w:p>
-          <w:p>
-            <w:pPr>
-              <w:spacing w:after="0"/>
-            </w:pPr>
-            <w:r>
-              <w:rPr>
-                <w:b w:val="0"/>
-                <w:i w:val="0"/>
-                <w:sz w:val="18"/>
-              </w:rPr>
-              <w:t>AI-NB: Có thể dùng công cụ kiểm tra chính tả; học sinh tự viết, không để AI viết thay (trung thực học tập).</w:t>
-            </w:r>
-          </w:p>
-          <w:p>
-            <w:pPr>
-              <w:spacing w:after="0"/>
-            </w:pPr>
-            <w:r>
-              <w:rPr>
-                <w:b w:val="0"/>
-                <w:i w:val="0"/>
-                <w:sz w:val="18"/>
-              </w:rPr>
               <w:t>KNS: KN trình bày suy nghĩ, bày tỏ cảm xúc của bản thân bằng lời lẽ phù hợp.</w:t>
             </w:r>
           </w:p>
@@ -7022,6 +6636,33 @@
                 <w:i w:val="0"/>
                 <w:sz w:val="18"/>
               </w:rPr>
+              <w:t>NLS-KT (Cơ bản 2): Trước khi đọc “Xin chào, xa-ha-ra”, GV chiếu ảnh, video hoặc ảnh 360 độ về địa danh, di sản, loại hình nghệ thuật được nói tới trong bài</w:t>
+            </w:r>
+          </w:p>
+          <w:p>
+            <w:pPr>
+              <w:spacing w:after="0"/>
+            </w:pPr>
+            <w:r>
+              <w:rPr>
+                <w:b w:val="0"/>
+                <w:i w:val="0"/>
+                <w:sz w:val="18"/>
+              </w:rPr>
+              <w:t>AI-NB (Cơ bản 2): GV nêu: trên mạng có nhiều ảnh phong cảnh, ảnh di tích do trí tuệ nhân tạo tạo ra hoặc chỉnh sửa cho lung linh hơn thực tế</w:t>
+            </w:r>
+          </w:p>
+          <w:p>
+            <w:pPr>
+              <w:spacing w:after="0"/>
+            </w:pPr>
+            <w:r>
+              <w:rPr>
+                <w:b w:val="0"/>
+                <w:i w:val="0"/>
+                <w:sz w:val="18"/>
+              </w:rPr>
+              <w:t>NLS-AT: Chỉ dùng tư liệu do GV chọn trước; thời lượng xem nghe ngắn</w:t>
             </w:r>
           </w:p>
         </w:tc>
@@ -7149,7 +6790,6 @@
                 <w:i w:val="0"/>
                 <w:sz w:val="18"/>
               </w:rPr>
-              <w:t>NLS-GQVĐ: Dùng công cụ rà soát lỗi để phát hiện và tự chọn cách chỉnh sửa phù hợp.</w:t>
             </w:r>
           </w:p>
         </w:tc>
@@ -7277,7 +6917,6 @@
                 <w:i w:val="0"/>
                 <w:sz w:val="18"/>
               </w:rPr>
-              <w:t>NLS-ST: Có thể giới thiệu cảnh đẹp bằng tranh ảnh/sơ đồ nhỏ; chú ý ghi nguồn hình ảnh nếu sử dụng.</w:t>
             </w:r>
           </w:p>
         </w:tc>
@@ -8220,7 +7859,6 @@
                 <w:i w:val="0"/>
                 <w:sz w:val="18"/>
               </w:rPr>
-              <w:t>NLS-KT: Sử dụng từ điển giấy/từ điển số có hướng dẫn; biết đối chiếu nghĩa từ trong ngữ cảnh.</w:t>
             </w:r>
           </w:p>
         </w:tc>
@@ -8730,32 +8368,6 @@
                 <w:i w:val="0"/>
                 <w:sz w:val="18"/>
               </w:rPr>
-              <w:t>NLS-KT: Đọc mở rộng; lập phiếu đọc sách, ghi nguồn, không sao chép nhận xét mẫu.</w:t>
-            </w:r>
-          </w:p>
-          <w:p>
-            <w:pPr>
-              <w:spacing w:after="0"/>
-            </w:pPr>
-            <w:r>
-              <w:rPr>
-                <w:b w:val="0"/>
-                <w:i w:val="0"/>
-                <w:sz w:val="18"/>
-              </w:rPr>
-              <w:t>NLS-AT: Đọc mở rộng; lập phiếu đọc sách, ghi nguồn, không sao chép nhận xét mẫu.</w:t>
-            </w:r>
-          </w:p>
-          <w:p>
-            <w:pPr>
-              <w:spacing w:after="0"/>
-            </w:pPr>
-            <w:r>
-              <w:rPr>
-                <w:b w:val="0"/>
-                <w:i w:val="0"/>
-                <w:sz w:val="18"/>
-              </w:rPr>
               <w:t>KNS: KN tự học: chọn sách phù hợp, kiên trì đọc và rút ra điều bổ ích cho bản thân.</w:t>
             </w:r>
           </w:p>
@@ -9013,7 +8625,6 @@
                 <w:i w:val="0"/>
                 <w:sz w:val="18"/>
               </w:rPr>
-              <w:t>NLS-KT: Luyện sử dụng từ điển; bước đầu so sánh kết quả tra cứu từ nhiều nguồn đáng tin cậy.</w:t>
             </w:r>
           </w:p>
         </w:tc>
@@ -9523,20 +9134,6 @@
                 <w:i w:val="0"/>
                 <w:sz w:val="18"/>
               </w:rPr>
-              <w:t>NLS-ST: Giới thiệu cuốn sách yêu thích; có thể chuẩn bị thẻ giới thiệu sách/slide 1 trang.</w:t>
-            </w:r>
-          </w:p>
-          <w:p>
-            <w:pPr>
-              <w:spacing w:after="0"/>
-            </w:pPr>
-            <w:r>
-              <w:rPr>
-                <w:b w:val="0"/>
-                <w:i w:val="0"/>
-                <w:sz w:val="18"/>
-              </w:rPr>
-              <w:t>NLS-GT: Giới thiệu cuốn sách yêu thích; có thể chuẩn bị thẻ giới thiệu sách/slide 1 trang.</w:t>
             </w:r>
           </w:p>
         </w:tc>
@@ -9666,7 +9263,6 @@
                 <w:i w:val="0"/>
                 <w:sz w:val="18"/>
               </w:rPr>
-              <w:t>NLS-KT: Khai thác thông tin về sách/tác giả dưới sự hướng dẫn của GV; biết chọn thông tin cần thiết.</w:t>
             </w:r>
           </w:p>
         </w:tc>
@@ -10303,32 +9899,6 @@
                 <w:i w:val="0"/>
                 <w:sz w:val="18"/>
               </w:rPr>
-              <w:t>NLS-KT: Đọc mở rộng; ghi tên sách/nguồn và nêu cảm nhận riêng.</w:t>
-            </w:r>
-          </w:p>
-          <w:p>
-            <w:pPr>
-              <w:spacing w:after="0"/>
-            </w:pPr>
-            <w:r>
-              <w:rPr>
-                <w:b w:val="0"/>
-                <w:i w:val="0"/>
-                <w:sz w:val="18"/>
-              </w:rPr>
-              <w:t>NLS-AT: Đọc mở rộng; ghi tên sách/nguồn và nêu cảm nhận riêng.</w:t>
-            </w:r>
-          </w:p>
-          <w:p>
-            <w:pPr>
-              <w:spacing w:after="0"/>
-            </w:pPr>
-            <w:r>
-              <w:rPr>
-                <w:b w:val="0"/>
-                <w:i w:val="0"/>
-                <w:sz w:val="18"/>
-              </w:rPr>
               <w:t>KNS: KN tự học: chọn sách phù hợp, kiên trì đọc và rút ra điều bổ ích cho bản thân.</w:t>
             </w:r>
           </w:p>
@@ -10459,7 +10029,6 @@
                 <w:i w:val="0"/>
                 <w:sz w:val="18"/>
               </w:rPr>
-              <w:t>NLS-ST: Có thể trình bày giới thiệu sách bằng sơ đồ hoặc poster học tập; khuyến khích diễn đạt bằng lời của HS.</w:t>
             </w:r>
           </w:p>
         </w:tc>
@@ -11096,7 +10665,6 @@
                 <w:i w:val="0"/>
                 <w:sz w:val="18"/>
               </w:rPr>
-              <w:t>NLS-AT: Liên hệ thói quen tự học trong môi trường số; biết dùng công cụ học tập đúng mục đích.</w:t>
             </w:r>
           </w:p>
         </w:tc>
@@ -11608,7 +11176,6 @@
                 <w:i w:val="0"/>
                 <w:sz w:val="18"/>
               </w:rPr>
-              <w:t>AI-NB: Nhận biết AI có thể tạo hình ảnh từ mô tả (mức minh họa do giáo viên trình bày); sản phẩm AI cần kiểm chứng, tôn trọng bản quyền.</w:t>
             </w:r>
           </w:p>
         </w:tc>
@@ -11863,32 +11430,6 @@
                 <w:i w:val="0"/>
                 <w:sz w:val="18"/>
               </w:rPr>
-              <w:t>NLS-KT: Đọc mở rộng về nghệ thuật; tôn trọng bản quyền tranh/ảnh/video.</w:t>
-            </w:r>
-          </w:p>
-          <w:p>
-            <w:pPr>
-              <w:spacing w:after="0"/>
-            </w:pPr>
-            <w:r>
-              <w:rPr>
-                <w:b w:val="0"/>
-                <w:i w:val="0"/>
-                <w:sz w:val="18"/>
-              </w:rPr>
-              <w:t>NLS-AT: Đọc mở rộng về nghệ thuật; tôn trọng bản quyền tranh/ảnh/video.</w:t>
-            </w:r>
-          </w:p>
-          <w:p>
-            <w:pPr>
-              <w:spacing w:after="0"/>
-            </w:pPr>
-            <w:r>
-              <w:rPr>
-                <w:b w:val="0"/>
-                <w:i w:val="0"/>
-                <w:sz w:val="18"/>
-              </w:rPr>
               <w:t>KNS: KN tự học: chọn sách phù hợp, kiên trì đọc và rút ra điều bổ ích cho bản thân.</w:t>
             </w:r>
           </w:p>
@@ -12401,6 +11942,33 @@
                 <w:i w:val="0"/>
                 <w:sz w:val="18"/>
               </w:rPr>
+              <w:t>NLS-KT (Cơ bản 2): Trước khi đọc “Tập hát quan họ”, GV chiếu ảnh, video hoặc ảnh 360 độ về địa danh, di sản</w:t>
+            </w:r>
+          </w:p>
+          <w:p>
+            <w:pPr>
+              <w:spacing w:after="0"/>
+            </w:pPr>
+            <w:r>
+              <w:rPr>
+                <w:b w:val="0"/>
+                <w:i w:val="0"/>
+                <w:sz w:val="18"/>
+              </w:rPr>
+              <w:t>AI-NB (Cơ bản 2): GV nêu: trên mạng có nhiều ảnh phong cảnh, ảnh di tích do trí tuệ nhân tạo tạo ra hoặc chỉnh sửa cho lung linh hơn thực tế</w:t>
+            </w:r>
+          </w:p>
+          <w:p>
+            <w:pPr>
+              <w:spacing w:after="0"/>
+            </w:pPr>
+            <w:r>
+              <w:rPr>
+                <w:b w:val="0"/>
+                <w:i w:val="0"/>
+                <w:sz w:val="18"/>
+              </w:rPr>
+              <w:t>NLS-AT: Chỉ dùng tư liệu do GV chọn trước; thời lượng xem nghe ngắn</w:t>
             </w:r>
           </w:p>
         </w:tc>
@@ -12655,20 +12223,6 @@
                 <w:i w:val="0"/>
                 <w:sz w:val="18"/>
               </w:rPr>
-              <w:t>NLS-ST: Chia sẻ chương trình nghệ thuật yêu thích; có thể sử dụng hình ảnh minh họa có nguồn rõ ràng.</w:t>
-            </w:r>
-          </w:p>
-          <w:p>
-            <w:pPr>
-              <w:spacing w:after="0"/>
-            </w:pPr>
-            <w:r>
-              <w:rPr>
-                <w:b w:val="0"/>
-                <w:i w:val="0"/>
-                <w:sz w:val="18"/>
-              </w:rPr>
-              <w:t>NLS-GT: Chia sẻ chương trình nghệ thuật yêu thích; có thể sử dụng hình ảnh minh họa có nguồn rõ ràng.</w:t>
             </w:r>
           </w:p>
         </w:tc>
@@ -12798,7 +12352,7 @@
                 <w:i w:val="0"/>
                 <w:sz w:val="18"/>
               </w:rPr>
-              <w:t>NLS-KT: Nhận biết công nghệ số/AI hỗ trợ làm phim hoạt hình; giáo viên minh họa, học sinh không tạo tài khoản.</w:t>
+              <w:t>NLS-KT (Cơ bản 2): Trước khi đọc “Phim hoạt hình “chú ốc sên bay””, GV chiếu ảnh, video hoặc ảnh 360 độ về địa danh, di sản</w:t>
             </w:r>
           </w:p>
           <w:p>
@@ -12811,7 +12365,20 @@
                 <w:i w:val="0"/>
                 <w:sz w:val="18"/>
               </w:rPr>
-              <w:t>AI-NB: Nhận biết công nghệ số/AI hỗ trợ làm phim hoạt hình; giáo viên minh họa, học sinh không tạo tài khoản.</w:t>
+              <w:t>AI-NB (Cơ bản 2): GV nêu: trên mạng có nhiều ảnh phong cảnh, ảnh di tích do trí tuệ nhân tạo tạo ra hoặc chỉnh sửa cho lung linh hơn thực tế</w:t>
+            </w:r>
+          </w:p>
+          <w:p>
+            <w:pPr>
+              <w:spacing w:after="0"/>
+            </w:pPr>
+            <w:r>
+              <w:rPr>
+                <w:b w:val="0"/>
+                <w:i w:val="0"/>
+                <w:sz w:val="18"/>
+              </w:rPr>
+              <w:t>NLS-AT: Chỉ dùng tư liệu do GV chọn trước; thời lượng xem nghe ngắn</w:t>
             </w:r>
           </w:p>
         </w:tc>
@@ -13066,19 +12633,6 @@
                 <w:i w:val="0"/>
                 <w:sz w:val="18"/>
               </w:rPr>
-              <w:t>NLS-ST: Khi tìm hiểu nhân vật phim hoạt hình, có thể dùng tranh/ảnh minh họa; nhắc HS tôn trọng bản quyền.</w:t>
-            </w:r>
-          </w:p>
-          <w:p>
-            <w:pPr>
-              <w:spacing w:after="0"/>
-            </w:pPr>
-            <w:r>
-              <w:rPr>
-                <w:b w:val="0"/>
-                <w:i w:val="0"/>
-                <w:sz w:val="18"/>
-              </w:rPr>
               <w:t>KNS: KN trình bày suy nghĩ, bày tỏ cảm xúc của bản thân bằng lời lẽ phù hợp.</w:t>
             </w:r>
           </w:p>
@@ -13207,7 +12761,33 @@
                 <w:i w:val="0"/>
                 <w:sz w:val="18"/>
               </w:rPr>
-              <w:t>NLS-KT: Khai thác clip/tư liệu nghệ thuật múa có nguồn rõ ràng; tôn trọng bản quyền.</w:t>
+              <w:t>NLS-KT (Cơ bản 2): Trước khi đọc “Nghệ thuật múa ba lê”, GV chiếu ảnh, video hoặc ảnh 360 độ về địa danh, di sản</w:t>
+            </w:r>
+          </w:p>
+          <w:p>
+            <w:pPr>
+              <w:spacing w:after="0"/>
+            </w:pPr>
+            <w:r>
+              <w:rPr>
+                <w:b w:val="0"/>
+                <w:i w:val="0"/>
+                <w:sz w:val="18"/>
+              </w:rPr>
+              <w:t>AI-NB (Cơ bản 2): GV nêu: trên mạng có nhiều ảnh phong cảnh, ảnh di tích do trí tuệ nhân tạo tạo ra hoặc chỉnh sửa cho lung linh hơn thực tế</w:t>
+            </w:r>
+          </w:p>
+          <w:p>
+            <w:pPr>
+              <w:spacing w:after="0"/>
+            </w:pPr>
+            <w:r>
+              <w:rPr>
+                <w:b w:val="0"/>
+                <w:i w:val="0"/>
+                <w:sz w:val="18"/>
+              </w:rPr>
+              <w:t>NLS-AT: Chỉ dùng tư liệu do GV chọn trước; thời lượng xem nghe ngắn</w:t>
             </w:r>
           </w:p>
         </w:tc>
@@ -13335,7 +12915,6 @@
                 <w:i w:val="0"/>
                 <w:sz w:val="18"/>
               </w:rPr>
-              <w:t>NLS-ST: Tìm ý cho đoạn văn bằng sơ đồ tư duy; không dùng công cụ số viết thay nội dung của HS.</w:t>
             </w:r>
           </w:p>
         </w:tc>
@@ -13463,32 +13042,6 @@
                 <w:i w:val="0"/>
                 <w:sz w:val="18"/>
               </w:rPr>
-              <w:t>NLS-KT: Đọc mở rộng; chú ý ghi nguồn và chọn nội dung phù hợp lứa tuổi.</w:t>
-            </w:r>
-          </w:p>
-          <w:p>
-            <w:pPr>
-              <w:spacing w:after="0"/>
-            </w:pPr>
-            <w:r>
-              <w:rPr>
-                <w:b w:val="0"/>
-                <w:i w:val="0"/>
-                <w:sz w:val="18"/>
-              </w:rPr>
-              <w:t>NLS-AT: Đọc mở rộng; chú ý ghi nguồn và chọn nội dung phù hợp lứa tuổi.</w:t>
-            </w:r>
-          </w:p>
-          <w:p>
-            <w:pPr>
-              <w:spacing w:after="0"/>
-            </w:pPr>
-            <w:r>
-              <w:rPr>
-                <w:b w:val="0"/>
-                <w:i w:val="0"/>
-                <w:sz w:val="18"/>
-              </w:rPr>
               <w:t>KNS: KN tự học: chọn sách phù hợp, kiên trì đọc và rút ra điều bổ ích cho bản thân.</w:t>
             </w:r>
           </w:p>
@@ -14002,6 +13555,33 @@
                 <w:i w:val="0"/>
                 <w:sz w:val="18"/>
               </w:rPr>
+              <w:t>NLS-KT (Cơ bản 2): Trước khi đọc “Sự tích chú tễu”, GV chiếu ảnh, video hoặc ảnh 360 độ về địa danh, di sản</w:t>
+            </w:r>
+          </w:p>
+          <w:p>
+            <w:pPr>
+              <w:spacing w:after="0"/>
+            </w:pPr>
+            <w:r>
+              <w:rPr>
+                <w:b w:val="0"/>
+                <w:i w:val="0"/>
+                <w:sz w:val="18"/>
+              </w:rPr>
+              <w:t>AI-NB (Cơ bản 2): GV nêu: trên mạng có nhiều ảnh phong cảnh, ảnh di tích do trí tuệ nhân tạo tạo ra hoặc chỉnh sửa cho lung linh hơn thực tế</w:t>
+            </w:r>
+          </w:p>
+          <w:p>
+            <w:pPr>
+              <w:spacing w:after="0"/>
+            </w:pPr>
+            <w:r>
+              <w:rPr>
+                <w:b w:val="0"/>
+                <w:i w:val="0"/>
+                <w:sz w:val="18"/>
+              </w:rPr>
+              <w:t>NLS-AT: Chỉ dùng tư liệu do GV chọn trước; thời lượng xem nghe ngắn</w:t>
             </w:r>
           </w:p>
         </w:tc>
@@ -14256,20 +13836,6 @@
                 <w:i w:val="0"/>
                 <w:sz w:val="18"/>
               </w:rPr>
-              <w:t>NLS-GT: Trao đổi về bộ phim yêu thích; không chia sẻ đường dẫn/nội dung không phù hợp.</w:t>
-            </w:r>
-          </w:p>
-          <w:p>
-            <w:pPr>
-              <w:spacing w:after="0"/>
-            </w:pPr>
-            <w:r>
-              <w:rPr>
-                <w:b w:val="0"/>
-                <w:i w:val="0"/>
-                <w:sz w:val="18"/>
-              </w:rPr>
-              <w:t>NLS-AT: Trao đổi về bộ phim yêu thích; không chia sẻ đường dẫn/nội dung không phù hợp.</w:t>
             </w:r>
           </w:p>
         </w:tc>
@@ -15363,19 +14929,6 @@
                 <w:i w:val="0"/>
                 <w:sz w:val="18"/>
               </w:rPr>
-              <w:t>NLS-KT: Tìm hiểu cách tả người qua tư liệu/ảnh chân dung có nguồn; chọn chi tiết tiêu biểu.</w:t>
-            </w:r>
-          </w:p>
-          <w:p>
-            <w:pPr>
-              <w:spacing w:after="0"/>
-            </w:pPr>
-            <w:r>
-              <w:rPr>
-                <w:b w:val="0"/>
-                <w:i w:val="0"/>
-                <w:sz w:val="18"/>
-              </w:rPr>
               <w:t>KNS: KN trình bày suy nghĩ, bày tỏ cảm xúc của bản thân bằng lời lẽ phù hợp.</w:t>
             </w:r>
           </w:p>
@@ -15758,32 +15311,6 @@
                 <w:i w:val="0"/>
                 <w:sz w:val="18"/>
               </w:rPr>
-              <w:t>NLS-KT: Đọc mở rộng; ghi tên nguồn, chia sẻ cảm nhận riêng.</w:t>
-            </w:r>
-          </w:p>
-          <w:p>
-            <w:pPr>
-              <w:spacing w:after="0"/>
-            </w:pPr>
-            <w:r>
-              <w:rPr>
-                <w:b w:val="0"/>
-                <w:i w:val="0"/>
-                <w:sz w:val="18"/>
-              </w:rPr>
-              <w:t>NLS-AT: Đọc mở rộng; ghi tên nguồn, chia sẻ cảm nhận riêng.</w:t>
-            </w:r>
-          </w:p>
-          <w:p>
-            <w:pPr>
-              <w:spacing w:after="0"/>
-            </w:pPr>
-            <w:r>
-              <w:rPr>
-                <w:b w:val="0"/>
-                <w:i w:val="0"/>
-                <w:sz w:val="18"/>
-              </w:rPr>
               <w:t>KNS: KN tự học: chọn sách phù hợp, kiên trì đọc và rút ra điều bổ ích cho bản thân.</w:t>
             </w:r>
           </w:p>
@@ -16423,7 +15950,6 @@
                 <w:i w:val="0"/>
                 <w:sz w:val="18"/>
               </w:rPr>
-              <w:t>NLS-ST: Lập dàn ý bằng sơ đồ tư duy số đơn giản.</w:t>
             </w:r>
           </w:p>
         </w:tc>
@@ -16551,20 +16077,6 @@
                 <w:i w:val="0"/>
                 <w:sz w:val="18"/>
               </w:rPr>
-              <w:t>NLS-GT: Nói và nghe về nét đẹp học đường; liên hệ ứng xử văn minh khi giao tiếp trực tuyến.</w:t>
-            </w:r>
-          </w:p>
-          <w:p>
-            <w:pPr>
-              <w:spacing w:after="0"/>
-            </w:pPr>
-            <w:r>
-              <w:rPr>
-                <w:b w:val="0"/>
-                <w:i w:val="0"/>
-                <w:sz w:val="18"/>
-              </w:rPr>
-              <w:t>NLS-AT: Nói và nghe về nét đẹp học đường; liên hệ ứng xử văn minh khi giao tiếp trực tuyến.</w:t>
             </w:r>
           </w:p>
         </w:tc>
@@ -17203,32 +16715,6 @@
                 <w:i w:val="0"/>
                 <w:sz w:val="18"/>
               </w:rPr>
-              <w:t>NLS-AT: Nhận biết công cụ gợi ý/kiểm tra chính tả có AI; học sinh tự viết, không để AI viết thay.</w:t>
-            </w:r>
-          </w:p>
-          <w:p>
-            <w:pPr>
-              <w:spacing w:after="0"/>
-            </w:pPr>
-            <w:r>
-              <w:rPr>
-                <w:b w:val="0"/>
-                <w:i w:val="0"/>
-                <w:sz w:val="18"/>
-              </w:rPr>
-              <w:t>AI-NB: Nhận biết công cụ gợi ý/kiểm tra chính tả có AI; học sinh tự viết, không để AI viết thay.</w:t>
-            </w:r>
-          </w:p>
-          <w:p>
-            <w:pPr>
-              <w:spacing w:after="0"/>
-            </w:pPr>
-            <w:r>
-              <w:rPr>
-                <w:b w:val="0"/>
-                <w:i w:val="0"/>
-                <w:sz w:val="18"/>
-              </w:rPr>
               <w:t>KNS: KN trình bày suy nghĩ, bày tỏ cảm xúc của bản thân bằng lời lẽ phù hợp.</w:t>
             </w:r>
           </w:p>
@@ -17357,19 +16843,6 @@
                 <w:i w:val="0"/>
                 <w:sz w:val="18"/>
               </w:rPr>
-              <w:t>NLS-KT: Đọc mở rộng chủ đề vẻ đẹp cuộc sống; chọn thông tin/tác phẩm phù hợp.</w:t>
-            </w:r>
-          </w:p>
-          <w:p>
-            <w:pPr>
-              <w:spacing w:after="0"/>
-            </w:pPr>
-            <w:r>
-              <w:rPr>
-                <w:b w:val="0"/>
-                <w:i w:val="0"/>
-                <w:sz w:val="18"/>
-              </w:rPr>
               <w:t>KNS: KN tự học: chọn sách phù hợp, kiên trì đọc và rút ra điều bổ ích cho bản thân.</w:t>
             </w:r>
           </w:p>
@@ -17754,7 +17227,6 @@
                 <w:i w:val="0"/>
                 <w:sz w:val="18"/>
               </w:rPr>
-              <w:t>NLS-GQVĐ: Dùng công cụ rà soát để phát hiện lỗi; tự quyết định cách chỉnh sửa.</w:t>
             </w:r>
           </w:p>
         </w:tc>
@@ -18137,20 +17609,6 @@
                 <w:i w:val="0"/>
                 <w:sz w:val="18"/>
               </w:rPr>
-              <w:t>NLS-GT: Thảo luận ý kiến khác biệt; rèn phản hồi văn minh, tôn trọng người khác cả trực tiếp và trực tuyến.</w:t>
-            </w:r>
-          </w:p>
-          <w:p>
-            <w:pPr>
-              <w:spacing w:after="0"/>
-            </w:pPr>
-            <w:r>
-              <w:rPr>
-                <w:b w:val="0"/>
-                <w:i w:val="0"/>
-                <w:sz w:val="18"/>
-              </w:rPr>
-              <w:t>NLS-AT: Thảo luận ý kiến khác biệt; rèn phản hồi văn minh, tôn trọng người khác cả trực tiếp và trực tuyến.</w:t>
             </w:r>
           </w:p>
         </w:tc>
@@ -18803,7 +18261,6 @@
                 <w:i w:val="0"/>
                 <w:sz w:val="18"/>
               </w:rPr>
-              <w:t>NLS-KT: Tìm ý từ tư liệu về vùng miền/sự việc; biết chọn thông tin cần thiết, không chép nguyên văn.</w:t>
             </w:r>
           </w:p>
         </w:tc>
@@ -18931,32 +18388,6 @@
                 <w:i w:val="0"/>
                 <w:sz w:val="18"/>
               </w:rPr>
-              <w:t>NLS-KT: Đọc mở rộng chủ đề hương sắc trăm miền; ghi nguồn tư liệu địa phương.</w:t>
-            </w:r>
-          </w:p>
-          <w:p>
-            <w:pPr>
-              <w:spacing w:after="0"/>
-            </w:pPr>
-            <w:r>
-              <w:rPr>
-                <w:b w:val="0"/>
-                <w:i w:val="0"/>
-                <w:sz w:val="18"/>
-              </w:rPr>
-              <w:t>NLS-AT: Đọc mở rộng chủ đề hương sắc trăm miền; ghi nguồn tư liệu địa phương.</w:t>
-            </w:r>
-          </w:p>
-          <w:p>
-            <w:pPr>
-              <w:spacing w:after="0"/>
-            </w:pPr>
-            <w:r>
-              <w:rPr>
-                <w:b w:val="0"/>
-                <w:i w:val="0"/>
-                <w:sz w:val="18"/>
-              </w:rPr>
               <w:t>KNS: KN tự học: chọn sách phù hợp, kiên trì đọc và rút ra điều bổ ích cho bản thân.</w:t>
             </w:r>
           </w:p>
@@ -19723,20 +19154,6 @@
                 <w:i w:val="0"/>
                 <w:sz w:val="18"/>
               </w:rPr>
-              <w:t>NLS-KT: Giới thiệu địa điểm tham quan, du lịch; có thể dùng bản đồ số/tranh ảnh, không công khai thông tin cá nhân.</w:t>
-            </w:r>
-          </w:p>
-          <w:p>
-            <w:pPr>
-              <w:spacing w:after="0"/>
-            </w:pPr>
-            <w:r>
-              <w:rPr>
-                <w:b w:val="0"/>
-                <w:i w:val="0"/>
-                <w:sz w:val="18"/>
-              </w:rPr>
-              <w:t>NLS-GT: Giới thiệu địa điểm tham quan, du lịch; có thể dùng bản đồ số/tranh ảnh, không công khai thông tin cá nhân.</w:t>
             </w:r>
           </w:p>
         </w:tc>
@@ -20120,7 +19537,6 @@
                 <w:i w:val="0"/>
                 <w:sz w:val="18"/>
               </w:rPr>
-              <w:t>NLS-ST: Tìm hiểu cách viết chương trình hoạt động; có thể lập bảng kế hoạch hoạt động trên giấy hoặc công cụ số đơn giản.</w:t>
             </w:r>
           </w:p>
         </w:tc>
@@ -20375,7 +19791,6 @@
                 <w:i w:val="0"/>
                 <w:sz w:val="18"/>
               </w:rPr>
-              <w:t>NLS-ST: Viết chương trình hoạt động theo mẫu; khuyến khích trình bày rõ mục tiêu, thời gian, phân công.</w:t>
             </w:r>
           </w:p>
         </w:tc>
@@ -20503,32 +19918,6 @@
                 <w:i w:val="0"/>
                 <w:sz w:val="18"/>
               </w:rPr>
-              <w:t>NLS-KT: Đọc mở rộng; chọn nguồn đọc phù hợp, ghi nhận xét của cá nhân.</w:t>
-            </w:r>
-          </w:p>
-          <w:p>
-            <w:pPr>
-              <w:spacing w:after="0"/>
-            </w:pPr>
-            <w:r>
-              <w:rPr>
-                <w:b w:val="0"/>
-                <w:i w:val="0"/>
-                <w:sz w:val="18"/>
-              </w:rPr>
-              <w:t>NLS-AT: Đọc mở rộng; chọn nguồn đọc phù hợp, ghi nhận xét của cá nhân.</w:t>
-            </w:r>
-          </w:p>
-          <w:p>
-            <w:pPr>
-              <w:spacing w:after="0"/>
-            </w:pPr>
-            <w:r>
-              <w:rPr>
-                <w:b w:val="0"/>
-                <w:i w:val="0"/>
-                <w:sz w:val="18"/>
-              </w:rPr>
               <w:t>KNS: KN tự học: chọn sách phù hợp, kiên trì đọc và rút ra điều bổ ích cho bản thân.</w:t>
             </w:r>
           </w:p>
@@ -20913,20 +20302,6 @@
                 <w:i w:val="0"/>
                 <w:sz w:val="18"/>
               </w:rPr>
-              <w:t>NLS-ST: Chỉnh sửa chương trình hoạt động theo góp ý; rèn chia sẻ, phản hồi có văn hóa.</w:t>
-            </w:r>
-          </w:p>
-          <w:p>
-            <w:pPr>
-              <w:spacing w:after="0"/>
-            </w:pPr>
-            <w:r>
-              <w:rPr>
-                <w:b w:val="0"/>
-                <w:i w:val="0"/>
-                <w:sz w:val="18"/>
-              </w:rPr>
-              <w:t>NLS-GT: Chỉnh sửa chương trình hoạt động theo góp ý; rèn chia sẻ, phản hồi có văn hóa.</w:t>
             </w:r>
           </w:p>
         </w:tc>
@@ -21181,7 +20556,6 @@
                 <w:i w:val="0"/>
                 <w:sz w:val="18"/>
               </w:rPr>
-              <w:t>NLS-ST: Viết chương trình hoạt động; có thể trình bày bằng bảng/sơ đồ, không lệ thuộc mẫu có sẵn.</w:t>
             </w:r>
           </w:p>
         </w:tc>
@@ -21309,7 +20683,6 @@
                 <w:i w:val="0"/>
                 <w:sz w:val="18"/>
               </w:rPr>
-              <w:t>NLS-KT: Khai thác tư liệu về sản vật địa phương; khuyến khích liên hệ thực tế địa phương.</w:t>
             </w:r>
           </w:p>
         </w:tc>
@@ -22125,7 +21498,6 @@
                 <w:i w:val="0"/>
                 <w:sz w:val="18"/>
               </w:rPr>
-              <w:t>NLS-KT: Khai thác tư liệu về di sản/văn hiến qua tranh ảnh, bản đồ, nguồn tin đáng tin cậy.</w:t>
             </w:r>
           </w:p>
         </w:tc>
@@ -22762,32 +22134,6 @@
                 <w:i w:val="0"/>
                 <w:sz w:val="18"/>
               </w:rPr>
-              <w:t>NLS-KT: Đọc mở rộng; ghi nguồn, tránh sao chép cảm nhận mẫu.</w:t>
-            </w:r>
-          </w:p>
-          <w:p>
-            <w:pPr>
-              <w:spacing w:after="0"/>
-            </w:pPr>
-            <w:r>
-              <w:rPr>
-                <w:b w:val="0"/>
-                <w:i w:val="0"/>
-                <w:sz w:val="18"/>
-              </w:rPr>
-              <w:t>NLS-AT: Đọc mở rộng; ghi nguồn, tránh sao chép cảm nhận mẫu.</w:t>
-            </w:r>
-          </w:p>
-          <w:p>
-            <w:pPr>
-              <w:spacing w:after="0"/>
-            </w:pPr>
-            <w:r>
-              <w:rPr>
-                <w:b w:val="0"/>
-                <w:i w:val="0"/>
-                <w:sz w:val="18"/>
-              </w:rPr>
               <w:t>KNS: KN tự học: chọn sách phù hợp, kiên trì đọc và rút ra điều bổ ích cho bản thân.</w:t>
             </w:r>
           </w:p>
@@ -22917,7 +22263,6 @@
                 <w:i w:val="0"/>
                 <w:sz w:val="18"/>
               </w:rPr>
-              <w:t>NLS-KT: Tìm hiểu thêm về nhân vật lịch sử qua nguồn phù hợp, biết chọn thông tin chính.</w:t>
             </w:r>
           </w:p>
         </w:tc>
@@ -23326,7 +22671,6 @@
                 <w:i w:val="0"/>
                 <w:sz w:val="18"/>
               </w:rPr>
-              <w:t>NLS-KT: Khai thác tư liệu về nhân vật văn hóa; biết đối chiếu thông tin cơ bản từ nguồn tin đáng tin cậy.</w:t>
             </w:r>
           </w:p>
         </w:tc>
@@ -23581,7 +22925,6 @@
                 <w:i w:val="0"/>
                 <w:sz w:val="18"/>
               </w:rPr>
-              <w:t>NLS-GT: Nói và nghe về đền ơn đáp nghĩa; có thể chuẩn bị thông điệp/thiệp tri ân số đơn giản.</w:t>
             </w:r>
           </w:p>
         </w:tc>
@@ -23710,19 +23053,6 @@
                 <w:i w:val="0"/>
                 <w:sz w:val="18"/>
               </w:rPr>
-              <w:t>NLS-KT: Tìm hiểu về Anh hùng Lao động Trần Đại Nghĩa qua tư liệu số có hướng dẫn; ghi nguồn.</w:t>
-            </w:r>
-          </w:p>
-          <w:p>
-            <w:pPr>
-              <w:spacing w:after="0"/>
-            </w:pPr>
-            <w:r>
-              <w:rPr>
-                <w:b w:val="0"/>
-                <w:i w:val="0"/>
-                <w:sz w:val="18"/>
-              </w:rPr>
               <w:t>QPAN: Kể về tấm gương anh hùng, liệt sĩ; giáo dục lòng biết ơn người có công với cách mạng và niềm tự hào về truyền thống dân tộc.</w:t>
             </w:r>
           </w:p>
@@ -24362,32 +23692,6 @@
                 <w:i w:val="0"/>
                 <w:sz w:val="18"/>
               </w:rPr>
-              <w:t>NLS-KT: Đọc mở rộng; ưu tiên sách/tư liệu phù hợp, có nguồn rõ ràng.</w:t>
-            </w:r>
-          </w:p>
-          <w:p>
-            <w:pPr>
-              <w:spacing w:after="0"/>
-            </w:pPr>
-            <w:r>
-              <w:rPr>
-                <w:b w:val="0"/>
-                <w:i w:val="0"/>
-                <w:sz w:val="18"/>
-              </w:rPr>
-              <w:t>NLS-AT: Đọc mở rộng; ưu tiên sách/tư liệu phù hợp, có nguồn rõ ràng.</w:t>
-            </w:r>
-          </w:p>
-          <w:p>
-            <w:pPr>
-              <w:spacing w:after="0"/>
-            </w:pPr>
-            <w:r>
-              <w:rPr>
-                <w:b w:val="0"/>
-                <w:i w:val="0"/>
-                <w:sz w:val="18"/>
-              </w:rPr>
               <w:t>KNS: KN tự học: chọn sách phù hợp, kiên trì đọc và rút ra điều bổ ích cho bản thân.</w:t>
             </w:r>
           </w:p>
@@ -25310,7 +24614,6 @@
                 <w:i w:val="0"/>
                 <w:sz w:val="18"/>
               </w:rPr>
-              <w:t>NLS-KT: Khai thác tư liệu về hòa bình, Trái Đất; chọn thông tin phù hợp, ghi nguồn.</w:t>
             </w:r>
           </w:p>
         </w:tc>
@@ -25565,7 +24868,6 @@
                 <w:i w:val="0"/>
                 <w:sz w:val="18"/>
               </w:rPr>
-              <w:t>NLS-ST: Lập dàn ý bằng sơ đồ số; sắp xếp ý theo bố cục.</w:t>
             </w:r>
           </w:p>
         </w:tc>
@@ -25948,32 +25250,6 @@
                 <w:i w:val="0"/>
                 <w:sz w:val="18"/>
               </w:rPr>
-              <w:t>NLS-KT: Đọc mở rộng chủ đề thế giới; tôn trọng bản quyền và nguồn tư liệu.</w:t>
-            </w:r>
-          </w:p>
-          <w:p>
-            <w:pPr>
-              <w:spacing w:after="0"/>
-            </w:pPr>
-            <w:r>
-              <w:rPr>
-                <w:b w:val="0"/>
-                <w:i w:val="0"/>
-                <w:sz w:val="18"/>
-              </w:rPr>
-              <w:t>NLS-AT: Đọc mở rộng chủ đề thế giới; tôn trọng bản quyền và nguồn tư liệu.</w:t>
-            </w:r>
-          </w:p>
-          <w:p>
-            <w:pPr>
-              <w:spacing w:after="0"/>
-            </w:pPr>
-            <w:r>
-              <w:rPr>
-                <w:b w:val="0"/>
-                <w:i w:val="0"/>
-                <w:sz w:val="18"/>
-              </w:rPr>
               <w:t>KNS: KN tự học: chọn sách phù hợp, kiên trì đọc và rút ra điều bổ ích cho bản thân.</w:t>
             </w:r>
           </w:p>
@@ -26486,20 +25762,6 @@
                 <w:i w:val="0"/>
                 <w:sz w:val="18"/>
               </w:rPr>
-              <w:t>NLS-KT: Tìm hiểu chiến dịch Giờ Trái Đất; thảo luận cách truyền thông số tích cực, có trách nhiệm.</w:t>
-            </w:r>
-          </w:p>
-          <w:p>
-            <w:pPr>
-              <w:spacing w:after="0"/>
-            </w:pPr>
-            <w:r>
-              <w:rPr>
-                <w:b w:val="0"/>
-                <w:i w:val="0"/>
-                <w:sz w:val="18"/>
-              </w:rPr>
-              <w:t>NLS-GT: Tìm hiểu chiến dịch Giờ Trái Đất; thảo luận cách truyền thông số tích cực, có trách nhiệm.</w:t>
             </w:r>
           </w:p>
         </w:tc>
@@ -26627,7 +25889,6 @@
                 <w:i w:val="0"/>
                 <w:sz w:val="18"/>
               </w:rPr>
-              <w:t>NLS-AT: Khi nêu ý kiến phản đối một hiện tượng, rèn thái độ lịch sự, có dẫn chứng, không công kích cá nhân.</w:t>
             </w:r>
           </w:p>
         </w:tc>
@@ -26755,20 +26016,6 @@
                 <w:i w:val="0"/>
                 <w:sz w:val="18"/>
               </w:rPr>
-              <w:t>NLS-GT: Chia sẻ trải nghiệm ngày hè an toàn; không công khai lịch trình, địa chỉ, hình ảnh riêng tư.</w:t>
-            </w:r>
-          </w:p>
-          <w:p>
-            <w:pPr>
-              <w:spacing w:after="0"/>
-            </w:pPr>
-            <w:r>
-              <w:rPr>
-                <w:b w:val="0"/>
-                <w:i w:val="0"/>
-                <w:sz w:val="18"/>
-              </w:rPr>
-              <w:t>NLS-AT: Chia sẻ trải nghiệm ngày hè an toàn; không công khai lịch trình, địa chỉ, hình ảnh riêng tư.</w:t>
             </w:r>
           </w:p>
         </w:tc>
@@ -26898,20 +26145,6 @@
                 <w:i w:val="0"/>
                 <w:sz w:val="18"/>
               </w:rPr>
-              <w:t>NLS-AT: Liên hệ sử dụng điện thoại di động; nhận biết trợ lý giọng nói/gợi ý thông minh, bảo vệ dữ liệu cá nhân, cân bằng thời gian sử dụng.</w:t>
-            </w:r>
-          </w:p>
-          <w:p>
-            <w:pPr>
-              <w:spacing w:after="0"/>
-            </w:pPr>
-            <w:r>
-              <w:rPr>
-                <w:b w:val="0"/>
-                <w:i w:val="0"/>
-                <w:sz w:val="18"/>
-              </w:rPr>
-              <w:t>AI-NB: Liên hệ sử dụng điện thoại di động; nhận biết trợ lý giọng nói/gợi ý thông minh, bảo vệ dữ liệu cá nhân, cân bằng thời gian sử dụng.</w:t>
             </w:r>
           </w:p>
         </w:tc>
@@ -27166,19 +26399,6 @@
                 <w:i w:val="0"/>
                 <w:sz w:val="18"/>
               </w:rPr>
-              <w:t>NLS-AT: Viết ý kiến phản đối hiện tượng lạm dụng thiết bị số; lập luận văn minh, có dẫn chứng phù hợp.</w:t>
-            </w:r>
-          </w:p>
-          <w:p>
-            <w:pPr>
-              <w:spacing w:after="0"/>
-            </w:pPr>
-            <w:r>
-              <w:rPr>
-                <w:b w:val="0"/>
-                <w:i w:val="0"/>
-                <w:sz w:val="18"/>
-              </w:rPr>
               <w:t>KNS: KN trình bày suy nghĩ, bày tỏ cảm xúc của bản thân bằng lời lẽ phù hợp.</w:t>
             </w:r>
           </w:p>
@@ -27307,20 +26527,6 @@
                 <w:i w:val="0"/>
                 <w:sz w:val="18"/>
               </w:rPr>
-              <w:t>NLS-KT: Nhận biết thành phố thông minh sử dụng dữ liệu/công nghệ/AI trong giao thông, dịch vụ đô thị; GV minh họa, HS không tạo tài khoản AI.</w:t>
-            </w:r>
-          </w:p>
-          <w:p>
-            <w:pPr>
-              <w:spacing w:after="0"/>
-            </w:pPr>
-            <w:r>
-              <w:rPr>
-                <w:b w:val="0"/>
-                <w:i w:val="0"/>
-                <w:sz w:val="18"/>
-              </w:rPr>
-              <w:t>AI-NB: Nhận biết thành phố thông minh sử dụng dữ liệu/công nghệ/AI trong giao thông, dịch vụ đô thị; GV minh họa, HS không tạo tài khoản AI.</w:t>
             </w:r>
           </w:p>
         </w:tc>
@@ -27448,20 +26654,6 @@
                 <w:i w:val="0"/>
                 <w:sz w:val="18"/>
               </w:rPr>
-              <w:t>NLS-AT: Đánh giá, chỉnh sửa đoạn văn về hiện tượng công nghệ; nhấn mạnh sử dụng AI trung thực, không để AI viết thay.</w:t>
-            </w:r>
-          </w:p>
-          <w:p>
-            <w:pPr>
-              <w:spacing w:after="0"/>
-            </w:pPr>
-            <w:r>
-              <w:rPr>
-                <w:b w:val="0"/>
-                <w:i w:val="0"/>
-                <w:sz w:val="18"/>
-              </w:rPr>
-              <w:t>AI-NB: Đánh giá, chỉnh sửa đoạn văn về hiện tượng công nghệ; nhấn mạnh sử dụng AI trung thực, không để AI viết thay.</w:t>
             </w:r>
           </w:p>
         </w:tc>
@@ -27583,32 +26775,6 @@
               <w:spacing w:after="0"/>
             </w:pPr>
             <w:r/>
-            <w:r>
-              <w:rPr>
-                <w:b w:val="0"/>
-                <w:i w:val="0"/>
-                <w:sz w:val="18"/>
-              </w:rPr>
-              <w:t>NLS-KT: Đọc mở rộng về thành phố thông minh/công nghệ trong đời sống; ghi nguồn, trao đổi về sử dụng AI có trách nhiệm.</w:t>
-            </w:r>
-          </w:p>
-          <w:p>
-            <w:pPr>
-              <w:spacing w:after="0"/>
-            </w:pPr>
-            <w:r>
-              <w:rPr>
-                <w:b w:val="0"/>
-                <w:i w:val="0"/>
-                <w:sz w:val="18"/>
-              </w:rPr>
-              <w:t>AI-NB: Đọc mở rộng về thành phố thông minh/công nghệ trong đời sống; ghi nguồn, trao đổi về sử dụng AI có trách nhiệm.</w:t>
-            </w:r>
-          </w:p>
-          <w:p>
-            <w:pPr>
-              <w:spacing w:after="0"/>
-            </w:pPr>
             <w:r>
               <w:rPr>
                 <w:b w:val="0"/>

--- a/assets/docs/lop5/Tieng Viet - Lop 5.docx
+++ b/assets/docs/lop5/Tieng Viet - Lop 5.docx
@@ -3098,6 +3098,45 @@
                 <w:i w:val="0"/>
                 <w:sz w:val="18"/>
               </w:rPr>
+              <w:t>NLS-KT (Cơ bản 2): Trước bài đọc “Bộ sưu tập độc đáo”, GV chiếu tranh minh hoạ phóng to cùng vài ảnh bộ sưu tập quen thuộc như tem, vỏ sò</w:t>
+            </w:r>
+          </w:p>
+          <w:p>
+            <w:pPr>
+              <w:spacing w:after="0"/>
+            </w:pPr>
+            <w:r>
+              <w:rPr>
+                <w:b w:val="0"/>
+                <w:i w:val="0"/>
+                <w:sz w:val="18"/>
+              </w:rPr>
+              <w:t>NLS-GT (Cơ bản 2): GV ghi âm lượt đọc diễn cảm của vài HS rồi mở lại cho cả lớp nghe</w:t>
+            </w:r>
+          </w:p>
+          <w:p>
+            <w:pPr>
+              <w:spacing w:after="0"/>
+            </w:pPr>
+            <w:r>
+              <w:rPr>
+                <w:b w:val="0"/>
+                <w:i w:val="0"/>
+                <w:sz w:val="18"/>
+              </w:rPr>
+              <w:t>NLS-AT: GV hỏi ý kiến HS trước khi ghi âm, chỉ mở trong lớp rồi xoá sau tiết học</w:t>
+            </w:r>
+          </w:p>
+          <w:p>
+            <w:pPr>
+              <w:spacing w:after="0"/>
+            </w:pPr>
+            <w:r>
+              <w:rPr>
+                <w:b w:val="0"/>
+                <w:i w:val="0"/>
+                <w:sz w:val="18"/>
+              </w:rPr>
               <w:t>KNS: KN tự học: chọn sách phù hợp, kiên trì đọc và rút ra điều bổ ích cho bản thân.</w:t>
             </w:r>
           </w:p>
@@ -3480,6 +3519,33 @@
                 <w:i w:val="0"/>
                 <w:sz w:val="18"/>
               </w:rPr>
+              <w:t>NLS-KT (Cơ bản 2): Trước bài đọc “Hành tinh kì lạ”, GV chiếu vài hình ảnh các hành tinh trong hệ Mặt Trời do thầy cô chọn từ nguồn tin cậy</w:t>
+            </w:r>
+          </w:p>
+          <w:p>
+            <w:pPr>
+              <w:spacing w:after="0"/>
+            </w:pPr>
+            <w:r>
+              <w:rPr>
+                <w:b w:val="0"/>
+                <w:i w:val="0"/>
+                <w:sz w:val="18"/>
+              </w:rPr>
+              <w:t>AI-NB (Cơ bản 2): GV gõ cho công cụ trí tuệ nhân tạo vẽ thử một hành tinh theo lời tả của HS rồi chiếu lên</w:t>
+            </w:r>
+          </w:p>
+          <w:p>
+            <w:pPr>
+              <w:spacing w:after="0"/>
+            </w:pPr>
+            <w:r>
+              <w:rPr>
+                <w:b w:val="0"/>
+                <w:i w:val="0"/>
+                <w:sz w:val="18"/>
+              </w:rPr>
+              <w:t>NLS-AT: Chỉ thầy cô gõ và mở công cụ, HS không nhập tên, ảnh hay thông tin cá nhân</w:t>
             </w:r>
           </w:p>
         </w:tc>
@@ -3863,6 +3929,33 @@
                 <w:i w:val="0"/>
                 <w:sz w:val="18"/>
               </w:rPr>
+              <w:t>NLS-KT (Cơ bản 2): Vào chủ điểm Thiên nhiên kì thú với bài thơ “Trước cổng trời”, GV chiếu ảnh vùng núi cao</w:t>
+            </w:r>
+          </w:p>
+          <w:p>
+            <w:pPr>
+              <w:spacing w:after="0"/>
+            </w:pPr>
+            <w:r>
+              <w:rPr>
+                <w:b w:val="0"/>
+                <w:i w:val="0"/>
+                <w:sz w:val="18"/>
+              </w:rPr>
+              <w:t>NLS-GT (Cơ bản 2): GV ghi âm lượt đọc diễn cảm từng khổ thơ của một vài HS rồi mở lại</w:t>
+            </w:r>
+          </w:p>
+          <w:p>
+            <w:pPr>
+              <w:spacing w:after="0"/>
+            </w:pPr>
+            <w:r>
+              <w:rPr>
+                <w:b w:val="0"/>
+                <w:i w:val="0"/>
+                <w:sz w:val="18"/>
+              </w:rPr>
+              <w:t>NLS-AT: Ảnh dùng trong bài phải nói rõ nguồn thầy cô cung cấp</w:t>
             </w:r>
           </w:p>
         </w:tc>
@@ -4245,6 +4338,33 @@
                 <w:i w:val="0"/>
                 <w:sz w:val="18"/>
               </w:rPr>
+              <w:t>NLS-KT (Cơ bản 2): Trước bài đọc “Kì diệu rừng xanh”, GV chiếu đoạn phim ngắn về rừng nguyên sinh với nấm, cây cổ thụ, muông thú</w:t>
+            </w:r>
+          </w:p>
+          <w:p>
+            <w:pPr>
+              <w:spacing w:after="0"/>
+            </w:pPr>
+            <w:r>
+              <w:rPr>
+                <w:b w:val="0"/>
+                <w:i w:val="0"/>
+                <w:sz w:val="18"/>
+              </w:rPr>
+              <w:t>NLS-GQVĐ (Cơ bản 2): Sau bài đọc, GV chiếu bảng hai cột việc làm hại rừng và việc bảo vệ rừng; HS xếp các hành động vào đúng cột</w:t>
+            </w:r>
+          </w:p>
+          <w:p>
+            <w:pPr>
+              <w:spacing w:after="0"/>
+            </w:pPr>
+            <w:r>
+              <w:rPr>
+                <w:b w:val="0"/>
+                <w:i w:val="0"/>
+                <w:sz w:val="18"/>
+              </w:rPr>
+              <w:t>NLS-AT: Phim và ảnh do thầy cô mở, nói rõ nguồn</w:t>
             </w:r>
           </w:p>
         </w:tc>
@@ -5461,6 +5581,33 @@
                 <w:i w:val="0"/>
                 <w:sz w:val="18"/>
               </w:rPr>
+              <w:t>NLS-KT (Cơ bản 2): Trước bài thơ “Mầm non”, GV chiếu một đoạn phim tua nhanh cảnh mầm cây nhú lên khi trời chuyển từ đông sang xuân</w:t>
+            </w:r>
+          </w:p>
+          <w:p>
+            <w:pPr>
+              <w:spacing w:after="0"/>
+            </w:pPr>
+            <w:r>
+              <w:rPr>
+                <w:b w:val="0"/>
+                <w:i w:val="0"/>
+                <w:sz w:val="18"/>
+              </w:rPr>
+              <w:t>NLS-GT (Cơ bản 2): GV ghi âm lượt đọc diễn cảm từng khổ thơ của vài HS rồi mở lại</w:t>
+            </w:r>
+          </w:p>
+          <w:p>
+            <w:pPr>
+              <w:spacing w:after="0"/>
+            </w:pPr>
+            <w:r>
+              <w:rPr>
+                <w:b w:val="0"/>
+                <w:i w:val="0"/>
+                <w:sz w:val="18"/>
+              </w:rPr>
+              <w:t>NLS-AT: Phim và ảnh do thầy cô mở, nói rõ nguồn</w:t>
             </w:r>
           </w:p>
         </w:tc>
@@ -6254,6 +6401,33 @@
                 <w:i w:val="0"/>
                 <w:sz w:val="18"/>
               </w:rPr>
+              <w:t>NLS-KT (Cơ bản 2): Trước bài đọc “Bài ca về mặt trời”, GV chiếu đoạn phim hoạt hình Thần Gió và Mặt Trời rồi dừng ở cảnh hai nhân vật thi tài</w:t>
+            </w:r>
+          </w:p>
+          <w:p>
+            <w:pPr>
+              <w:spacing w:after="0"/>
+            </w:pPr>
+            <w:r>
+              <w:rPr>
+                <w:b w:val="0"/>
+                <w:i w:val="0"/>
+                <w:sz w:val="18"/>
+              </w:rPr>
+              <w:t>NLS-GT (Cơ bản 2): GV ghi âm lượt đọc diễn cảm của một vài HS rồi mở lại cho cả lớp nghe</w:t>
+            </w:r>
+          </w:p>
+          <w:p>
+            <w:pPr>
+              <w:spacing w:after="0"/>
+            </w:pPr>
+            <w:r>
+              <w:rPr>
+                <w:b w:val="0"/>
+                <w:i w:val="0"/>
+                <w:sz w:val="18"/>
+              </w:rPr>
+              <w:t>NLS-AT: Phim do thầy cô mở, nói rõ nguồn và mở âm lượng vừa đủ</w:t>
             </w:r>
           </w:p>
         </w:tc>
@@ -7732,6 +7906,33 @@
                 <w:i w:val="0"/>
                 <w:sz w:val="18"/>
               </w:rPr>
+              <w:t>NLS-KT (Cơ bản 2): Trước bài đọc “Thư gửi các học sinh”, GV chiếu tranh chủ điểm và ảnh tư liệu ngày khai giảng đầu tiên của nước ta sau năm 1945</w:t>
+            </w:r>
+          </w:p>
+          <w:p>
+            <w:pPr>
+              <w:spacing w:after="0"/>
+            </w:pPr>
+            <w:r>
+              <w:rPr>
+                <w:b w:val="0"/>
+                <w:i w:val="0"/>
+                <w:sz w:val="18"/>
+              </w:rPr>
+              <w:t>NLS-GT (Cơ bản 2): GV ghi âm lượt đọc diễn cảm của vài HS rồi mở lại cho cả lớp nghe</w:t>
+            </w:r>
+          </w:p>
+          <w:p>
+            <w:pPr>
+              <w:spacing w:after="0"/>
+            </w:pPr>
+            <w:r>
+              <w:rPr>
+                <w:b w:val="0"/>
+                <w:i w:val="0"/>
+                <w:sz w:val="18"/>
+              </w:rPr>
+              <w:t>NLS-AT: Ảnh tư liệu phải lấy từ nguồn tin cậy và nói rõ nguồn</w:t>
             </w:r>
           </w:p>
         </w:tc>
@@ -8114,6 +8315,33 @@
                 <w:i w:val="0"/>
                 <w:sz w:val="18"/>
               </w:rPr>
+              <w:t>NLS-KT (Cơ bản 2): Trước bài đọc “Tấm gương tự học”, GV chiếu tư liệu ngắn về một vài tấm gương tự học do thầy cô chọn từ nguồn tin cậy</w:t>
+            </w:r>
+          </w:p>
+          <w:p>
+            <w:pPr>
+              <w:spacing w:after="0"/>
+            </w:pPr>
+            <w:r>
+              <w:rPr>
+                <w:b w:val="0"/>
+                <w:i w:val="0"/>
+                <w:sz w:val="18"/>
+              </w:rPr>
+              <w:t>NLS-ST (Cơ bản 2): Mỗi HS lập một bảng tự học trong tuần trên máy hoặc trong vở gồm việc cần học, thời gian, kết quả tự đánh giá</w:t>
+            </w:r>
+          </w:p>
+          <w:p>
+            <w:pPr>
+              <w:spacing w:after="0"/>
+            </w:pPr>
+            <w:r>
+              <w:rPr>
+                <w:b w:val="0"/>
+                <w:i w:val="0"/>
+                <w:sz w:val="18"/>
+              </w:rPr>
+              <w:t>NLS-AT: Tư liệu đưa vào bài phải nói rõ nguồn, không lấy tin chưa kiểm chứng trên mạng</w:t>
             </w:r>
           </w:p>
         </w:tc>
@@ -8498,6 +8726,33 @@
                 <w:i w:val="0"/>
                 <w:sz w:val="18"/>
               </w:rPr>
+              <w:t>NLS-KT (Cơ bản 2): Trước bài đọc “Trải nghiệm để sáng tạo”, GV chiếu vài ví dụ về sản phẩm ra đời từ quan sát thực tế như chiếc dù lấy ý</w:t>
+            </w:r>
+          </w:p>
+          <w:p>
+            <w:pPr>
+              <w:spacing w:after="0"/>
+            </w:pPr>
+            <w:r>
+              <w:rPr>
+                <w:b w:val="0"/>
+                <w:i w:val="0"/>
+                <w:sz w:val="18"/>
+              </w:rPr>
+              <w:t>NLS-GT (Cơ bản 2): GV ghi âm lượt đọc diễn cảm của vài HS rồi mở lại cho cả lớp nghe</w:t>
+            </w:r>
+          </w:p>
+          <w:p>
+            <w:pPr>
+              <w:spacing w:after="0"/>
+            </w:pPr>
+            <w:r>
+              <w:rPr>
+                <w:b w:val="0"/>
+                <w:i w:val="0"/>
+                <w:sz w:val="18"/>
+              </w:rPr>
+              <w:t>NLS-AT: Tư liệu, hình ảnh do thầy cô mở và nói rõ nguồn</w:t>
             </w:r>
           </w:p>
         </w:tc>
@@ -8880,6 +9135,33 @@
                 <w:i w:val="0"/>
                 <w:sz w:val="18"/>
               </w:rPr>
+              <w:t>NLS-KT (Cơ bản 2): Trước bài đọc “Khổ luyện thành tài”, GV chiếu một vài bức tranh của danh hoạ Lê-ô-na-đô đa Vin-xi cùng bản phác thảo trứng thời ông học vẽ</w:t>
+            </w:r>
+          </w:p>
+          <w:p>
+            <w:pPr>
+              <w:spacing w:after="0"/>
+            </w:pPr>
+            <w:r>
+              <w:rPr>
+                <w:b w:val="0"/>
+                <w:i w:val="0"/>
+                <w:sz w:val="18"/>
+              </w:rPr>
+              <w:t>NLS-ST (Cơ bản 2): Mỗi HS lập bảng theo dõi một việc mình muốn luyện trong hai tuần gồm ngày, số lần luyện, kết quả tự nhận xét</w:t>
+            </w:r>
+          </w:p>
+          <w:p>
+            <w:pPr>
+              <w:spacing w:after="0"/>
+            </w:pPr>
+            <w:r>
+              <w:rPr>
+                <w:b w:val="0"/>
+                <w:i w:val="0"/>
+                <w:sz w:val="18"/>
+              </w:rPr>
+              <w:t>NLS-AT: Tranh và tư liệu do thầy cô cung cấp, nói rõ nguồn</w:t>
             </w:r>
           </w:p>
         </w:tc>
@@ -9263,6 +9545,33 @@
                 <w:i w:val="0"/>
                 <w:sz w:val="18"/>
               </w:rPr>
+              <w:t>NLS-KT (Cơ bản 2): Trước bài đọc “Thế giới trong trang sách”, GV chiếu bìa và vài trang minh hoạ của những cuốn sách thiếu nhi quen thuộc</w:t>
+            </w:r>
+          </w:p>
+          <w:p>
+            <w:pPr>
+              <w:spacing w:after="0"/>
+            </w:pPr>
+            <w:r>
+              <w:rPr>
+                <w:b w:val="0"/>
+                <w:i w:val="0"/>
+                <w:sz w:val="18"/>
+              </w:rPr>
+              <w:t>NLS-GT (Cơ bản 2): GV ghi âm lượt đọc diễn cảm của vài HS rồi mở lại cho cả lớp nghe</w:t>
+            </w:r>
+          </w:p>
+          <w:p>
+            <w:pPr>
+              <w:spacing w:after="0"/>
+            </w:pPr>
+            <w:r>
+              <w:rPr>
+                <w:b w:val="0"/>
+                <w:i w:val="0"/>
+                <w:sz w:val="18"/>
+              </w:rPr>
+              <w:t>NLS-AT: Ảnh bìa sách do thầy cô chuẩn bị và nói rõ nguồn</w:t>
             </w:r>
           </w:p>
         </w:tc>
@@ -9645,6 +9954,33 @@
                 <w:i w:val="0"/>
                 <w:sz w:val="18"/>
               </w:rPr>
+              <w:t>NLS-KT (Cơ bản 2): Trước bài đọc “Từ những câu chuyện ấu thơ”, GV chiếu tranh minh hoạ vài truyện cổ tích quen thuộc</w:t>
+            </w:r>
+          </w:p>
+          <w:p>
+            <w:pPr>
+              <w:spacing w:after="0"/>
+            </w:pPr>
+            <w:r>
+              <w:rPr>
+                <w:b w:val="0"/>
+                <w:i w:val="0"/>
+                <w:sz w:val="18"/>
+              </w:rPr>
+              <w:t>NLS-ST (Cơ bản 2): Mỗi nhóm làm một trang giới thiệu câu chuyện tuổi thơ của mình: chọn tranh minh hoạ, viết ba câu tóm tắt và một câu nêu bài học</w:t>
+            </w:r>
+          </w:p>
+          <w:p>
+            <w:pPr>
+              <w:spacing w:after="0"/>
+            </w:pPr>
+            <w:r>
+              <w:rPr>
+                <w:b w:val="0"/>
+                <w:i w:val="0"/>
+                <w:sz w:val="18"/>
+              </w:rPr>
+              <w:t>NLS-AT: Tranh minh hoạ lấy từ nguồn thầy cô cung cấp hoặc do các em tự vẽ</w:t>
             </w:r>
           </w:p>
         </w:tc>
@@ -10029,6 +10365,33 @@
                 <w:i w:val="0"/>
                 <w:sz w:val="18"/>
               </w:rPr>
+              <w:t>NLS-KT (Cơ bản 2): Trước bài giới thiệu sách “Dế Mèn phiêu lưu kí”, GV chiếu bìa sách, vài trang minh hoạ và thông tin tác giả do thầy cô chuẩn bị</w:t>
+            </w:r>
+          </w:p>
+          <w:p>
+            <w:pPr>
+              <w:spacing w:after="0"/>
+            </w:pPr>
+            <w:r>
+              <w:rPr>
+                <w:b w:val="0"/>
+                <w:i w:val="0"/>
+                <w:sz w:val="18"/>
+              </w:rPr>
+              <w:t>NLS-ST (Cơ bản 2): Mỗi nhóm làm một tấm thẻ giới thiệu cuốn sách mình thích gồm tên sách, tác giả, ba câu tóm tắt và một câu mời bạn đọc</w:t>
+            </w:r>
+          </w:p>
+          <w:p>
+            <w:pPr>
+              <w:spacing w:after="0"/>
+            </w:pPr>
+            <w:r>
+              <w:rPr>
+                <w:b w:val="0"/>
+                <w:i w:val="0"/>
+                <w:sz w:val="18"/>
+              </w:rPr>
+              <w:t>NLS-AT: Ảnh bìa sách lấy từ nguồn thầy cô cung cấp và ghi rõ tên sách, tác giả</w:t>
             </w:r>
           </w:p>
         </w:tc>
@@ -10411,6 +10774,33 @@
                 <w:i w:val="0"/>
                 <w:sz w:val="18"/>
               </w:rPr>
+              <w:t>NLS-KT (Cơ bản 2): Trước bài đọc về tinh thần học tập, GV chiếu tư liệu ngắn và ảnh về nhân vật trong bài do thầy cô chọn từ nguồn tin cậy</w:t>
+            </w:r>
+          </w:p>
+          <w:p>
+            <w:pPr>
+              <w:spacing w:after="0"/>
+            </w:pPr>
+            <w:r>
+              <w:rPr>
+                <w:b w:val="0"/>
+                <w:i w:val="0"/>
+                <w:sz w:val="18"/>
+              </w:rPr>
+              <w:t>NLS-GT (Cơ bản 2): GV ghi âm lượt đọc diễn cảm của vài HS rồi mở lại cho cả lớp nghe</w:t>
+            </w:r>
+          </w:p>
+          <w:p>
+            <w:pPr>
+              <w:spacing w:after="0"/>
+            </w:pPr>
+            <w:r>
+              <w:rPr>
+                <w:b w:val="0"/>
+                <w:i w:val="0"/>
+                <w:sz w:val="18"/>
+              </w:rPr>
+              <w:t>NLS-AT: Tư liệu đưa vào bài phải nói rõ nguồn, không lấy tin chưa kiểm chứng trên mạng</w:t>
             </w:r>
           </w:p>
         </w:tc>
@@ -10794,6 +11184,33 @@
                 <w:i w:val="0"/>
                 <w:sz w:val="18"/>
               </w:rPr>
+              <w:t>NLS-KT (Cơ bản 2): Trước bài thơ “Tiếng đàn ba-la-lai-ca trên sông Đà”, GV cho HS nghe một đoạn nhạc đàn ba-la-lai-ca và chiếu ảnh công trình thuỷ điện Hoà Bình do</w:t>
+            </w:r>
+          </w:p>
+          <w:p>
+            <w:pPr>
+              <w:spacing w:after="0"/>
+            </w:pPr>
+            <w:r>
+              <w:rPr>
+                <w:b w:val="0"/>
+                <w:i w:val="0"/>
+                <w:sz w:val="18"/>
+              </w:rPr>
+              <w:t>NLS-GT (Cơ bản 2): GV ghi âm lượt đọc diễn cảm từng khổ thơ của vài HS rồi mở lại</w:t>
+            </w:r>
+          </w:p>
+          <w:p>
+            <w:pPr>
+              <w:spacing w:after="0"/>
+            </w:pPr>
+            <w:r>
+              <w:rPr>
+                <w:b w:val="0"/>
+                <w:i w:val="0"/>
+                <w:sz w:val="18"/>
+              </w:rPr>
+              <w:t>NLS-AT: Ảnh và bản nhạc do thầy cô mở, nói rõ nguồn</w:t>
             </w:r>
           </w:p>
         </w:tc>
@@ -11176,6 +11593,33 @@
                 <w:i w:val="0"/>
                 <w:sz w:val="18"/>
               </w:rPr>
+              <w:t>AI-NB (Cơ bản 2): Ở bài đọc về trí tưởng tượng, GV gõ cho công cụ trí tuệ nhân tạo tả thử một khung cảnh theo ý HS rồi chiếu kết quả</w:t>
+            </w:r>
+          </w:p>
+          <w:p>
+            <w:pPr>
+              <w:spacing w:after="0"/>
+            </w:pPr>
+            <w:r>
+              <w:rPr>
+                <w:b w:val="0"/>
+                <w:i w:val="0"/>
+                <w:sz w:val="18"/>
+              </w:rPr>
+              <w:t>NLS-KT (Cơ bản 2): GV chiếu bài đọc phóng to và tô màu những hình ảnh so sánh, nhân hoá trong bài; HS chỉ ra chi tiết nào là quan sát thật</w:t>
+            </w:r>
+          </w:p>
+          <w:p>
+            <w:pPr>
+              <w:spacing w:after="0"/>
+            </w:pPr>
+            <w:r>
+              <w:rPr>
+                <w:b w:val="0"/>
+                <w:i w:val="0"/>
+                <w:sz w:val="18"/>
+              </w:rPr>
+              <w:t>NLS-AT: Chỉ thầy cô gõ và mở công cụ, HS không nhập tên hay thông tin cá nhân</w:t>
             </w:r>
           </w:p>
         </w:tc>

--- a/assets/docs/lop5/Tieng Viet - Lop 5.docx
+++ b/assets/docs/lop5/Tieng Viet - Lop 5.docx
@@ -637,33 +637,7 @@
                 <w:i w:val="0"/>
                 <w:sz w:val="18"/>
               </w:rPr>
-              <w:t>NLS-KT (Cơ bản 2): GV chiếu bản đọc mẫu có âm thanh bài “Thanh âm của gió” trên tivi, HS nghe và đánh dấu chỗ ngắt, từ cần nhấn giọng vào SGK</w:t>
-            </w:r>
-          </w:p>
-          <w:p>
-            <w:pPr>
-              <w:spacing w:after="0"/>
-            </w:pPr>
-            <w:r>
-              <w:rPr>
-                <w:b w:val="0"/>
-                <w:i w:val="0"/>
-                <w:sz w:val="18"/>
-              </w:rPr>
-              <w:t>NLS-GT (Cơ bản 2): Khi tìm hiểu bài, GV chiếu sơ đồ trình tự sự việc theo thời gian, địa điểm còn trống; HS thảo luận nhóm đôi điền vào phiếu</w:t>
-            </w:r>
-          </w:p>
-          <w:p>
-            <w:pPr>
-              <w:spacing w:after="0"/>
-            </w:pPr>
-            <w:r>
-              <w:rPr>
-                <w:b w:val="0"/>
-                <w:i w:val="0"/>
-                <w:sz w:val="18"/>
-              </w:rPr>
-              <w:t>NLS-AT: Bản đọc mẫu và từ điển điện tử do GV chọn từ học liệu chính thống</w:t>
+              <w:t>NLS-KT (Cơ bản 2): Chiếu bản đọc mẫu có âm thanh bài “Thanh âm của gió” trên tivi.</w:t>
             </w:r>
           </w:p>
         </w:tc>
@@ -1046,33 +1020,6 @@
                 <w:i w:val="0"/>
                 <w:sz w:val="18"/>
               </w:rPr>
-              <w:t>NLS-KT (Cơ bản 2): GV mở bản đọc mẫu bài “Cánh đồng hoa” và chiếu vài hình ảnh về làng quê, cánh đồng hoa của người Chăm trên tivi; HS nghe</w:t>
-            </w:r>
-          </w:p>
-          <w:p>
-            <w:pPr>
-              <w:spacing w:after="0"/>
-            </w:pPr>
-            <w:r>
-              <w:rPr>
-                <w:b w:val="0"/>
-                <w:i w:val="0"/>
-                <w:sz w:val="18"/>
-              </w:rPr>
-              <w:t>NLS-GQVĐ (Cơ bản 2): Ở phần vận dụng, GV chiếu bảng việc nên làm / không nên làm để giữ khu phố sạch đẹp trên bài tập tương tác</w:t>
-            </w:r>
-          </w:p>
-          <w:p>
-            <w:pPr>
-              <w:spacing w:after="0"/>
-            </w:pPr>
-            <w:r>
-              <w:rPr>
-                <w:b w:val="0"/>
-                <w:i w:val="0"/>
-                <w:sz w:val="18"/>
-              </w:rPr>
-              <w:t>NLS-AT: Hình ảnh về người Chăm và làng quê lấy từ học liệu số chính thống</w:t>
             </w:r>
           </w:p>
         </w:tc>
@@ -1458,33 +1405,7 @@
                 <w:i w:val="0"/>
                 <w:sz w:val="18"/>
               </w:rPr>
-              <w:t>NLS-KT (Cơ bản 2): GV mở bản đọc mẫu bài thơ “Tuổi Ngựa” kèm hình ảnh miền trung du, đại ngàn, triền núi đá trên tivi; HS nghe</w:t>
-            </w:r>
-          </w:p>
-          <w:p>
-            <w:pPr>
-              <w:spacing w:after="0"/>
-            </w:pPr>
-            <w:r>
-              <w:rPr>
-                <w:b w:val="0"/>
-                <w:i w:val="0"/>
-                <w:sz w:val="18"/>
-              </w:rPr>
-              <w:t>NLS-ST (Cơ bản 2): Ở phần vận dụng, HS chọn một khổ thơ thích nhất, tập đọc diễn cảm rồi GV ghi âm bằng điện thoại và mở lại trên loa lớp</w:t>
-            </w:r>
-          </w:p>
-          <w:p>
-            <w:pPr>
-              <w:spacing w:after="0"/>
-            </w:pPr>
-            <w:r>
-              <w:rPr>
-                <w:b w:val="0"/>
-                <w:i w:val="0"/>
-                <w:sz w:val="18"/>
-              </w:rPr>
-              <w:t>NLS-AT: Bản ghi âm giọng đọc của HS chỉ dùng trong tiết học</w:t>
+              <w:t>NLS-ST (Cơ bản 2): Ở phần vận dụng, HS chọn một khổ thơ thích nhất, tập đọc diễn cảm rồi GV ghi âm bằng điện thoại.</w:t>
             </w:r>
           </w:p>
         </w:tc>
@@ -1867,33 +1788,6 @@
                 <w:i w:val="0"/>
                 <w:sz w:val="18"/>
               </w:rPr>
-              <w:t>NLS-KT (Cơ bản 2): GV mở bài hát Con sông tuổi thơ tôi rồi bản đọc mẫu bài “Bến sông tuổi thơ” trên tivi; HS nghe</w:t>
-            </w:r>
-          </w:p>
-          <w:p>
-            <w:pPr>
-              <w:spacing w:after="0"/>
-            </w:pPr>
-            <w:r>
-              <w:rPr>
-                <w:b w:val="0"/>
-                <w:i w:val="0"/>
-                <w:sz w:val="18"/>
-              </w:rPr>
-              <w:t>NLS-GQVĐ (Cơ bản 2): Khi tóm tắt văn bản, GV chiếu sơ đồ bố cục ba phần còn trống trên tivi; HS thảo luận nhóm chia đoạn</w:t>
-            </w:r>
-          </w:p>
-          <w:p>
-            <w:pPr>
-              <w:spacing w:after="0"/>
-            </w:pPr>
-            <w:r>
-              <w:rPr>
-                <w:b w:val="0"/>
-                <w:i w:val="0"/>
-                <w:sz w:val="18"/>
-              </w:rPr>
-              <w:t>NLS-AT: Bài hát, bản đọc mẫu do GV mở từ học liệu rõ nguồn</w:t>
             </w:r>
           </w:p>
         </w:tc>
@@ -2278,33 +2172,7 @@
                 <w:i w:val="0"/>
                 <w:sz w:val="18"/>
               </w:rPr>
-              <w:t>NLS-KT (Cơ bản 2): Trước bài đọc “Tiếng hạt nảy mầm”, GV mở vài âm thanh quen thuộc cho HS đoán tên sự vật</w:t>
-            </w:r>
-          </w:p>
-          <w:p>
-            <w:pPr>
-              <w:spacing w:after="0"/>
-            </w:pPr>
-            <w:r>
-              <w:rPr>
-                <w:b w:val="0"/>
-                <w:i w:val="0"/>
-                <w:sz w:val="18"/>
-              </w:rPr>
-              <w:t>NLS-GT (Cơ bản 2): GV ghi âm lượt đọc diễn cảm từng khổ thơ của một vài HS rồi mở lại</w:t>
-            </w:r>
-          </w:p>
-          <w:p>
-            <w:pPr>
-              <w:spacing w:after="0"/>
-            </w:pPr>
-            <w:r>
-              <w:rPr>
-                <w:b w:val="0"/>
-                <w:i w:val="0"/>
-                <w:sz w:val="18"/>
-              </w:rPr>
-              <w:t>NLS-AT: GV hỏi ý kiến HS trước khi ghi âm, chỉ mở trong lớp rồi xoá sau tiết học</w:t>
+              <w:t>NLS-KT (Cơ bản 2): Trước bài đọc “Tiếng hạt nảy mầm”, GV mở vài âm thanh quen thuộc cho HS đoán tên sự vật.</w:t>
             </w:r>
           </w:p>
         </w:tc>
@@ -2687,33 +2555,6 @@
                 <w:i w:val="0"/>
                 <w:sz w:val="18"/>
               </w:rPr>
-              <w:t>NLS-KT (Cơ bản 2): Trước bài đọc “Ngôi sao sân cỏ”, GV chiếu ảnh vài môn thể thao và một đoạn phim ngắn về trận bóng của thiếu nhi</w:t>
-            </w:r>
-          </w:p>
-          <w:p>
-            <w:pPr>
-              <w:spacing w:after="0"/>
-            </w:pPr>
-            <w:r>
-              <w:rPr>
-                <w:b w:val="0"/>
-                <w:i w:val="0"/>
-                <w:sz w:val="18"/>
-              </w:rPr>
-              <w:t>NLS-GT (Cơ bản 2): GV ghi âm lượt đọc phân vai của các nhóm rồi mở lại cho cả lớp nghe; HS nhận xét theo tiêu chí đọc rõ, ngắt nghỉ đúng</w:t>
-            </w:r>
-          </w:p>
-          <w:p>
-            <w:pPr>
-              <w:spacing w:after="0"/>
-            </w:pPr>
-            <w:r>
-              <w:rPr>
-                <w:b w:val="0"/>
-                <w:i w:val="0"/>
-                <w:sz w:val="18"/>
-              </w:rPr>
-              <w:t>NLS-AT: GV hỏi ý kiến HS trước khi ghi âm và xoá sau tiết học</w:t>
             </w:r>
           </w:p>
         </w:tc>
@@ -3098,33 +2939,7 @@
                 <w:i w:val="0"/>
                 <w:sz w:val="18"/>
               </w:rPr>
-              <w:t>NLS-KT (Cơ bản 2): Trước bài đọc “Bộ sưu tập độc đáo”, GV chiếu tranh minh hoạ phóng to cùng vài ảnh bộ sưu tập quen thuộc như tem, vỏ sò</w:t>
-            </w:r>
-          </w:p>
-          <w:p>
-            <w:pPr>
-              <w:spacing w:after="0"/>
-            </w:pPr>
-            <w:r>
-              <w:rPr>
-                <w:b w:val="0"/>
-                <w:i w:val="0"/>
-                <w:sz w:val="18"/>
-              </w:rPr>
-              <w:t>NLS-GT (Cơ bản 2): GV ghi âm lượt đọc diễn cảm của vài HS rồi mở lại cho cả lớp nghe</w:t>
-            </w:r>
-          </w:p>
-          <w:p>
-            <w:pPr>
-              <w:spacing w:after="0"/>
-            </w:pPr>
-            <w:r>
-              <w:rPr>
-                <w:b w:val="0"/>
-                <w:i w:val="0"/>
-                <w:sz w:val="18"/>
-              </w:rPr>
-              <w:t>NLS-AT: GV hỏi ý kiến HS trước khi ghi âm, chỉ mở trong lớp rồi xoá sau tiết học</w:t>
+              <w:t>NLS-GT (Cơ bản 2): Ghi âm lượt đọc diễn cảm của vài.</w:t>
             </w:r>
           </w:p>
           <w:p>
@@ -3519,33 +3334,6 @@
                 <w:i w:val="0"/>
                 <w:sz w:val="18"/>
               </w:rPr>
-              <w:t>NLS-KT (Cơ bản 2): Trước bài đọc “Hành tinh kì lạ”, GV chiếu vài hình ảnh các hành tinh trong hệ Mặt Trời do thầy cô chọn từ nguồn tin cậy</w:t>
-            </w:r>
-          </w:p>
-          <w:p>
-            <w:pPr>
-              <w:spacing w:after="0"/>
-            </w:pPr>
-            <w:r>
-              <w:rPr>
-                <w:b w:val="0"/>
-                <w:i w:val="0"/>
-                <w:sz w:val="18"/>
-              </w:rPr>
-              <w:t>AI-NB (Cơ bản 2): GV gõ cho công cụ trí tuệ nhân tạo vẽ thử một hành tinh theo lời tả của HS rồi chiếu lên</w:t>
-            </w:r>
-          </w:p>
-          <w:p>
-            <w:pPr>
-              <w:spacing w:after="0"/>
-            </w:pPr>
-            <w:r>
-              <w:rPr>
-                <w:b w:val="0"/>
-                <w:i w:val="0"/>
-                <w:sz w:val="18"/>
-              </w:rPr>
-              <w:t>NLS-AT: Chỉ thầy cô gõ và mở công cụ, HS không nhập tên, ảnh hay thông tin cá nhân</w:t>
             </w:r>
           </w:p>
         </w:tc>
@@ -3929,33 +3717,7 @@
                 <w:i w:val="0"/>
                 <w:sz w:val="18"/>
               </w:rPr>
-              <w:t>NLS-KT (Cơ bản 2): Vào chủ điểm Thiên nhiên kì thú với bài thơ “Trước cổng trời”, GV chiếu ảnh vùng núi cao</w:t>
-            </w:r>
-          </w:p>
-          <w:p>
-            <w:pPr>
-              <w:spacing w:after="0"/>
-            </w:pPr>
-            <w:r>
-              <w:rPr>
-                <w:b w:val="0"/>
-                <w:i w:val="0"/>
-                <w:sz w:val="18"/>
-              </w:rPr>
-              <w:t>NLS-GT (Cơ bản 2): GV ghi âm lượt đọc diễn cảm từng khổ thơ của một vài HS rồi mở lại</w:t>
-            </w:r>
-          </w:p>
-          <w:p>
-            <w:pPr>
-              <w:spacing w:after="0"/>
-            </w:pPr>
-            <w:r>
-              <w:rPr>
-                <w:b w:val="0"/>
-                <w:i w:val="0"/>
-                <w:sz w:val="18"/>
-              </w:rPr>
-              <w:t>NLS-AT: Ảnh dùng trong bài phải nói rõ nguồn thầy cô cung cấp</w:t>
+              <w:t>NLS-KT (Cơ bản 2): Vào chủ điểm Thiên nhiên kì thú với bài thơ “Trước cổng trời”, GV chiếu ảnh vùng núi cao, thung lũng và.</w:t>
             </w:r>
           </w:p>
         </w:tc>
@@ -4338,33 +4100,6 @@
                 <w:i w:val="0"/>
                 <w:sz w:val="18"/>
               </w:rPr>
-              <w:t>NLS-KT (Cơ bản 2): Trước bài đọc “Kì diệu rừng xanh”, GV chiếu đoạn phim ngắn về rừng nguyên sinh với nấm, cây cổ thụ, muông thú</w:t>
-            </w:r>
-          </w:p>
-          <w:p>
-            <w:pPr>
-              <w:spacing w:after="0"/>
-            </w:pPr>
-            <w:r>
-              <w:rPr>
-                <w:b w:val="0"/>
-                <w:i w:val="0"/>
-                <w:sz w:val="18"/>
-              </w:rPr>
-              <w:t>NLS-GQVĐ (Cơ bản 2): Sau bài đọc, GV chiếu bảng hai cột việc làm hại rừng và việc bảo vệ rừng; HS xếp các hành động vào đúng cột</w:t>
-            </w:r>
-          </w:p>
-          <w:p>
-            <w:pPr>
-              <w:spacing w:after="0"/>
-            </w:pPr>
-            <w:r>
-              <w:rPr>
-                <w:b w:val="0"/>
-                <w:i w:val="0"/>
-                <w:sz w:val="18"/>
-              </w:rPr>
-              <w:t>NLS-AT: Phim và ảnh do thầy cô mở, nói rõ nguồn</w:t>
             </w:r>
           </w:p>
         </w:tc>
@@ -4750,33 +4485,7 @@
                 <w:i w:val="0"/>
                 <w:sz w:val="18"/>
               </w:rPr>
-              <w:t>NLS-KT (Cơ bản 2): Trước khi đọc “Hang sơn đoòng”, GV chiếu ảnh, video hoặc ảnh 360 độ về địa danh, di sản, loại hình nghệ thuật được nói tới trong bài</w:t>
-            </w:r>
-          </w:p>
-          <w:p>
-            <w:pPr>
-              <w:spacing w:after="0"/>
-            </w:pPr>
-            <w:r>
-              <w:rPr>
-                <w:b w:val="0"/>
-                <w:i w:val="0"/>
-                <w:sz w:val="18"/>
-              </w:rPr>
-              <w:t>AI-NB (Cơ bản 2): GV nêu: trên mạng có nhiều ảnh phong cảnh, ảnh di tích do trí tuệ nhân tạo tạo ra hoặc chỉnh sửa cho lung linh hơn thực tế</w:t>
-            </w:r>
-          </w:p>
-          <w:p>
-            <w:pPr>
-              <w:spacing w:after="0"/>
-            </w:pPr>
-            <w:r>
-              <w:rPr>
-                <w:b w:val="0"/>
-                <w:i w:val="0"/>
-                <w:sz w:val="18"/>
-              </w:rPr>
-              <w:t>NLS-AT: Chỉ dùng tư liệu do GV chọn trước; thời lượng xem nghe ngắn</w:t>
+              <w:t>AI-NB (Nhận biết): Nêu: trên mạng có nhiều ảnh phong cảnh.</w:t>
             </w:r>
           </w:p>
         </w:tc>
@@ -5158,45 +4867,6 @@
                 <w:i w:val="0"/>
                 <w:sz w:val="18"/>
               </w:rPr>
-              <w:t>NLS-KT (Cơ bản 2): Trước khi đọc “Những hòn đảo trên vịnh hạ long”, GV chiếu ảnh, video hoặc ảnh 360 độ về địa danh, di sản</w:t>
-            </w:r>
-          </w:p>
-          <w:p>
-            <w:pPr>
-              <w:spacing w:after="0"/>
-            </w:pPr>
-            <w:r>
-              <w:rPr>
-                <w:b w:val="0"/>
-                <w:i w:val="0"/>
-                <w:sz w:val="18"/>
-              </w:rPr>
-              <w:t>AI-NB (Cơ bản 2): GV nêu: trên mạng có nhiều ảnh phong cảnh, ảnh di tích do trí tuệ nhân tạo tạo ra hoặc chỉnh sửa cho lung linh hơn thực tế</w:t>
-            </w:r>
-          </w:p>
-          <w:p>
-            <w:pPr>
-              <w:spacing w:after="0"/>
-            </w:pPr>
-            <w:r>
-              <w:rPr>
-                <w:b w:val="0"/>
-                <w:i w:val="0"/>
-                <w:sz w:val="18"/>
-              </w:rPr>
-              <w:t>NLS-AT: Chỉ dùng tư liệu do GV chọn trước; thời lượng xem nghe ngắn</w:t>
-            </w:r>
-          </w:p>
-          <w:p>
-            <w:pPr>
-              <w:spacing w:after="0"/>
-            </w:pPr>
-            <w:r>
-              <w:rPr>
-                <w:b w:val="0"/>
-                <w:i w:val="0"/>
-                <w:sz w:val="18"/>
-              </w:rPr>
               <w:t>QPAN: Liên hệ chủ quyền, quyền chủ quyền biển, đảo Việt Nam và gương dũng cảm cứu hộ, cứu nạn của cán bộ, chiến sĩ; HS nêu được biển, đảo là một phần lãnh thổ thiêng liêng của Tổ quốc.</w:t>
             </w:r>
           </w:p>
@@ -5581,33 +5251,7 @@
                 <w:i w:val="0"/>
                 <w:sz w:val="18"/>
               </w:rPr>
-              <w:t>NLS-KT (Cơ bản 2): Trước bài thơ “Mầm non”, GV chiếu một đoạn phim tua nhanh cảnh mầm cây nhú lên khi trời chuyển từ đông sang xuân</w:t>
-            </w:r>
-          </w:p>
-          <w:p>
-            <w:pPr>
-              <w:spacing w:after="0"/>
-            </w:pPr>
-            <w:r>
-              <w:rPr>
-                <w:b w:val="0"/>
-                <w:i w:val="0"/>
-                <w:sz w:val="18"/>
-              </w:rPr>
-              <w:t>NLS-GT (Cơ bản 2): GV ghi âm lượt đọc diễn cảm từng khổ thơ của vài HS rồi mở lại</w:t>
-            </w:r>
-          </w:p>
-          <w:p>
-            <w:pPr>
-              <w:spacing w:after="0"/>
-            </w:pPr>
-            <w:r>
-              <w:rPr>
-                <w:b w:val="0"/>
-                <w:i w:val="0"/>
-                <w:sz w:val="18"/>
-              </w:rPr>
-              <w:t>NLS-AT: Phim và ảnh do thầy cô mở, nói rõ nguồn</w:t>
+              <w:t>NLS-KT (Cơ bản 2): Trước bài thơ “Mầm non”, GV chiếu một đoạn phim tua nhanh cảnh mầm cây nhú lên khi trời chuyển từ đông sang xuân.</w:t>
             </w:r>
           </w:p>
         </w:tc>
@@ -5989,33 +5633,6 @@
                 <w:i w:val="0"/>
                 <w:sz w:val="18"/>
               </w:rPr>
-              <w:t>NLS-KT (Cơ bản 2): Trước khi đọc “Những ngọn núi nóng rẫy”, GV chiếu ảnh, video hoặc ảnh 360 độ về địa danh, di sản</w:t>
-            </w:r>
-          </w:p>
-          <w:p>
-            <w:pPr>
-              <w:spacing w:after="0"/>
-            </w:pPr>
-            <w:r>
-              <w:rPr>
-                <w:b w:val="0"/>
-                <w:i w:val="0"/>
-                <w:sz w:val="18"/>
-              </w:rPr>
-              <w:t>AI-NB (Cơ bản 2): GV nêu: trên mạng có nhiều ảnh phong cảnh, ảnh di tích do trí tuệ nhân tạo tạo ra hoặc chỉnh sửa cho lung linh hơn thực tế</w:t>
-            </w:r>
-          </w:p>
-          <w:p>
-            <w:pPr>
-              <w:spacing w:after="0"/>
-            </w:pPr>
-            <w:r>
-              <w:rPr>
-                <w:b w:val="0"/>
-                <w:i w:val="0"/>
-                <w:sz w:val="18"/>
-              </w:rPr>
-              <w:t>NLS-AT: Chỉ dùng tư liệu do GV chọn trước; thời lượng xem nghe ngắn</w:t>
             </w:r>
           </w:p>
         </w:tc>
@@ -6401,33 +6018,7 @@
                 <w:i w:val="0"/>
                 <w:sz w:val="18"/>
               </w:rPr>
-              <w:t>NLS-KT (Cơ bản 2): Trước bài đọc “Bài ca về mặt trời”, GV chiếu đoạn phim hoạt hình Thần Gió và Mặt Trời rồi dừng ở cảnh hai nhân vật thi tài</w:t>
-            </w:r>
-          </w:p>
-          <w:p>
-            <w:pPr>
-              <w:spacing w:after="0"/>
-            </w:pPr>
-            <w:r>
-              <w:rPr>
-                <w:b w:val="0"/>
-                <w:i w:val="0"/>
-                <w:sz w:val="18"/>
-              </w:rPr>
-              <w:t>NLS-GT (Cơ bản 2): GV ghi âm lượt đọc diễn cảm của một vài HS rồi mở lại cho cả lớp nghe</w:t>
-            </w:r>
-          </w:p>
-          <w:p>
-            <w:pPr>
-              <w:spacing w:after="0"/>
-            </w:pPr>
-            <w:r>
-              <w:rPr>
-                <w:b w:val="0"/>
-                <w:i w:val="0"/>
-                <w:sz w:val="18"/>
-              </w:rPr>
-              <w:t>NLS-AT: Phim do thầy cô mở, nói rõ nguồn và mở âm lượng vừa đủ</w:t>
+              <w:t>NLS-GT (Cơ bản 2): Ghi âm lượt đọc diễn cảm của một vài.</w:t>
             </w:r>
           </w:p>
         </w:tc>
@@ -6810,33 +6401,6 @@
                 <w:i w:val="0"/>
                 <w:sz w:val="18"/>
               </w:rPr>
-              <w:t>NLS-KT (Cơ bản 2): Trước khi đọc “Xin chào, xa-ha-ra”, GV chiếu ảnh, video hoặc ảnh 360 độ về địa danh, di sản, loại hình nghệ thuật được nói tới trong bài</w:t>
-            </w:r>
-          </w:p>
-          <w:p>
-            <w:pPr>
-              <w:spacing w:after="0"/>
-            </w:pPr>
-            <w:r>
-              <w:rPr>
-                <w:b w:val="0"/>
-                <w:i w:val="0"/>
-                <w:sz w:val="18"/>
-              </w:rPr>
-              <w:t>AI-NB (Cơ bản 2): GV nêu: trên mạng có nhiều ảnh phong cảnh, ảnh di tích do trí tuệ nhân tạo tạo ra hoặc chỉnh sửa cho lung linh hơn thực tế</w:t>
-            </w:r>
-          </w:p>
-          <w:p>
-            <w:pPr>
-              <w:spacing w:after="0"/>
-            </w:pPr>
-            <w:r>
-              <w:rPr>
-                <w:b w:val="0"/>
-                <w:i w:val="0"/>
-                <w:sz w:val="18"/>
-              </w:rPr>
-              <w:t>NLS-AT: Chỉ dùng tư liệu do GV chọn trước; thời lượng xem nghe ngắn</w:t>
             </w:r>
           </w:p>
         </w:tc>
@@ -7207,6 +6771,7 @@
                 <w:i w:val="0"/>
                 <w:sz w:val="18"/>
               </w:rPr>
+              <w:t>NLS-KT (Cơ bản 2): Khi ôn về từ đa nghĩa.</w:t>
             </w:r>
           </w:p>
         </w:tc>
@@ -7906,33 +7471,7 @@
                 <w:i w:val="0"/>
                 <w:sz w:val="18"/>
               </w:rPr>
-              <w:t>NLS-KT (Cơ bản 2): Trước bài đọc “Thư gửi các học sinh”, GV chiếu tranh chủ điểm và ảnh tư liệu ngày khai giảng đầu tiên của nước ta sau năm 1945</w:t>
-            </w:r>
-          </w:p>
-          <w:p>
-            <w:pPr>
-              <w:spacing w:after="0"/>
-            </w:pPr>
-            <w:r>
-              <w:rPr>
-                <w:b w:val="0"/>
-                <w:i w:val="0"/>
-                <w:sz w:val="18"/>
-              </w:rPr>
-              <w:t>NLS-GT (Cơ bản 2): GV ghi âm lượt đọc diễn cảm của vài HS rồi mở lại cho cả lớp nghe</w:t>
-            </w:r>
-          </w:p>
-          <w:p>
-            <w:pPr>
-              <w:spacing w:after="0"/>
-            </w:pPr>
-            <w:r>
-              <w:rPr>
-                <w:b w:val="0"/>
-                <w:i w:val="0"/>
-                <w:sz w:val="18"/>
-              </w:rPr>
-              <w:t>NLS-AT: Ảnh tư liệu phải lấy từ nguồn tin cậy và nói rõ nguồn</w:t>
+              <w:t>NLS-GT (Cơ bản 2): Ghi âm lượt đọc diễn cảm của vài.</w:t>
             </w:r>
           </w:p>
         </w:tc>
@@ -8315,33 +7854,6 @@
                 <w:i w:val="0"/>
                 <w:sz w:val="18"/>
               </w:rPr>
-              <w:t>NLS-KT (Cơ bản 2): Trước bài đọc “Tấm gương tự học”, GV chiếu tư liệu ngắn về một vài tấm gương tự học do thầy cô chọn từ nguồn tin cậy</w:t>
-            </w:r>
-          </w:p>
-          <w:p>
-            <w:pPr>
-              <w:spacing w:after="0"/>
-            </w:pPr>
-            <w:r>
-              <w:rPr>
-                <w:b w:val="0"/>
-                <w:i w:val="0"/>
-                <w:sz w:val="18"/>
-              </w:rPr>
-              <w:t>NLS-ST (Cơ bản 2): Mỗi HS lập một bảng tự học trong tuần trên máy hoặc trong vở gồm việc cần học, thời gian, kết quả tự đánh giá</w:t>
-            </w:r>
-          </w:p>
-          <w:p>
-            <w:pPr>
-              <w:spacing w:after="0"/>
-            </w:pPr>
-            <w:r>
-              <w:rPr>
-                <w:b w:val="0"/>
-                <w:i w:val="0"/>
-                <w:sz w:val="18"/>
-              </w:rPr>
-              <w:t>NLS-AT: Tư liệu đưa vào bài phải nói rõ nguồn, không lấy tin chưa kiểm chứng trên mạng</w:t>
             </w:r>
           </w:p>
         </w:tc>
@@ -8726,33 +8238,7 @@
                 <w:i w:val="0"/>
                 <w:sz w:val="18"/>
               </w:rPr>
-              <w:t>NLS-KT (Cơ bản 2): Trước bài đọc “Trải nghiệm để sáng tạo”, GV chiếu vài ví dụ về sản phẩm ra đời từ quan sát thực tế như chiếc dù lấy ý</w:t>
-            </w:r>
-          </w:p>
-          <w:p>
-            <w:pPr>
-              <w:spacing w:after="0"/>
-            </w:pPr>
-            <w:r>
-              <w:rPr>
-                <w:b w:val="0"/>
-                <w:i w:val="0"/>
-                <w:sz w:val="18"/>
-              </w:rPr>
-              <w:t>NLS-GT (Cơ bản 2): GV ghi âm lượt đọc diễn cảm của vài HS rồi mở lại cho cả lớp nghe</w:t>
-            </w:r>
-          </w:p>
-          <w:p>
-            <w:pPr>
-              <w:spacing w:after="0"/>
-            </w:pPr>
-            <w:r>
-              <w:rPr>
-                <w:b w:val="0"/>
-                <w:i w:val="0"/>
-                <w:sz w:val="18"/>
-              </w:rPr>
-              <w:t>NLS-AT: Tư liệu, hình ảnh do thầy cô mở và nói rõ nguồn</w:t>
+              <w:t>NLS-KT (Cơ bản 2): Trước bài đọc “Trải nghiệm để sáng tạo”.</w:t>
             </w:r>
           </w:p>
         </w:tc>
@@ -9135,33 +8621,6 @@
                 <w:i w:val="0"/>
                 <w:sz w:val="18"/>
               </w:rPr>
-              <w:t>NLS-KT (Cơ bản 2): Trước bài đọc “Khổ luyện thành tài”, GV chiếu một vài bức tranh của danh hoạ Lê-ô-na-đô đa Vin-xi cùng bản phác thảo trứng thời ông học vẽ</w:t>
-            </w:r>
-          </w:p>
-          <w:p>
-            <w:pPr>
-              <w:spacing w:after="0"/>
-            </w:pPr>
-            <w:r>
-              <w:rPr>
-                <w:b w:val="0"/>
-                <w:i w:val="0"/>
-                <w:sz w:val="18"/>
-              </w:rPr>
-              <w:t>NLS-ST (Cơ bản 2): Mỗi HS lập bảng theo dõi một việc mình muốn luyện trong hai tuần gồm ngày, số lần luyện, kết quả tự nhận xét</w:t>
-            </w:r>
-          </w:p>
-          <w:p>
-            <w:pPr>
-              <w:spacing w:after="0"/>
-            </w:pPr>
-            <w:r>
-              <w:rPr>
-                <w:b w:val="0"/>
-                <w:i w:val="0"/>
-                <w:sz w:val="18"/>
-              </w:rPr>
-              <w:t>NLS-AT: Tranh và tư liệu do thầy cô cung cấp, nói rõ nguồn</w:t>
             </w:r>
           </w:p>
         </w:tc>
@@ -9545,33 +9004,7 @@
                 <w:i w:val="0"/>
                 <w:sz w:val="18"/>
               </w:rPr>
-              <w:t>NLS-KT (Cơ bản 2): Trước bài đọc “Thế giới trong trang sách”, GV chiếu bìa và vài trang minh hoạ của những cuốn sách thiếu nhi quen thuộc</w:t>
-            </w:r>
-          </w:p>
-          <w:p>
-            <w:pPr>
-              <w:spacing w:after="0"/>
-            </w:pPr>
-            <w:r>
-              <w:rPr>
-                <w:b w:val="0"/>
-                <w:i w:val="0"/>
-                <w:sz w:val="18"/>
-              </w:rPr>
-              <w:t>NLS-GT (Cơ bản 2): GV ghi âm lượt đọc diễn cảm của vài HS rồi mở lại cho cả lớp nghe</w:t>
-            </w:r>
-          </w:p>
-          <w:p>
-            <w:pPr>
-              <w:spacing w:after="0"/>
-            </w:pPr>
-            <w:r>
-              <w:rPr>
-                <w:b w:val="0"/>
-                <w:i w:val="0"/>
-                <w:sz w:val="18"/>
-              </w:rPr>
-              <w:t>NLS-AT: Ảnh bìa sách do thầy cô chuẩn bị và nói rõ nguồn</w:t>
+              <w:t>NLS-GT (Cơ bản 2): Ghi âm lượt đọc diễn cảm của vài.</w:t>
             </w:r>
           </w:p>
         </w:tc>
@@ -9954,33 +9387,6 @@
                 <w:i w:val="0"/>
                 <w:sz w:val="18"/>
               </w:rPr>
-              <w:t>NLS-KT (Cơ bản 2): Trước bài đọc “Từ những câu chuyện ấu thơ”, GV chiếu tranh minh hoạ vài truyện cổ tích quen thuộc</w:t>
-            </w:r>
-          </w:p>
-          <w:p>
-            <w:pPr>
-              <w:spacing w:after="0"/>
-            </w:pPr>
-            <w:r>
-              <w:rPr>
-                <w:b w:val="0"/>
-                <w:i w:val="0"/>
-                <w:sz w:val="18"/>
-              </w:rPr>
-              <w:t>NLS-ST (Cơ bản 2): Mỗi nhóm làm một trang giới thiệu câu chuyện tuổi thơ của mình: chọn tranh minh hoạ, viết ba câu tóm tắt và một câu nêu bài học</w:t>
-            </w:r>
-          </w:p>
-          <w:p>
-            <w:pPr>
-              <w:spacing w:after="0"/>
-            </w:pPr>
-            <w:r>
-              <w:rPr>
-                <w:b w:val="0"/>
-                <w:i w:val="0"/>
-                <w:sz w:val="18"/>
-              </w:rPr>
-              <w:t>NLS-AT: Tranh minh hoạ lấy từ nguồn thầy cô cung cấp hoặc do các em tự vẽ</w:t>
             </w:r>
           </w:p>
         </w:tc>
@@ -10365,33 +9771,7 @@
                 <w:i w:val="0"/>
                 <w:sz w:val="18"/>
               </w:rPr>
-              <w:t>NLS-KT (Cơ bản 2): Trước bài giới thiệu sách “Dế Mèn phiêu lưu kí”, GV chiếu bìa sách, vài trang minh hoạ và thông tin tác giả do thầy cô chuẩn bị</w:t>
-            </w:r>
-          </w:p>
-          <w:p>
-            <w:pPr>
-              <w:spacing w:after="0"/>
-            </w:pPr>
-            <w:r>
-              <w:rPr>
-                <w:b w:val="0"/>
-                <w:i w:val="0"/>
-                <w:sz w:val="18"/>
-              </w:rPr>
-              <w:t>NLS-ST (Cơ bản 2): Mỗi nhóm làm một tấm thẻ giới thiệu cuốn sách mình thích gồm tên sách, tác giả, ba câu tóm tắt và một câu mời bạn đọc</w:t>
-            </w:r>
-          </w:p>
-          <w:p>
-            <w:pPr>
-              <w:spacing w:after="0"/>
-            </w:pPr>
-            <w:r>
-              <w:rPr>
-                <w:b w:val="0"/>
-                <w:i w:val="0"/>
-                <w:sz w:val="18"/>
-              </w:rPr>
-              <w:t>NLS-AT: Ảnh bìa sách lấy từ nguồn thầy cô cung cấp và ghi rõ tên sách, tác giả</w:t>
+              <w:t>NLS-KT (Cơ bản 2): Trước bài giới thiệu sách “Dế Mèn phiêu lưu kí”, GV chiếu bìa sách, vài trang minh hoạ.</w:t>
             </w:r>
           </w:p>
         </w:tc>
@@ -10774,33 +10154,6 @@
                 <w:i w:val="0"/>
                 <w:sz w:val="18"/>
               </w:rPr>
-              <w:t>NLS-KT (Cơ bản 2): Trước bài đọc về tinh thần học tập, GV chiếu tư liệu ngắn và ảnh về nhân vật trong bài do thầy cô chọn từ nguồn tin cậy</w:t>
-            </w:r>
-          </w:p>
-          <w:p>
-            <w:pPr>
-              <w:spacing w:after="0"/>
-            </w:pPr>
-            <w:r>
-              <w:rPr>
-                <w:b w:val="0"/>
-                <w:i w:val="0"/>
-                <w:sz w:val="18"/>
-              </w:rPr>
-              <w:t>NLS-GT (Cơ bản 2): GV ghi âm lượt đọc diễn cảm của vài HS rồi mở lại cho cả lớp nghe</w:t>
-            </w:r>
-          </w:p>
-          <w:p>
-            <w:pPr>
-              <w:spacing w:after="0"/>
-            </w:pPr>
-            <w:r>
-              <w:rPr>
-                <w:b w:val="0"/>
-                <w:i w:val="0"/>
-                <w:sz w:val="18"/>
-              </w:rPr>
-              <w:t>NLS-AT: Tư liệu đưa vào bài phải nói rõ nguồn, không lấy tin chưa kiểm chứng trên mạng</w:t>
             </w:r>
           </w:p>
         </w:tc>
@@ -11184,33 +10537,7 @@
                 <w:i w:val="0"/>
                 <w:sz w:val="18"/>
               </w:rPr>
-              <w:t>NLS-KT (Cơ bản 2): Trước bài thơ “Tiếng đàn ba-la-lai-ca trên sông Đà”, GV cho HS nghe một đoạn nhạc đàn ba-la-lai-ca và chiếu ảnh công trình thuỷ điện Hoà Bình do</w:t>
-            </w:r>
-          </w:p>
-          <w:p>
-            <w:pPr>
-              <w:spacing w:after="0"/>
-            </w:pPr>
-            <w:r>
-              <w:rPr>
-                <w:b w:val="0"/>
-                <w:i w:val="0"/>
-                <w:sz w:val="18"/>
-              </w:rPr>
-              <w:t>NLS-GT (Cơ bản 2): GV ghi âm lượt đọc diễn cảm từng khổ thơ của vài HS rồi mở lại</w:t>
-            </w:r>
-          </w:p>
-          <w:p>
-            <w:pPr>
-              <w:spacing w:after="0"/>
-            </w:pPr>
-            <w:r>
-              <w:rPr>
-                <w:b w:val="0"/>
-                <w:i w:val="0"/>
-                <w:sz w:val="18"/>
-              </w:rPr>
-              <w:t>NLS-AT: Ảnh và bản nhạc do thầy cô mở, nói rõ nguồn</w:t>
+              <w:t>NLS-GT (Cơ bản 2): Ghi âm lượt đọc diễn cảm từng khổ thơ của vài.</w:t>
             </w:r>
           </w:p>
         </w:tc>
@@ -11593,33 +10920,6 @@
                 <w:i w:val="0"/>
                 <w:sz w:val="18"/>
               </w:rPr>
-              <w:t>AI-NB (Cơ bản 2): Ở bài đọc về trí tưởng tượng, GV gõ cho công cụ trí tuệ nhân tạo tả thử một khung cảnh theo ý HS rồi chiếu kết quả</w:t>
-            </w:r>
-          </w:p>
-          <w:p>
-            <w:pPr>
-              <w:spacing w:after="0"/>
-            </w:pPr>
-            <w:r>
-              <w:rPr>
-                <w:b w:val="0"/>
-                <w:i w:val="0"/>
-                <w:sz w:val="18"/>
-              </w:rPr>
-              <w:t>NLS-KT (Cơ bản 2): GV chiếu bài đọc phóng to và tô màu những hình ảnh so sánh, nhân hoá trong bài; HS chỉ ra chi tiết nào là quan sát thật</w:t>
-            </w:r>
-          </w:p>
-          <w:p>
-            <w:pPr>
-              <w:spacing w:after="0"/>
-            </w:pPr>
-            <w:r>
-              <w:rPr>
-                <w:b w:val="0"/>
-                <w:i w:val="0"/>
-                <w:sz w:val="18"/>
-              </w:rPr>
-              <w:t>NLS-AT: Chỉ thầy cô gõ và mở công cụ, HS không nhập tên hay thông tin cá nhân</w:t>
             </w:r>
           </w:p>
         </w:tc>
@@ -12004,6 +11304,7 @@
                 <w:i w:val="0"/>
                 <w:sz w:val="18"/>
               </w:rPr>
+              <w:t>NLS-KT (Cơ bản 2): Ở hoạt động Khởi động và Luyện đọc bài “Tranh làng Hồ”, GV chiếu ảnh chụp một số bức tranh dân gian.</w:t>
             </w:r>
           </w:p>
         </w:tc>
@@ -12386,33 +11687,6 @@
                 <w:i w:val="0"/>
                 <w:sz w:val="18"/>
               </w:rPr>
-              <w:t>NLS-KT (Cơ bản 2): Trước khi đọc “Tập hát quan họ”, GV chiếu ảnh, video hoặc ảnh 360 độ về địa danh, di sản</w:t>
-            </w:r>
-          </w:p>
-          <w:p>
-            <w:pPr>
-              <w:spacing w:after="0"/>
-            </w:pPr>
-            <w:r>
-              <w:rPr>
-                <w:b w:val="0"/>
-                <w:i w:val="0"/>
-                <w:sz w:val="18"/>
-              </w:rPr>
-              <w:t>AI-NB (Cơ bản 2): GV nêu: trên mạng có nhiều ảnh phong cảnh, ảnh di tích do trí tuệ nhân tạo tạo ra hoặc chỉnh sửa cho lung linh hơn thực tế</w:t>
-            </w:r>
-          </w:p>
-          <w:p>
-            <w:pPr>
-              <w:spacing w:after="0"/>
-            </w:pPr>
-            <w:r>
-              <w:rPr>
-                <w:b w:val="0"/>
-                <w:i w:val="0"/>
-                <w:sz w:val="18"/>
-              </w:rPr>
-              <w:t>NLS-AT: Chỉ dùng tư liệu do GV chọn trước; thời lượng xem nghe ngắn</w:t>
             </w:r>
           </w:p>
         </w:tc>
@@ -12796,33 +12070,7 @@
                 <w:i w:val="0"/>
                 <w:sz w:val="18"/>
               </w:rPr>
-              <w:t>NLS-KT (Cơ bản 2): Trước khi đọc “Phim hoạt hình “chú ốc sên bay””, GV chiếu ảnh, video hoặc ảnh 360 độ về địa danh, di sản</w:t>
-            </w:r>
-          </w:p>
-          <w:p>
-            <w:pPr>
-              <w:spacing w:after="0"/>
-            </w:pPr>
-            <w:r>
-              <w:rPr>
-                <w:b w:val="0"/>
-                <w:i w:val="0"/>
-                <w:sz w:val="18"/>
-              </w:rPr>
-              <w:t>AI-NB (Cơ bản 2): GV nêu: trên mạng có nhiều ảnh phong cảnh, ảnh di tích do trí tuệ nhân tạo tạo ra hoặc chỉnh sửa cho lung linh hơn thực tế</w:t>
-            </w:r>
-          </w:p>
-          <w:p>
-            <w:pPr>
-              <w:spacing w:after="0"/>
-            </w:pPr>
-            <w:r>
-              <w:rPr>
-                <w:b w:val="0"/>
-                <w:i w:val="0"/>
-                <w:sz w:val="18"/>
-              </w:rPr>
-              <w:t>NLS-AT: Chỉ dùng tư liệu do GV chọn trước; thời lượng xem nghe ngắn</w:t>
+              <w:t>AI-NB (Nhận biết): Nêu: trên mạng có nhiều ảnh phong cảnh.</w:t>
             </w:r>
           </w:p>
         </w:tc>
@@ -13205,33 +12453,6 @@
                 <w:i w:val="0"/>
                 <w:sz w:val="18"/>
               </w:rPr>
-              <w:t>NLS-KT (Cơ bản 2): Trước khi đọc “Nghệ thuật múa ba lê”, GV chiếu ảnh, video hoặc ảnh 360 độ về địa danh, di sản</w:t>
-            </w:r>
-          </w:p>
-          <w:p>
-            <w:pPr>
-              <w:spacing w:after="0"/>
-            </w:pPr>
-            <w:r>
-              <w:rPr>
-                <w:b w:val="0"/>
-                <w:i w:val="0"/>
-                <w:sz w:val="18"/>
-              </w:rPr>
-              <w:t>AI-NB (Cơ bản 2): GV nêu: trên mạng có nhiều ảnh phong cảnh, ảnh di tích do trí tuệ nhân tạo tạo ra hoặc chỉnh sửa cho lung linh hơn thực tế</w:t>
-            </w:r>
-          </w:p>
-          <w:p>
-            <w:pPr>
-              <w:spacing w:after="0"/>
-            </w:pPr>
-            <w:r>
-              <w:rPr>
-                <w:b w:val="0"/>
-                <w:i w:val="0"/>
-                <w:sz w:val="18"/>
-              </w:rPr>
-              <w:t>NLS-AT: Chỉ dùng tư liệu do GV chọn trước; thời lượng xem nghe ngắn</w:t>
             </w:r>
           </w:p>
         </w:tc>
@@ -13616,6 +12837,19 @@
                 <w:i w:val="0"/>
                 <w:sz w:val="18"/>
               </w:rPr>
+              <w:t>NLS-KT (Cơ bản 2): Ở hoạt động Khởi động bài “Một ngôi chùa độc đáo”, GV chiếu ảnh một số công trình kiến trúc.</w:t>
+            </w:r>
+          </w:p>
+          <w:p>
+            <w:pPr>
+              <w:spacing w:after="0"/>
+            </w:pPr>
+            <w:r>
+              <w:rPr>
+                <w:b w:val="0"/>
+                <w:i w:val="0"/>
+                <w:sz w:val="18"/>
+              </w:rPr>
               <w:t>KNS: KN tự học: chọn sách phù hợp, kiên trì đọc và rút ra điều bổ ích cho bản thân.</w:t>
             </w:r>
           </w:p>
@@ -13999,33 +13233,6 @@
                 <w:i w:val="0"/>
                 <w:sz w:val="18"/>
               </w:rPr>
-              <w:t>NLS-KT (Cơ bản 2): Trước khi đọc “Sự tích chú tễu”, GV chiếu ảnh, video hoặc ảnh 360 độ về địa danh, di sản</w:t>
-            </w:r>
-          </w:p>
-          <w:p>
-            <w:pPr>
-              <w:spacing w:after="0"/>
-            </w:pPr>
-            <w:r>
-              <w:rPr>
-                <w:b w:val="0"/>
-                <w:i w:val="0"/>
-                <w:sz w:val="18"/>
-              </w:rPr>
-              <w:t>AI-NB (Cơ bản 2): GV nêu: trên mạng có nhiều ảnh phong cảnh, ảnh di tích do trí tuệ nhân tạo tạo ra hoặc chỉnh sửa cho lung linh hơn thực tế</w:t>
-            </w:r>
-          </w:p>
-          <w:p>
-            <w:pPr>
-              <w:spacing w:after="0"/>
-            </w:pPr>
-            <w:r>
-              <w:rPr>
-                <w:b w:val="0"/>
-                <w:i w:val="0"/>
-                <w:sz w:val="18"/>
-              </w:rPr>
-              <w:t>NLS-AT: Chỉ dùng tư liệu do GV chọn trước; thời lượng xem nghe ngắn</w:t>
             </w:r>
           </w:p>
         </w:tc>
@@ -27342,6 +26549,7 @@
                 <w:i w:val="0"/>
                 <w:sz w:val="18"/>
               </w:rPr>
+              <w:t>NLS-GT (Cơ bản 2): Ở hoạt động đọc hiểu, GV chiếu bảng chung “Chi tiết trong bài – Điều em hiểu được”.</w:t>
             </w:r>
           </w:p>
         </w:tc>

--- a/assets/docs/lop5/Tieng Viet - Lop 5.docx
+++ b/assets/docs/lop5/Tieng Viet - Lop 5.docx
@@ -637,7 +637,7 @@
                 <w:i w:val="0"/>
                 <w:sz w:val="18"/>
               </w:rPr>
-              <w:t>NLS-KT (Cơ bản 2): Chiếu bản đọc mẫu có âm thanh bài “Thanh âm của gió” trên tivi.</w:t>
+              <w:t>Năng lực số 1.1 CB2c: HS nghe bản đọc mẫu có âm thanh trên tivi rồi luyện đọc diễn cảm đoạn mình thích</w:t>
             </w:r>
           </w:p>
         </w:tc>
@@ -765,6 +765,7 @@
                 <w:i w:val="0"/>
                 <w:sz w:val="18"/>
               </w:rPr>
+              <w:t>NLS: Năng lực số 1.1 CB2b: HS tra từ điển điện tử chọn đúng nghĩa theo văn cảnh</w:t>
             </w:r>
           </w:p>
         </w:tc>
@@ -892,6 +893,19 @@
                 <w:i w:val="0"/>
                 <w:sz w:val="18"/>
               </w:rPr>
+              <w:t>Năng lực số 3.3 CB2a: HS nêu được vì sao bài văn phải viết bằng lời và trải nghiệm của chính mình, không chép của máy</w:t>
+            </w:r>
+          </w:p>
+          <w:p>
+            <w:pPr>
+              <w:spacing w:after="0"/>
+            </w:pPr>
+            <w:r>
+              <w:rPr>
+                <w:b w:val="0"/>
+                <w:i w:val="0"/>
+                <w:sz w:val="18"/>
+              </w:rPr>
               <w:t>KNS: KN giao tiếp: nói rõ ràng, biết lắng nghe, chờ đến lượt và tôn trọng ý kiến của bạn.</w:t>
             </w:r>
           </w:p>
@@ -1147,6 +1161,19 @@
                 <w:i w:val="0"/>
                 <w:sz w:val="18"/>
               </w:rPr>
+              <w:t>Năng lực số 3.3 CB2a: HS nói rõ nguồn ảnh, tư liệu mình dùng khi giới thiệu về cánh đồng hoa</w:t>
+            </w:r>
+          </w:p>
+          <w:p>
+            <w:pPr>
+              <w:spacing w:after="0"/>
+            </w:pPr>
+            <w:r>
+              <w:rPr>
+                <w:b w:val="0"/>
+                <w:i w:val="0"/>
+                <w:sz w:val="18"/>
+              </w:rPr>
               <w:t>KNS: KN giao tiếp: nói rõ ràng, biết lắng nghe, chờ đến lượt và tôn trọng ý kiến của bạn.</w:t>
             </w:r>
           </w:p>
@@ -1275,6 +1302,19 @@
                 <w:i w:val="0"/>
                 <w:sz w:val="18"/>
               </w:rPr>
+              <w:t>Năng lực số 3.3 CB2a: HS nêu được cách chọn sách hợp lứa tuổi dựa vào tên tác giả, phần giới thiệu và mục lục</w:t>
+            </w:r>
+          </w:p>
+          <w:p>
+            <w:pPr>
+              <w:spacing w:after="0"/>
+            </w:pPr>
+            <w:r>
+              <w:rPr>
+                <w:b w:val="0"/>
+                <w:i w:val="0"/>
+                <w:sz w:val="18"/>
+              </w:rPr>
               <w:t>KNS: KN tự học: chọn sách phù hợp, kiên trì đọc và rút ra điều bổ ích cho bản thân.</w:t>
             </w:r>
           </w:p>
@@ -1405,7 +1445,7 @@
                 <w:i w:val="0"/>
                 <w:sz w:val="18"/>
               </w:rPr>
-              <w:t>NLS-ST (Cơ bản 2): Ở phần vận dụng, HS chọn một khổ thơ thích nhất, tập đọc diễn cảm rồi GV ghi âm bằng điện thoại.</w:t>
+              <w:t>Năng lực số 3.1 CB2a: HS chọn một khổ thơ mình thích, đọc diễn cảm và nghe lại bản ghi âm để tự chỉnh giọng đọc</w:t>
             </w:r>
           </w:p>
         </w:tc>
@@ -1533,6 +1573,7 @@
                 <w:i w:val="0"/>
                 <w:sz w:val="18"/>
               </w:rPr>
+              <w:t>Năng lực số 1.1 CB2b: HS tra từ điển điện tử nghĩa các từ khó trong bài thơ rồi nêu nghĩa hợp với câu thơ</w:t>
             </w:r>
           </w:p>
         </w:tc>
@@ -1660,6 +1701,32 @@
                 <w:i w:val="0"/>
                 <w:sz w:val="18"/>
               </w:rPr>
+              <w:t>nếu lấy ý từ bài đọc hay từ mạng thì nói rõ lấy ở đâu</w:t>
+            </w:r>
+          </w:p>
+          <w:p>
+            <w:pPr>
+              <w:spacing w:after="0"/>
+            </w:pPr>
+            <w:r>
+              <w:rPr>
+                <w:b w:val="0"/>
+                <w:i w:val="0"/>
+                <w:sz w:val="18"/>
+              </w:rPr>
+              <w:t>NLS: Năng lực số 3.3 CB2a: HS lập dàn ý bằng lời của mình</w:t>
+            </w:r>
+          </w:p>
+          <w:p>
+            <w:pPr>
+              <w:spacing w:after="0"/>
+            </w:pPr>
+            <w:r>
+              <w:rPr>
+                <w:b w:val="0"/>
+                <w:i w:val="0"/>
+                <w:sz w:val="18"/>
+              </w:rPr>
               <w:t>KNS: KN giao tiếp: nói rõ ràng, biết lắng nghe, chờ đến lượt và tôn trọng ý kiến của bạn.</w:t>
             </w:r>
           </w:p>
@@ -1915,6 +1982,19 @@
                 <w:i w:val="0"/>
                 <w:sz w:val="18"/>
               </w:rPr>
+              <w:t>Năng lực số 3.3 CB2a: HS ghi rõ tên tác giả, nguồn khi trích câu văn, câu thơ vào bài viết của mình</w:t>
+            </w:r>
+          </w:p>
+          <w:p>
+            <w:pPr>
+              <w:spacing w:after="0"/>
+            </w:pPr>
+            <w:r>
+              <w:rPr>
+                <w:b w:val="0"/>
+                <w:i w:val="0"/>
+                <w:sz w:val="18"/>
+              </w:rPr>
               <w:t>KNS: KN giao tiếp: nói rõ ràng, biết lắng nghe, chờ đến lượt và tôn trọng ý kiến của bạn.</w:t>
             </w:r>
           </w:p>
@@ -2043,6 +2123,7 @@
                 <w:i w:val="0"/>
                 <w:sz w:val="18"/>
               </w:rPr>
+              <w:t>Năng lực số 3.1 CB2a: HS ghi âm hoặc quay lại phần trình bày, tự nghe lại và chỉ ra điểm cần sửa</w:t>
             </w:r>
           </w:p>
         </w:tc>
@@ -2300,6 +2381,7 @@
                 <w:i w:val="0"/>
                 <w:sz w:val="18"/>
               </w:rPr>
+              <w:t>NLS: Năng lực số 1.1 CB2b: HS tra từ điển điện tử chọn đúng nghĩa theo văn cảnh</w:t>
             </w:r>
           </w:p>
         </w:tc>
@@ -2427,6 +2509,19 @@
                 <w:i w:val="0"/>
                 <w:sz w:val="18"/>
               </w:rPr>
+              <w:t>Năng lực số 3.3 CB2a: HS nêu được vì sao bài văn phải viết bằng lời và trải nghiệm của chính mình, không chép của máy</w:t>
+            </w:r>
+          </w:p>
+          <w:p>
+            <w:pPr>
+              <w:spacing w:after="0"/>
+            </w:pPr>
+            <w:r>
+              <w:rPr>
+                <w:b w:val="0"/>
+                <w:i w:val="0"/>
+                <w:sz w:val="18"/>
+              </w:rPr>
               <w:t>KNS: KN giao tiếp: nói rõ ràng, biết lắng nghe, chờ đến lượt và tôn trọng ý kiến của bạn.</w:t>
             </w:r>
           </w:p>
@@ -2682,6 +2777,7 @@
                 <w:i w:val="0"/>
                 <w:sz w:val="18"/>
               </w:rPr>
+              <w:t>Năng lực số 3.3 CB2a: HS nêu được vì sao bài văn phải viết bằng lời và trải nghiệm của chính mình, không chép của máy</w:t>
             </w:r>
           </w:p>
         </w:tc>
@@ -2809,6 +2905,19 @@
                 <w:i w:val="0"/>
                 <w:sz w:val="18"/>
               </w:rPr>
+              <w:t>Năng lực số 3.3 CB2a: HS nêu được cách chọn sách hợp lứa tuổi dựa vào tên tác giả, phần giới thiệu và mục lục</w:t>
+            </w:r>
+          </w:p>
+          <w:p>
+            <w:pPr>
+              <w:spacing w:after="0"/>
+            </w:pPr>
+            <w:r>
+              <w:rPr>
+                <w:b w:val="0"/>
+                <w:i w:val="0"/>
+                <w:sz w:val="18"/>
+              </w:rPr>
               <w:t>KNS: KN tự học: chọn sách phù hợp, kiên trì đọc và rút ra điều bổ ích cho bản thân.</w:t>
             </w:r>
           </w:p>
@@ -3080,6 +3189,7 @@
                 <w:i w:val="0"/>
                 <w:sz w:val="18"/>
               </w:rPr>
+              <w:t>NLS: Năng lực số 1.1 CB2b: HS tra từ điển điện tử chọn đúng nghĩa theo văn cảnh</w:t>
             </w:r>
           </w:p>
         </w:tc>
@@ -3207,6 +3317,7 @@
                 <w:i w:val="0"/>
                 <w:sz w:val="18"/>
               </w:rPr>
+              <w:t>Năng lực số 3.3 CB2a: HS nêu được vì sao bài văn phải viết bằng lời và trải nghiệm của chính mình, không chép của máy</w:t>
             </w:r>
           </w:p>
         </w:tc>
@@ -3461,6 +3572,7 @@
                 <w:i w:val="0"/>
                 <w:sz w:val="18"/>
               </w:rPr>
+              <w:t>Năng lực số 3.3 CB2a: HS nêu được vì sao bài văn phải viết bằng lời và trải nghiệm của chính mình, không chép của máy</w:t>
             </w:r>
           </w:p>
         </w:tc>
@@ -3588,6 +3700,7 @@
                 <w:i w:val="0"/>
                 <w:sz w:val="18"/>
               </w:rPr>
+              <w:t>Năng lực số 3.1 CB2a: HS ghi âm hoặc quay lại phần trình bày, tự nghe lại và chỉ ra điểm cần sửa</w:t>
             </w:r>
           </w:p>
         </w:tc>
@@ -3845,6 +3958,7 @@
                 <w:i w:val="0"/>
                 <w:sz w:val="18"/>
               </w:rPr>
+              <w:t>NLS: Năng lực số 1.1 CB2b: HS tra từ điển điện tử chọn đúng nghĩa theo văn cảnh</w:t>
             </w:r>
           </w:p>
         </w:tc>
@@ -3972,6 +4086,19 @@
                 <w:i w:val="0"/>
                 <w:sz w:val="18"/>
               </w:rPr>
+              <w:t>Năng lực số 3.3 CB2a: HS nêu được vì sao bài văn phải viết bằng lời và trải nghiệm của chính mình, không chép của máy</w:t>
+            </w:r>
+          </w:p>
+          <w:p>
+            <w:pPr>
+              <w:spacing w:after="0"/>
+            </w:pPr>
+            <w:r>
+              <w:rPr>
+                <w:b w:val="0"/>
+                <w:i w:val="0"/>
+                <w:sz w:val="18"/>
+              </w:rPr>
               <w:t>KNS: KN trình bày suy nghĩ, bày tỏ cảm xúc của bản thân bằng lời lẽ phù hợp.</w:t>
             </w:r>
           </w:p>
@@ -4227,6 +4354,19 @@
                 <w:i w:val="0"/>
                 <w:sz w:val="18"/>
               </w:rPr>
+              <w:t>Năng lực số 3.3 CB2a: HS nêu được vì sao bài văn phải viết bằng lời và trải nghiệm của chính mình, không chép của máy</w:t>
+            </w:r>
+          </w:p>
+          <w:p>
+            <w:pPr>
+              <w:spacing w:after="0"/>
+            </w:pPr>
+            <w:r>
+              <w:rPr>
+                <w:b w:val="0"/>
+                <w:i w:val="0"/>
+                <w:sz w:val="18"/>
+              </w:rPr>
               <w:t>KNS: KN trình bày suy nghĩ, bày tỏ cảm xúc của bản thân bằng lời lẽ phù hợp.</w:t>
             </w:r>
           </w:p>
@@ -4355,6 +4495,19 @@
                 <w:i w:val="0"/>
                 <w:sz w:val="18"/>
               </w:rPr>
+              <w:t>Năng lực số 3.3 CB2a: HS nêu được cách chọn sách hợp lứa tuổi dựa vào tên tác giả, phần giới thiệu và mục lục</w:t>
+            </w:r>
+          </w:p>
+          <w:p>
+            <w:pPr>
+              <w:spacing w:after="0"/>
+            </w:pPr>
+            <w:r>
+              <w:rPr>
+                <w:b w:val="0"/>
+                <w:i w:val="0"/>
+                <w:sz w:val="18"/>
+              </w:rPr>
               <w:t>KNS: KN tự học: chọn sách phù hợp, kiên trì đọc và rút ra điều bổ ích cho bản thân.</w:t>
             </w:r>
           </w:p>
@@ -4485,7 +4638,7 @@
                 <w:i w:val="0"/>
                 <w:sz w:val="18"/>
               </w:rPr>
-              <w:t>AI-NB (Nhận biết): Nêu: trên mạng có nhiều ảnh phong cảnh.</w:t>
+              <w:t>Năng lực số 1.1 CB2c: HS quan sát tư liệu số về địa danh, di sản trong bài và đối chiếu với chi tiết miêu tả của tác giả</w:t>
             </w:r>
           </w:p>
         </w:tc>
@@ -4613,6 +4766,7 @@
                 <w:i w:val="0"/>
                 <w:sz w:val="18"/>
               </w:rPr>
+              <w:t>NLS: Năng lực số 1.1 CB2b: HS tra từ điển điện tử chọn đúng nghĩa theo văn cảnh</w:t>
             </w:r>
           </w:p>
         </w:tc>
@@ -4740,6 +4894,7 @@
                 <w:i w:val="0"/>
                 <w:sz w:val="18"/>
               </w:rPr>
+              <w:t>Năng lực số 3.3 CB2a: HS nêu được vì sao bài văn phải viết bằng lời và trải nghiệm của chính mình, không chép của máy</w:t>
             </w:r>
           </w:p>
         </w:tc>
@@ -4867,6 +5022,19 @@
                 <w:i w:val="0"/>
                 <w:sz w:val="18"/>
               </w:rPr>
+              <w:t>Năng lực số 1.1 CB2c: HS quan sát tư liệu số về địa danh, di sản trong bài và đối chiếu với chi tiết miêu tả của tác giả</w:t>
+            </w:r>
+          </w:p>
+          <w:p>
+            <w:pPr>
+              <w:spacing w:after="0"/>
+            </w:pPr>
+            <w:r>
+              <w:rPr>
+                <w:b w:val="0"/>
+                <w:i w:val="0"/>
+                <w:sz w:val="18"/>
+              </w:rPr>
               <w:t>QPAN: Liên hệ chủ quyền, quyền chủ quyền biển, đảo Việt Nam và gương dũng cảm cứu hộ, cứu nạn của cán bộ, chiến sĩ; HS nêu được biển, đảo là một phần lãnh thổ thiêng liêng của Tổ quốc.</w:t>
             </w:r>
           </w:p>
@@ -4995,6 +5163,7 @@
                 <w:i w:val="0"/>
                 <w:sz w:val="18"/>
               </w:rPr>
+              <w:t>Năng lực số 3.3 CB2a: HS nêu được vì sao bài văn phải viết bằng lời và trải nghiệm của chính mình, không chép của máy</w:t>
             </w:r>
           </w:p>
         </w:tc>
@@ -5122,6 +5291,7 @@
                 <w:i w:val="0"/>
                 <w:sz w:val="18"/>
               </w:rPr>
+              <w:t>Năng lực số 3.1 CB2a: HS ghi âm hoặc quay lại phần trình bày, tự nghe lại và chỉ ra điểm cần sửa</w:t>
             </w:r>
           </w:p>
         </w:tc>
@@ -5379,6 +5549,7 @@
                 <w:i w:val="0"/>
                 <w:sz w:val="18"/>
               </w:rPr>
+              <w:t>NLS: Năng lực số 1.1 CB2b: HS tra từ điển điện tử chọn đúng nghĩa theo văn cảnh</w:t>
             </w:r>
           </w:p>
         </w:tc>
@@ -5506,6 +5677,7 @@
                 <w:i w:val="0"/>
                 <w:sz w:val="18"/>
               </w:rPr>
+              <w:t>Năng lực số 3.3 CB2a: HS nêu được vì sao bài văn phải viết bằng lời và trải nghiệm của chính mình, không chép của máy</w:t>
             </w:r>
           </w:p>
         </w:tc>
@@ -5633,6 +5805,7 @@
                 <w:i w:val="0"/>
                 <w:sz w:val="18"/>
               </w:rPr>
+              <w:t>Năng lực số 1.1 CB2c: HS quan sát tư liệu số về địa danh, di sản trong bài và đối chiếu với chi tiết miêu tả của tác giả</w:t>
             </w:r>
           </w:p>
         </w:tc>
@@ -5760,6 +5933,19 @@
                 <w:i w:val="0"/>
                 <w:sz w:val="18"/>
               </w:rPr>
+              <w:t>Năng lực số 3.3 CB2a: HS nêu được vì sao bài văn phải viết bằng lời và trải nghiệm của chính mình, không chép của máy</w:t>
+            </w:r>
+          </w:p>
+          <w:p>
+            <w:pPr>
+              <w:spacing w:after="0"/>
+            </w:pPr>
+            <w:r>
+              <w:rPr>
+                <w:b w:val="0"/>
+                <w:i w:val="0"/>
+                <w:sz w:val="18"/>
+              </w:rPr>
               <w:t>KNS: KN trình bày suy nghĩ, bày tỏ cảm xúc của bản thân bằng lời lẽ phù hợp.</w:t>
             </w:r>
           </w:p>
@@ -5888,6 +6074,19 @@
                 <w:i w:val="0"/>
                 <w:sz w:val="18"/>
               </w:rPr>
+              <w:t>Năng lực số 3.3 CB2a: HS nêu được cách chọn sách hợp lứa tuổi dựa vào tên tác giả, phần giới thiệu và mục lục</w:t>
+            </w:r>
+          </w:p>
+          <w:p>
+            <w:pPr>
+              <w:spacing w:after="0"/>
+            </w:pPr>
+            <w:r>
+              <w:rPr>
+                <w:b w:val="0"/>
+                <w:i w:val="0"/>
+                <w:sz w:val="18"/>
+              </w:rPr>
               <w:t>KNS: KN tự học: chọn sách phù hợp, kiên trì đọc và rút ra điều bổ ích cho bản thân.</w:t>
             </w:r>
           </w:p>
@@ -6146,6 +6345,7 @@
                 <w:i w:val="0"/>
                 <w:sz w:val="18"/>
               </w:rPr>
+              <w:t>NLS: Năng lực số 1.1 CB2b: HS tra từ điển điện tử chọn đúng nghĩa theo văn cảnh</w:t>
             </w:r>
           </w:p>
         </w:tc>
@@ -6273,6 +6473,19 @@
                 <w:i w:val="0"/>
                 <w:sz w:val="18"/>
               </w:rPr>
+              <w:t>Năng lực số 3.3 CB2a: HS nêu được vì sao bài văn phải viết bằng lời và trải nghiệm của chính mình, không chép của máy</w:t>
+            </w:r>
+          </w:p>
+          <w:p>
+            <w:pPr>
+              <w:spacing w:after="0"/>
+            </w:pPr>
+            <w:r>
+              <w:rPr>
+                <w:b w:val="0"/>
+                <w:i w:val="0"/>
+                <w:sz w:val="18"/>
+              </w:rPr>
               <w:t>KNS: KN trình bày suy nghĩ, bày tỏ cảm xúc của bản thân bằng lời lẽ phù hợp.</w:t>
             </w:r>
           </w:p>
@@ -6401,6 +6614,7 @@
                 <w:i w:val="0"/>
                 <w:sz w:val="18"/>
               </w:rPr>
+              <w:t>Năng lực số 1.1 CB2c: HS quan sát tư liệu số về địa danh, di sản trong bài và đối chiếu với chi tiết miêu tả của tác giả</w:t>
             </w:r>
           </w:p>
         </w:tc>
@@ -6528,6 +6742,7 @@
                 <w:i w:val="0"/>
                 <w:sz w:val="18"/>
               </w:rPr>
+              <w:t>Năng lực số 3.3 CB2a: HS nêu được vì sao bài văn phải viết bằng lời và trải nghiệm của chính mình, không chép của máy</w:t>
             </w:r>
           </w:p>
         </w:tc>
@@ -6655,6 +6870,7 @@
                 <w:i w:val="0"/>
                 <w:sz w:val="18"/>
               </w:rPr>
+              <w:t>Năng lực số 3.1 CB2a: HS ghi âm hoặc quay lại phần trình bày, tự nghe lại và chỉ ra điểm cần sửa</w:t>
             </w:r>
           </w:p>
         </w:tc>
@@ -7599,6 +7815,7 @@
                 <w:i w:val="0"/>
                 <w:sz w:val="18"/>
               </w:rPr>
+              <w:t>NLS: Năng lực số 1.1 CB2b: HS tra từ điển điện tử chọn đúng nghĩa theo văn cảnh</w:t>
             </w:r>
           </w:p>
         </w:tc>
@@ -7726,6 +7943,19 @@
                 <w:i w:val="0"/>
                 <w:sz w:val="18"/>
               </w:rPr>
+              <w:t>Năng lực số 3.3 CB2a: HS nêu được vì sao bài văn phải viết bằng lời và trải nghiệm của chính mình, không chép của máy</w:t>
+            </w:r>
+          </w:p>
+          <w:p>
+            <w:pPr>
+              <w:spacing w:after="0"/>
+            </w:pPr>
+            <w:r>
+              <w:rPr>
+                <w:b w:val="0"/>
+                <w:i w:val="0"/>
+                <w:sz w:val="18"/>
+              </w:rPr>
               <w:t>KNS: KN trình bày suy nghĩ, bày tỏ cảm xúc của bản thân bằng lời lẽ phù hợp.</w:t>
             </w:r>
           </w:p>
@@ -7981,6 +8211,7 @@
                 <w:i w:val="0"/>
                 <w:sz w:val="18"/>
               </w:rPr>
+              <w:t>Năng lực số 3.3 CB2a: HS nêu được vì sao bài văn phải viết bằng lời và trải nghiệm của chính mình, không chép của máy</w:t>
             </w:r>
           </w:p>
         </w:tc>
@@ -8108,6 +8339,19 @@
                 <w:i w:val="0"/>
                 <w:sz w:val="18"/>
               </w:rPr>
+              <w:t>Năng lực số 3.3 CB2a: HS nêu được cách chọn sách hợp lứa tuổi dựa vào tên tác giả, phần giới thiệu và mục lục</w:t>
+            </w:r>
+          </w:p>
+          <w:p>
+            <w:pPr>
+              <w:spacing w:after="0"/>
+            </w:pPr>
+            <w:r>
+              <w:rPr>
+                <w:b w:val="0"/>
+                <w:i w:val="0"/>
+                <w:sz w:val="18"/>
+              </w:rPr>
               <w:t>KNS: KN tự học: chọn sách phù hợp, kiên trì đọc và rút ra điều bổ ích cho bản thân.</w:t>
             </w:r>
           </w:p>
@@ -8366,6 +8610,7 @@
                 <w:i w:val="0"/>
                 <w:sz w:val="18"/>
               </w:rPr>
+              <w:t>NLS: Năng lực số 1.1 CB2b: HS tra từ điển điện tử chọn đúng nghĩa theo văn cảnh</w:t>
             </w:r>
           </w:p>
         </w:tc>
@@ -8493,6 +8738,19 @@
                 <w:i w:val="0"/>
                 <w:sz w:val="18"/>
               </w:rPr>
+              <w:t>Năng lực số 3.3 CB2a: HS nêu được vì sao bài văn phải viết bằng lời và trải nghiệm của chính mình, không chép của máy</w:t>
+            </w:r>
+          </w:p>
+          <w:p>
+            <w:pPr>
+              <w:spacing w:after="0"/>
+            </w:pPr>
+            <w:r>
+              <w:rPr>
+                <w:b w:val="0"/>
+                <w:i w:val="0"/>
+                <w:sz w:val="18"/>
+              </w:rPr>
               <w:t>KNS: KN trình bày suy nghĩ, bày tỏ cảm xúc của bản thân bằng lời lẽ phù hợp.</w:t>
             </w:r>
           </w:p>
@@ -8748,6 +9006,7 @@
                 <w:i w:val="0"/>
                 <w:sz w:val="18"/>
               </w:rPr>
+              <w:t>Năng lực số 3.3 CB2a: HS nêu được vì sao bài văn phải viết bằng lời và trải nghiệm của chính mình, không chép của máy</w:t>
             </w:r>
           </w:p>
         </w:tc>
@@ -8875,6 +9134,7 @@
                 <w:i w:val="0"/>
                 <w:sz w:val="18"/>
               </w:rPr>
+              <w:t>Năng lực số 3.1 CB2a: HS ghi âm hoặc quay lại phần trình bày, tự nghe lại và chỉ ra điểm cần sửa</w:t>
             </w:r>
           </w:p>
         </w:tc>
@@ -9132,6 +9392,7 @@
                 <w:i w:val="0"/>
                 <w:sz w:val="18"/>
               </w:rPr>
+              <w:t>NLS: Năng lực số 1.1 CB2b: HS tra từ điển điện tử chọn đúng nghĩa theo văn cảnh</w:t>
             </w:r>
           </w:p>
         </w:tc>
@@ -9259,6 +9520,19 @@
                 <w:i w:val="0"/>
                 <w:sz w:val="18"/>
               </w:rPr>
+              <w:t>Năng lực số 3.3 CB2a: HS nêu được vì sao bài văn phải viết bằng lời và trải nghiệm của chính mình, không chép của máy</w:t>
+            </w:r>
+          </w:p>
+          <w:p>
+            <w:pPr>
+              <w:spacing w:after="0"/>
+            </w:pPr>
+            <w:r>
+              <w:rPr>
+                <w:b w:val="0"/>
+                <w:i w:val="0"/>
+                <w:sz w:val="18"/>
+              </w:rPr>
               <w:t>KNS: KN trình bày suy nghĩ, bày tỏ cảm xúc của bản thân bằng lời lẽ phù hợp.</w:t>
             </w:r>
           </w:p>
@@ -9514,6 +9788,7 @@
                 <w:i w:val="0"/>
                 <w:sz w:val="18"/>
               </w:rPr>
+              <w:t>Năng lực số 3.3 CB2a: HS nêu được vì sao bài văn phải viết bằng lời và trải nghiệm của chính mình, không chép của máy</w:t>
             </w:r>
           </w:p>
         </w:tc>
@@ -9641,6 +9916,19 @@
                 <w:i w:val="0"/>
                 <w:sz w:val="18"/>
               </w:rPr>
+              <w:t>Năng lực số 3.3 CB2a: HS nêu được cách chọn sách hợp lứa tuổi dựa vào tên tác giả, phần giới thiệu và mục lục</w:t>
+            </w:r>
+          </w:p>
+          <w:p>
+            <w:pPr>
+              <w:spacing w:after="0"/>
+            </w:pPr>
+            <w:r>
+              <w:rPr>
+                <w:b w:val="0"/>
+                <w:i w:val="0"/>
+                <w:sz w:val="18"/>
+              </w:rPr>
               <w:t>KNS: KN tự học: chọn sách phù hợp, kiên trì đọc và rút ra điều bổ ích cho bản thân.</w:t>
             </w:r>
           </w:p>
@@ -9899,6 +10187,7 @@
                 <w:i w:val="0"/>
                 <w:sz w:val="18"/>
               </w:rPr>
+              <w:t>NLS: Năng lực số 1.1 CB2b: HS tra từ điển điện tử chọn đúng nghĩa theo văn cảnh</w:t>
             </w:r>
           </w:p>
         </w:tc>
@@ -10026,6 +10315,19 @@
                 <w:i w:val="0"/>
                 <w:sz w:val="18"/>
               </w:rPr>
+              <w:t>Năng lực số 3.3 CB2a: HS nêu được vì sao bài văn phải viết bằng lời và trải nghiệm của chính mình, không chép của máy</w:t>
+            </w:r>
+          </w:p>
+          <w:p>
+            <w:pPr>
+              <w:spacing w:after="0"/>
+            </w:pPr>
+            <w:r>
+              <w:rPr>
+                <w:b w:val="0"/>
+                <w:i w:val="0"/>
+                <w:sz w:val="18"/>
+              </w:rPr>
               <w:t>KNS: KN trình bày suy nghĩ, bày tỏ cảm xúc của bản thân bằng lời lẽ phù hợp.</w:t>
             </w:r>
           </w:p>
@@ -10281,6 +10583,7 @@
                 <w:i w:val="0"/>
                 <w:sz w:val="18"/>
               </w:rPr>
+              <w:t>Năng lực số 3.3 CB2a: HS nêu được vì sao bài văn phải viết bằng lời và trải nghiệm của chính mình, không chép của máy</w:t>
             </w:r>
           </w:p>
         </w:tc>
@@ -10408,6 +10711,7 @@
                 <w:i w:val="0"/>
                 <w:sz w:val="18"/>
               </w:rPr>
+              <w:t>Năng lực số 3.1 CB2a: HS ghi âm hoặc quay lại phần trình bày, tự nghe lại và chỉ ra điểm cần sửa</w:t>
             </w:r>
           </w:p>
         </w:tc>
@@ -10665,6 +10969,7 @@
                 <w:i w:val="0"/>
                 <w:sz w:val="18"/>
               </w:rPr>
+              <w:t>NLS: Năng lực số 1.1 CB2b: HS tra từ điển điện tử chọn đúng nghĩa theo văn cảnh</w:t>
             </w:r>
           </w:p>
         </w:tc>
@@ -10792,6 +11097,19 @@
                 <w:i w:val="0"/>
                 <w:sz w:val="18"/>
               </w:rPr>
+              <w:t>Năng lực số 3.3 CB2a: HS nêu được vì sao bài văn phải viết bằng lời và trải nghiệm của chính mình, không chép của máy</w:t>
+            </w:r>
+          </w:p>
+          <w:p>
+            <w:pPr>
+              <w:spacing w:after="0"/>
+            </w:pPr>
+            <w:r>
+              <w:rPr>
+                <w:b w:val="0"/>
+                <w:i w:val="0"/>
+                <w:sz w:val="18"/>
+              </w:rPr>
               <w:t>KNS: KN trình bày suy nghĩ, bày tỏ cảm xúc của bản thân bằng lời lẽ phù hợp.</w:t>
             </w:r>
           </w:p>
@@ -11047,6 +11365,7 @@
                 <w:i w:val="0"/>
                 <w:sz w:val="18"/>
               </w:rPr>
+              <w:t>Năng lực số 3.3 CB2a: HS nêu được vì sao bài văn phải viết bằng lời và trải nghiệm của chính mình, không chép của máy</w:t>
             </w:r>
           </w:p>
         </w:tc>
@@ -11174,6 +11493,19 @@
                 <w:i w:val="0"/>
                 <w:sz w:val="18"/>
               </w:rPr>
+              <w:t>Năng lực số 3.3 CB2a: HS nêu được cách chọn sách hợp lứa tuổi dựa vào tên tác giả, phần giới thiệu và mục lục</w:t>
+            </w:r>
+          </w:p>
+          <w:p>
+            <w:pPr>
+              <w:spacing w:after="0"/>
+            </w:pPr>
+            <w:r>
+              <w:rPr>
+                <w:b w:val="0"/>
+                <w:i w:val="0"/>
+                <w:sz w:val="18"/>
+              </w:rPr>
               <w:t>KNS: KN tự học: chọn sách phù hợp, kiên trì đọc và rút ra điều bổ ích cho bản thân.</w:t>
             </w:r>
           </w:p>
@@ -11432,6 +11764,7 @@
                 <w:i w:val="0"/>
                 <w:sz w:val="18"/>
               </w:rPr>
+              <w:t>NLS: Năng lực số 1.1 CB2b: HS tra từ điển điện tử chọn đúng nghĩa theo văn cảnh</w:t>
             </w:r>
           </w:p>
         </w:tc>
@@ -11559,6 +11892,19 @@
                 <w:i w:val="0"/>
                 <w:sz w:val="18"/>
               </w:rPr>
+              <w:t>Năng lực số 3.3 CB2a: HS nêu được vì sao bài văn phải viết bằng lời và trải nghiệm của chính mình, không chép của máy</w:t>
+            </w:r>
+          </w:p>
+          <w:p>
+            <w:pPr>
+              <w:spacing w:after="0"/>
+            </w:pPr>
+            <w:r>
+              <w:rPr>
+                <w:b w:val="0"/>
+                <w:i w:val="0"/>
+                <w:sz w:val="18"/>
+              </w:rPr>
               <w:t>KNS: KN trình bày suy nghĩ, bày tỏ cảm xúc của bản thân bằng lời lẽ phù hợp.</w:t>
             </w:r>
           </w:p>
@@ -11687,6 +12033,7 @@
                 <w:i w:val="0"/>
                 <w:sz w:val="18"/>
               </w:rPr>
+              <w:t>Năng lực số 1.1 CB2c: HS quan sát tư liệu số về địa danh, di sản trong bài và đối chiếu với chi tiết miêu tả của tác giả</w:t>
             </w:r>
           </w:p>
         </w:tc>
@@ -11814,6 +12161,7 @@
                 <w:i w:val="0"/>
                 <w:sz w:val="18"/>
               </w:rPr>
+              <w:t>Năng lực số 3.3 CB2a: HS nêu được vì sao bài văn phải viết bằng lời và trải nghiệm của chính mình, không chép của máy</w:t>
             </w:r>
           </w:p>
         </w:tc>
@@ -11941,6 +12289,7 @@
                 <w:i w:val="0"/>
                 <w:sz w:val="18"/>
               </w:rPr>
+              <w:t>Năng lực số 3.1 CB2a: HS ghi âm hoặc quay lại phần trình bày, tự nghe lại và chỉ ra điểm cần sửa</w:t>
             </w:r>
           </w:p>
         </w:tc>
@@ -12070,7 +12419,7 @@
                 <w:i w:val="0"/>
                 <w:sz w:val="18"/>
               </w:rPr>
-              <w:t>AI-NB (Nhận biết): Nêu: trên mạng có nhiều ảnh phong cảnh.</w:t>
+              <w:t>Năng lực số 1.1 CB2c: HS quan sát tư liệu số về địa danh, di sản trong bài và đối chiếu với chi tiết miêu tả của tác giả</w:t>
             </w:r>
           </w:p>
         </w:tc>
@@ -12198,6 +12547,7 @@
                 <w:i w:val="0"/>
                 <w:sz w:val="18"/>
               </w:rPr>
+              <w:t>NLS: Năng lực số 1.1 CB2b: HS tra từ điển điện tử chọn đúng nghĩa theo văn cảnh</w:t>
             </w:r>
           </w:p>
         </w:tc>
@@ -12325,6 +12675,19 @@
                 <w:i w:val="0"/>
                 <w:sz w:val="18"/>
               </w:rPr>
+              <w:t>Năng lực số 3.3 CB2a: HS nêu được vì sao bài văn phải viết bằng lời và trải nghiệm của chính mình, không chép của máy</w:t>
+            </w:r>
+          </w:p>
+          <w:p>
+            <w:pPr>
+              <w:spacing w:after="0"/>
+            </w:pPr>
+            <w:r>
+              <w:rPr>
+                <w:b w:val="0"/>
+                <w:i w:val="0"/>
+                <w:sz w:val="18"/>
+              </w:rPr>
               <w:t>KNS: KN trình bày suy nghĩ, bày tỏ cảm xúc của bản thân bằng lời lẽ phù hợp.</w:t>
             </w:r>
           </w:p>
@@ -12453,6 +12816,7 @@
                 <w:i w:val="0"/>
                 <w:sz w:val="18"/>
               </w:rPr>
+              <w:t>Năng lực số 1.1 CB2c: HS quan sát tư liệu số về địa danh, di sản trong bài và đối chiếu với chi tiết miêu tả của tác giả</w:t>
             </w:r>
           </w:p>
         </w:tc>
@@ -12580,6 +12944,7 @@
                 <w:i w:val="0"/>
                 <w:sz w:val="18"/>
               </w:rPr>
+              <w:t>Năng lực số 3.3 CB2a: HS nêu được vì sao bài văn phải viết bằng lời và trải nghiệm của chính mình, không chép của máy</w:t>
             </w:r>
           </w:p>
         </w:tc>
@@ -12707,6 +13072,19 @@
                 <w:i w:val="0"/>
                 <w:sz w:val="18"/>
               </w:rPr>
+              <w:t>Năng lực số 3.3 CB2a: HS nêu được cách chọn sách hợp lứa tuổi dựa vào tên tác giả, phần giới thiệu và mục lục</w:t>
+            </w:r>
+          </w:p>
+          <w:p>
+            <w:pPr>
+              <w:spacing w:after="0"/>
+            </w:pPr>
+            <w:r>
+              <w:rPr>
+                <w:b w:val="0"/>
+                <w:i w:val="0"/>
+                <w:sz w:val="18"/>
+              </w:rPr>
               <w:t>KNS: KN tự học: chọn sách phù hợp, kiên trì đọc và rút ra điều bổ ích cho bản thân.</w:t>
             </w:r>
           </w:p>
@@ -12978,6 +13356,7 @@
                 <w:i w:val="0"/>
                 <w:sz w:val="18"/>
               </w:rPr>
+              <w:t>NLS: Năng lực số 1.1 CB2b: HS tra từ điển điện tử chọn đúng nghĩa theo văn cảnh</w:t>
             </w:r>
           </w:p>
         </w:tc>
@@ -13105,6 +13484,19 @@
                 <w:i w:val="0"/>
                 <w:sz w:val="18"/>
               </w:rPr>
+              <w:t>Năng lực số 3.3 CB2a: HS nêu được vì sao bài văn phải viết bằng lời và trải nghiệm của chính mình, không chép của máy</w:t>
+            </w:r>
+          </w:p>
+          <w:p>
+            <w:pPr>
+              <w:spacing w:after="0"/>
+            </w:pPr>
+            <w:r>
+              <w:rPr>
+                <w:b w:val="0"/>
+                <w:i w:val="0"/>
+                <w:sz w:val="18"/>
+              </w:rPr>
               <w:t>KNS: KN trình bày suy nghĩ, bày tỏ cảm xúc của bản thân bằng lời lẽ phù hợp.</w:t>
             </w:r>
           </w:p>
@@ -13233,6 +13625,7 @@
                 <w:i w:val="0"/>
                 <w:sz w:val="18"/>
               </w:rPr>
+              <w:t>Năng lực số 1.1 CB2c: HS quan sát tư liệu số về địa danh, di sản trong bài và đối chiếu với chi tiết miêu tả của tác giả</w:t>
             </w:r>
           </w:p>
         </w:tc>
@@ -13360,6 +13753,7 @@
                 <w:i w:val="0"/>
                 <w:sz w:val="18"/>
               </w:rPr>
+              <w:t>Năng lực số 3.3 CB2a: HS nêu được vì sao bài văn phải viết bằng lời và trải nghiệm của chính mình, không chép của máy</w:t>
             </w:r>
           </w:p>
         </w:tc>
@@ -13487,6 +13881,7 @@
                 <w:i w:val="0"/>
                 <w:sz w:val="18"/>
               </w:rPr>
+              <w:t>Năng lực số 3.1 CB2a: HS ghi âm hoặc quay lại phần trình bày, tự nghe lại và chỉ ra điểm cần sửa</w:t>
             </w:r>
           </w:p>
         </w:tc>
@@ -14453,6 +14848,7 @@
                 <w:i w:val="0"/>
                 <w:sz w:val="18"/>
               </w:rPr>
+              <w:t>NLS: Năng lực số 1.1 CB2b: HS tra từ điển điện tử chọn đúng nghĩa theo văn cảnh</w:t>
             </w:r>
           </w:p>
         </w:tc>
@@ -14580,6 +14976,19 @@
                 <w:i w:val="0"/>
                 <w:sz w:val="18"/>
               </w:rPr>
+              <w:t>Năng lực số 3.3 CB2a: HS nêu được vì sao bài văn phải viết bằng lời và trải nghiệm của chính mình, không chép của máy</w:t>
+            </w:r>
+          </w:p>
+          <w:p>
+            <w:pPr>
+              <w:spacing w:after="0"/>
+            </w:pPr>
+            <w:r>
+              <w:rPr>
+                <w:b w:val="0"/>
+                <w:i w:val="0"/>
+                <w:sz w:val="18"/>
+              </w:rPr>
               <w:t>KNS: KN trình bày suy nghĩ, bày tỏ cảm xúc của bản thân bằng lời lẽ phù hợp.</w:t>
             </w:r>
           </w:p>
@@ -14835,6 +15244,7 @@
                 <w:i w:val="0"/>
                 <w:sz w:val="18"/>
               </w:rPr>
+              <w:t>Năng lực số 3.3 CB2a: HS nêu được vì sao bài văn phải viết bằng lời và trải nghiệm của chính mình, không chép của máy</w:t>
             </w:r>
           </w:p>
         </w:tc>
@@ -14962,6 +15372,19 @@
                 <w:i w:val="0"/>
                 <w:sz w:val="18"/>
               </w:rPr>
+              <w:t>Năng lực số 3.3 CB2a: HS nêu được cách chọn sách hợp lứa tuổi dựa vào tên tác giả, phần giới thiệu và mục lục</w:t>
+            </w:r>
+          </w:p>
+          <w:p>
+            <w:pPr>
+              <w:spacing w:after="0"/>
+            </w:pPr>
+            <w:r>
+              <w:rPr>
+                <w:b w:val="0"/>
+                <w:i w:val="0"/>
+                <w:sz w:val="18"/>
+              </w:rPr>
               <w:t>KNS: KN tự học: chọn sách phù hợp, kiên trì đọc và rút ra điều bổ ích cho bản thân.</w:t>
             </w:r>
           </w:p>
@@ -15219,6 +15642,7 @@
                 <w:i w:val="0"/>
                 <w:sz w:val="18"/>
               </w:rPr>
+              <w:t>NLS: Năng lực số 1.1 CB2b: HS tra từ điển điện tử chọn đúng nghĩa theo văn cảnh</w:t>
             </w:r>
           </w:p>
         </w:tc>
@@ -15346,6 +15770,19 @@
                 <w:i w:val="0"/>
                 <w:sz w:val="18"/>
               </w:rPr>
+              <w:t>Năng lực số 3.3 CB2a: HS nêu được vì sao bài văn phải viết bằng lời và trải nghiệm của chính mình, không chép của máy</w:t>
+            </w:r>
+          </w:p>
+          <w:p>
+            <w:pPr>
+              <w:spacing w:after="0"/>
+            </w:pPr>
+            <w:r>
+              <w:rPr>
+                <w:b w:val="0"/>
+                <w:i w:val="0"/>
+                <w:sz w:val="18"/>
+              </w:rPr>
               <w:t>KNS: KN trình bày suy nghĩ, bày tỏ cảm xúc của bản thân bằng lời lẽ phù hợp.</w:t>
             </w:r>
           </w:p>
@@ -15601,6 +16038,7 @@
                 <w:i w:val="0"/>
                 <w:sz w:val="18"/>
               </w:rPr>
+              <w:t>Năng lực số 3.3 CB2a: HS nêu được vì sao bài văn phải viết bằng lời và trải nghiệm của chính mình, không chép của máy</w:t>
             </w:r>
           </w:p>
         </w:tc>
@@ -15728,6 +16166,7 @@
                 <w:i w:val="0"/>
                 <w:sz w:val="18"/>
               </w:rPr>
+              <w:t>Năng lực số 3.1 CB2a: HS ghi âm hoặc quay lại phần trình bày, tự nghe lại và chỉ ra điểm cần sửa</w:t>
             </w:r>
           </w:p>
         </w:tc>
@@ -15984,6 +16423,7 @@
                 <w:i w:val="0"/>
                 <w:sz w:val="18"/>
               </w:rPr>
+              <w:t>NLS: Năng lực số 1.1 CB2b: HS tra từ điển điện tử chọn đúng nghĩa theo văn cảnh</w:t>
             </w:r>
           </w:p>
         </w:tc>
@@ -16111,6 +16551,19 @@
                 <w:i w:val="0"/>
                 <w:sz w:val="18"/>
               </w:rPr>
+              <w:t>Năng lực số 3.3 CB2a: HS nêu được vì sao bài văn phải viết bằng lời và trải nghiệm của chính mình, không chép của máy</w:t>
+            </w:r>
+          </w:p>
+          <w:p>
+            <w:pPr>
+              <w:spacing w:after="0"/>
+            </w:pPr>
+            <w:r>
+              <w:rPr>
+                <w:b w:val="0"/>
+                <w:i w:val="0"/>
+                <w:sz w:val="18"/>
+              </w:rPr>
               <w:t>KNS: KN trình bày suy nghĩ, bày tỏ cảm xúc của bản thân bằng lời lẽ phù hợp.</w:t>
             </w:r>
           </w:p>
@@ -16366,6 +16819,19 @@
                 <w:i w:val="0"/>
                 <w:sz w:val="18"/>
               </w:rPr>
+              <w:t>Năng lực số 3.3 CB2a: HS nêu được vì sao bài văn phải viết bằng lời và trải nghiệm của chính mình, không chép của máy</w:t>
+            </w:r>
+          </w:p>
+          <w:p>
+            <w:pPr>
+              <w:spacing w:after="0"/>
+            </w:pPr>
+            <w:r>
+              <w:rPr>
+                <w:b w:val="0"/>
+                <w:i w:val="0"/>
+                <w:sz w:val="18"/>
+              </w:rPr>
               <w:t>KNS: KN trình bày suy nghĩ, bày tỏ cảm xúc của bản thân bằng lời lẽ phù hợp.</w:t>
             </w:r>
           </w:p>
@@ -16494,6 +16960,19 @@
                 <w:i w:val="0"/>
                 <w:sz w:val="18"/>
               </w:rPr>
+              <w:t>Năng lực số 3.3 CB2a: HS nêu được cách chọn sách hợp lứa tuổi dựa vào tên tác giả, phần giới thiệu và mục lục</w:t>
+            </w:r>
+          </w:p>
+          <w:p>
+            <w:pPr>
+              <w:spacing w:after="0"/>
+            </w:pPr>
+            <w:r>
+              <w:rPr>
+                <w:b w:val="0"/>
+                <w:i w:val="0"/>
+                <w:sz w:val="18"/>
+              </w:rPr>
               <w:t>KNS: KN tự học: chọn sách phù hợp, kiên trì đọc và rút ra điều bổ ích cho bản thân.</w:t>
             </w:r>
           </w:p>
@@ -16751,6 +17230,7 @@
                 <w:i w:val="0"/>
                 <w:sz w:val="18"/>
               </w:rPr>
+              <w:t>NLS: Năng lực số 1.1 CB2b: HS tra từ điển điện tử chọn đúng nghĩa theo văn cảnh</w:t>
             </w:r>
           </w:p>
         </w:tc>
@@ -16878,6 +17358,7 @@
                 <w:i w:val="0"/>
                 <w:sz w:val="18"/>
               </w:rPr>
+              <w:t>Năng lực số 3.3 CB2a: HS nêu được vì sao bài văn phải viết bằng lời và trải nghiệm của chính mình, không chép của máy</w:t>
             </w:r>
           </w:p>
         </w:tc>
@@ -17132,6 +17613,19 @@
                 <w:i w:val="0"/>
                 <w:sz w:val="18"/>
               </w:rPr>
+              <w:t>Năng lực số 3.3 CB2a: HS nêu được vì sao bài văn phải viết bằng lời và trải nghiệm của chính mình, không chép của máy</w:t>
+            </w:r>
+          </w:p>
+          <w:p>
+            <w:pPr>
+              <w:spacing w:after="0"/>
+            </w:pPr>
+            <w:r>
+              <w:rPr>
+                <w:b w:val="0"/>
+                <w:i w:val="0"/>
+                <w:sz w:val="18"/>
+              </w:rPr>
               <w:t>KNS: KN trình bày suy nghĩ, bày tỏ cảm xúc của bản thân bằng lời lẽ phù hợp.</w:t>
             </w:r>
           </w:p>
@@ -17260,6 +17754,7 @@
                 <w:i w:val="0"/>
                 <w:sz w:val="18"/>
               </w:rPr>
+              <w:t>Năng lực số 3.1 CB2a: HS ghi âm hoặc quay lại phần trình bày, tự nghe lại và chỉ ra điểm cần sửa</w:t>
             </w:r>
           </w:p>
         </w:tc>
@@ -17530,6 +18025,7 @@
                 <w:i w:val="0"/>
                 <w:sz w:val="18"/>
               </w:rPr>
+              <w:t>NLS: Năng lực số 1.1 CB2b: HS tra từ điển điện tử chọn đúng nghĩa theo văn cảnh</w:t>
             </w:r>
           </w:p>
         </w:tc>
@@ -17657,6 +18153,19 @@
                 <w:i w:val="0"/>
                 <w:sz w:val="18"/>
               </w:rPr>
+              <w:t>Năng lực số 3.3 CB2a: HS nêu được vì sao bài văn phải viết bằng lời và trải nghiệm của chính mình, không chép của máy</w:t>
+            </w:r>
+          </w:p>
+          <w:p>
+            <w:pPr>
+              <w:spacing w:after="0"/>
+            </w:pPr>
+            <w:r>
+              <w:rPr>
+                <w:b w:val="0"/>
+                <w:i w:val="0"/>
+                <w:sz w:val="18"/>
+              </w:rPr>
               <w:t>KNS: KN trình bày suy nghĩ, bày tỏ cảm xúc của bản thân bằng lời lẽ phù hợp.</w:t>
             </w:r>
           </w:p>
@@ -17912,6 +18421,7 @@
                 <w:i w:val="0"/>
                 <w:sz w:val="18"/>
               </w:rPr>
+              <w:t>Năng lực số 3.3 CB2a: HS nêu được vì sao bài văn phải viết bằng lời và trải nghiệm của chính mình, không chép của máy</w:t>
             </w:r>
           </w:p>
         </w:tc>
@@ -18039,6 +18549,19 @@
                 <w:i w:val="0"/>
                 <w:sz w:val="18"/>
               </w:rPr>
+              <w:t>Năng lực số 3.3 CB2a: HS nêu được cách chọn sách hợp lứa tuổi dựa vào tên tác giả, phần giới thiệu và mục lục</w:t>
+            </w:r>
+          </w:p>
+          <w:p>
+            <w:pPr>
+              <w:spacing w:after="0"/>
+            </w:pPr>
+            <w:r>
+              <w:rPr>
+                <w:b w:val="0"/>
+                <w:i w:val="0"/>
+                <w:sz w:val="18"/>
+              </w:rPr>
               <w:t>KNS: KN tự học: chọn sách phù hợp, kiên trì đọc và rút ra điều bổ ích cho bản thân.</w:t>
             </w:r>
           </w:p>
@@ -18296,6 +18819,7 @@
                 <w:i w:val="0"/>
                 <w:sz w:val="18"/>
               </w:rPr>
+              <w:t>NLS: Năng lực số 1.1 CB2b: HS tra từ điển điện tử chọn đúng nghĩa theo văn cảnh</w:t>
             </w:r>
           </w:p>
         </w:tc>
@@ -18423,6 +18947,19 @@
                 <w:i w:val="0"/>
                 <w:sz w:val="18"/>
               </w:rPr>
+              <w:t>Năng lực số 3.3 CB2a: HS nêu được vì sao bài văn phải viết bằng lời và trải nghiệm của chính mình, không chép của máy</w:t>
+            </w:r>
+          </w:p>
+          <w:p>
+            <w:pPr>
+              <w:spacing w:after="0"/>
+            </w:pPr>
+            <w:r>
+              <w:rPr>
+                <w:b w:val="0"/>
+                <w:i w:val="0"/>
+                <w:sz w:val="18"/>
+              </w:rPr>
               <w:t>KNS: KN trình bày suy nghĩ, bày tỏ cảm xúc của bản thân bằng lời lẽ phù hợp.</w:t>
             </w:r>
           </w:p>
@@ -18678,6 +19215,7 @@
                 <w:i w:val="0"/>
                 <w:sz w:val="18"/>
               </w:rPr>
+              <w:t>Năng lực số 3.3 CB2a: HS nêu được vì sao bài văn phải viết bằng lời và trải nghiệm của chính mình, không chép của máy</w:t>
             </w:r>
           </w:p>
         </w:tc>
@@ -18805,6 +19343,7 @@
                 <w:i w:val="0"/>
                 <w:sz w:val="18"/>
               </w:rPr>
+              <w:t>Năng lực số 3.1 CB2a: HS ghi âm hoặc quay lại phần trình bày, tự nghe lại và chỉ ra điểm cần sửa</w:t>
             </w:r>
           </w:p>
         </w:tc>
@@ -18934,6 +19473,7 @@
                 <w:i w:val="0"/>
                 <w:sz w:val="18"/>
               </w:rPr>
+              <w:t>Năng lực số 1.1 CB2c: HS quan sát tư liệu số về địa danh, di sản trong bài và đối chiếu với chi tiết miêu tả của tác giả</w:t>
             </w:r>
           </w:p>
         </w:tc>
@@ -19061,6 +19601,7 @@
                 <w:i w:val="0"/>
                 <w:sz w:val="18"/>
               </w:rPr>
+              <w:t>NLS: Năng lực số 1.1 CB2b: HS tra từ điển điện tử chọn đúng nghĩa theo văn cảnh</w:t>
             </w:r>
           </w:p>
         </w:tc>
@@ -19188,6 +19729,7 @@
                 <w:i w:val="0"/>
                 <w:sz w:val="18"/>
               </w:rPr>
+              <w:t>Năng lực số 3.3 CB2a: HS nêu được vì sao bài văn phải viết bằng lời và trải nghiệm của chính mình, không chép của máy</w:t>
             </w:r>
           </w:p>
         </w:tc>
@@ -19442,6 +19984,7 @@
                 <w:i w:val="0"/>
                 <w:sz w:val="18"/>
               </w:rPr>
+              <w:t>Năng lực số 3.3 CB2a: HS nêu được vì sao bài văn phải viết bằng lời và trải nghiệm của chính mình, không chép của máy</w:t>
             </w:r>
           </w:p>
         </w:tc>
@@ -19569,6 +20112,19 @@
                 <w:i w:val="0"/>
                 <w:sz w:val="18"/>
               </w:rPr>
+              <w:t>Năng lực số 3.3 CB2a: HS nêu được cách chọn sách hợp lứa tuổi dựa vào tên tác giả, phần giới thiệu và mục lục</w:t>
+            </w:r>
+          </w:p>
+          <w:p>
+            <w:pPr>
+              <w:spacing w:after="0"/>
+            </w:pPr>
+            <w:r>
+              <w:rPr>
+                <w:b w:val="0"/>
+                <w:i w:val="0"/>
+                <w:sz w:val="18"/>
+              </w:rPr>
               <w:t>KNS: KN tự học: chọn sách phù hợp, kiên trì đọc và rút ra điều bổ ích cho bản thân.</w:t>
             </w:r>
           </w:p>
@@ -19826,6 +20382,7 @@
                 <w:i w:val="0"/>
                 <w:sz w:val="18"/>
               </w:rPr>
+              <w:t>NLS: Năng lực số 1.1 CB2b: HS tra từ điển điện tử chọn đúng nghĩa theo văn cảnh</w:t>
             </w:r>
           </w:p>
         </w:tc>
@@ -19953,6 +20510,7 @@
                 <w:i w:val="0"/>
                 <w:sz w:val="18"/>
               </w:rPr>
+              <w:t>Năng lực số 3.3 CB2a: HS nêu được vì sao bài văn phải viết bằng lời và trải nghiệm của chính mình, không chép của máy</w:t>
             </w:r>
           </w:p>
         </w:tc>
@@ -20080,6 +20638,7 @@
                 <w:i w:val="0"/>
                 <w:sz w:val="18"/>
               </w:rPr>
+              <w:t>Năng lực số 1.1 CB2c: HS quan sát tư liệu số về địa danh, di sản trong bài và đối chiếu với chi tiết miêu tả của tác giả</w:t>
             </w:r>
           </w:p>
         </w:tc>
@@ -20207,6 +20766,7 @@
                 <w:i w:val="0"/>
                 <w:sz w:val="18"/>
               </w:rPr>
+              <w:t>Năng lực số 3.3 CB2a: HS nêu được vì sao bài văn phải viết bằng lời và trải nghiệm của chính mình, không chép của máy</w:t>
             </w:r>
           </w:p>
         </w:tc>
@@ -20334,6 +20894,7 @@
                 <w:i w:val="0"/>
                 <w:sz w:val="18"/>
               </w:rPr>
+              <w:t>Năng lực số 3.1 CB2a: HS ghi âm hoặc quay lại phần trình bày, tự nghe lại và chỉ ra điểm cần sửa</w:t>
             </w:r>
           </w:p>
         </w:tc>
@@ -21149,6 +21710,7 @@
                 <w:i w:val="0"/>
                 <w:sz w:val="18"/>
               </w:rPr>
+              <w:t>Năng lực số 1.1 CB2c: HS quan sát tư liệu số về địa danh, di sản trong bài và đối chiếu với chi tiết miêu tả của tác giả</w:t>
             </w:r>
           </w:p>
         </w:tc>
@@ -21276,6 +21838,7 @@
                 <w:i w:val="0"/>
                 <w:sz w:val="18"/>
               </w:rPr>
+              <w:t>NLS: Năng lực số 1.1 CB2b: HS tra từ điển điện tử chọn đúng nghĩa theo văn cảnh</w:t>
             </w:r>
           </w:p>
         </w:tc>
@@ -21403,6 +21966,19 @@
                 <w:i w:val="0"/>
                 <w:sz w:val="18"/>
               </w:rPr>
+              <w:t>Năng lực số 3.3 CB2a: HS nêu được vì sao bài văn phải viết bằng lời và trải nghiệm của chính mình, không chép của máy</w:t>
+            </w:r>
+          </w:p>
+          <w:p>
+            <w:pPr>
+              <w:spacing w:after="0"/>
+            </w:pPr>
+            <w:r>
+              <w:rPr>
+                <w:b w:val="0"/>
+                <w:i w:val="0"/>
+                <w:sz w:val="18"/>
+              </w:rPr>
               <w:t>KNS: KN trình bày suy nghĩ, bày tỏ cảm xúc của bản thân bằng lời lẽ phù hợp.</w:t>
             </w:r>
           </w:p>
@@ -21658,6 +22234,7 @@
                 <w:i w:val="0"/>
                 <w:sz w:val="18"/>
               </w:rPr>
+              <w:t>Năng lực số 3.3 CB2a: HS nêu được vì sao bài văn phải viết bằng lời và trải nghiệm của chính mình, không chép của máy</w:t>
             </w:r>
           </w:p>
         </w:tc>
@@ -21785,6 +22362,19 @@
                 <w:i w:val="0"/>
                 <w:sz w:val="18"/>
               </w:rPr>
+              <w:t>Năng lực số 3.3 CB2a: HS nêu được cách chọn sách hợp lứa tuổi dựa vào tên tác giả, phần giới thiệu và mục lục</w:t>
+            </w:r>
+          </w:p>
+          <w:p>
+            <w:pPr>
+              <w:spacing w:after="0"/>
+            </w:pPr>
+            <w:r>
+              <w:rPr>
+                <w:b w:val="0"/>
+                <w:i w:val="0"/>
+                <w:sz w:val="18"/>
+              </w:rPr>
               <w:t>KNS: KN tự học: chọn sách phù hợp, kiên trì đọc và rút ra điều bổ ích cho bản thân.</w:t>
             </w:r>
           </w:p>
@@ -22041,6 +22631,7 @@
                 <w:i w:val="0"/>
                 <w:sz w:val="18"/>
               </w:rPr>
+              <w:t>NLS: Năng lực số 1.1 CB2b: HS tra từ điển điện tử chọn đúng nghĩa theo văn cảnh</w:t>
             </w:r>
           </w:p>
         </w:tc>
@@ -22194,6 +22785,19 @@
                 <w:i w:val="0"/>
                 <w:sz w:val="18"/>
               </w:rPr>
+              <w:t>Năng lực số 3.3 CB2a: HS nêu được vì sao bài văn phải viết bằng lời và trải nghiệm của chính mình, không chép của máy.</w:t>
+            </w:r>
+          </w:p>
+          <w:p>
+            <w:pPr>
+              <w:spacing w:after="0"/>
+            </w:pPr>
+            <w:r>
+              <w:rPr>
+                <w:b w:val="0"/>
+                <w:i w:val="0"/>
+                <w:sz w:val="18"/>
+              </w:rPr>
               <w:t>KNS: KN trình bày suy nghĩ, bày tỏ cảm xúc của bản thân bằng lời lẽ phù hợp.</w:t>
             </w:r>
           </w:p>
@@ -22449,6 +23053,7 @@
                 <w:i w:val="0"/>
                 <w:sz w:val="18"/>
               </w:rPr>
+              <w:t>Năng lực số 3.3 CB2a: HS nêu được vì sao bài văn phải viết bằng lời và trải nghiệm của chính mình, không chép của máy</w:t>
             </w:r>
           </w:p>
         </w:tc>
@@ -22576,6 +23181,7 @@
                 <w:i w:val="0"/>
                 <w:sz w:val="18"/>
               </w:rPr>
+              <w:t>Năng lực số 3.1 CB2a: HS ghi âm hoặc quay lại phần trình bày, tự nghe lại và chỉ ra điểm cần sửa</w:t>
             </w:r>
           </w:p>
         </w:tc>
@@ -22832,6 +23438,7 @@
                 <w:i w:val="0"/>
                 <w:sz w:val="18"/>
               </w:rPr>
+              <w:t>NLS: Năng lực số 1.1 CB2b: HS tra từ điển điện tử chọn đúng nghĩa theo văn cảnh</w:t>
             </w:r>
           </w:p>
         </w:tc>
@@ -22959,6 +23566,19 @@
                 <w:i w:val="0"/>
                 <w:sz w:val="18"/>
               </w:rPr>
+              <w:t>Năng lực số 3.3 CB2a: HS nêu được vì sao bài văn phải viết bằng lời và trải nghiệm của chính mình, không chép của máy</w:t>
+            </w:r>
+          </w:p>
+          <w:p>
+            <w:pPr>
+              <w:spacing w:after="0"/>
+            </w:pPr>
+            <w:r>
+              <w:rPr>
+                <w:b w:val="0"/>
+                <w:i w:val="0"/>
+                <w:sz w:val="18"/>
+              </w:rPr>
               <w:t>KNS: KN trình bày suy nghĩ, bày tỏ cảm xúc của bản thân bằng lời lẽ phù hợp.</w:t>
             </w:r>
           </w:p>
@@ -23215,6 +23835,19 @@
                 <w:i w:val="0"/>
                 <w:sz w:val="18"/>
               </w:rPr>
+              <w:t>Năng lực số 3.3 CB2a: HS nêu được vì sao bài văn phải viết bằng lời và trải nghiệm của chính mình, không chép của máy</w:t>
+            </w:r>
+          </w:p>
+          <w:p>
+            <w:pPr>
+              <w:spacing w:after="0"/>
+            </w:pPr>
+            <w:r>
+              <w:rPr>
+                <w:b w:val="0"/>
+                <w:i w:val="0"/>
+                <w:sz w:val="18"/>
+              </w:rPr>
               <w:t>KNS: KN trình bày suy nghĩ, bày tỏ cảm xúc của bản thân bằng lời lẽ phù hợp.</w:t>
             </w:r>
           </w:p>
@@ -23599,6 +24232,7 @@
                 <w:i w:val="0"/>
                 <w:sz w:val="18"/>
               </w:rPr>
+              <w:t>NLS: Năng lực số 1.1 CB2b: HS tra từ điển điện tử chọn đúng nghĩa theo văn cảnh</w:t>
             </w:r>
           </w:p>
         </w:tc>
@@ -23726,6 +24360,7 @@
                 <w:i w:val="0"/>
                 <w:sz w:val="18"/>
               </w:rPr>
+              <w:t>Năng lực số 3.3 CB2a: HS nêu được vì sao bài văn phải viết bằng lời và trải nghiệm của chính mình, không chép của máy</w:t>
             </w:r>
           </w:p>
         </w:tc>
@@ -23981,6 +24616,19 @@
                 <w:i w:val="0"/>
                 <w:sz w:val="18"/>
               </w:rPr>
+              <w:t>Năng lực số 3.3 CB2a: HS nêu được vì sao bài văn phải viết bằng lời và trải nghiệm của chính mình, không chép của máy</w:t>
+            </w:r>
+          </w:p>
+          <w:p>
+            <w:pPr>
+              <w:spacing w:after="0"/>
+            </w:pPr>
+            <w:r>
+              <w:rPr>
+                <w:b w:val="0"/>
+                <w:i w:val="0"/>
+                <w:sz w:val="18"/>
+              </w:rPr>
               <w:t>KNS: KN trình bày suy nghĩ, bày tỏ cảm xúc của bản thân bằng lời lẽ phù hợp.</w:t>
             </w:r>
           </w:p>
@@ -24135,6 +24783,19 @@
                 <w:i w:val="0"/>
                 <w:sz w:val="18"/>
               </w:rPr>
+              <w:t>Năng lực số 3.1 CB2a: HS ghi âm hoặc quay lại phần trình bày, tự nghe lại và chỉ ra điểm cần sửa.</w:t>
+            </w:r>
+          </w:p>
+          <w:p>
+            <w:pPr>
+              <w:spacing w:after="0"/>
+            </w:pPr>
+            <w:r>
+              <w:rPr>
+                <w:b w:val="0"/>
+                <w:i w:val="0"/>
+                <w:sz w:val="18"/>
+              </w:rPr>
               <w:t>QPAN: Kể về tấm gương anh hùng, liệt sĩ; giáo dục lòng biết ơn người có công với cách mạng và niềm tự hào về truyền thống dân tộc.</w:t>
             </w:r>
           </w:p>
@@ -24392,6 +25053,7 @@
                 <w:i w:val="0"/>
                 <w:sz w:val="18"/>
               </w:rPr>
+              <w:t>NLS: Năng lực số 1.1 CB2b: HS tra từ điển điện tử chọn đúng nghĩa theo văn cảnh</w:t>
             </w:r>
           </w:p>
         </w:tc>
@@ -24519,6 +25181,7 @@
                 <w:i w:val="0"/>
                 <w:sz w:val="18"/>
               </w:rPr>
+              <w:t>Năng lực số 3.3 CB2a: HS nêu được vì sao bài văn phải viết bằng lời và trải nghiệm của chính mình, không chép của máy</w:t>
             </w:r>
           </w:p>
         </w:tc>
@@ -24773,6 +25436,19 @@
                 <w:i w:val="0"/>
                 <w:sz w:val="18"/>
               </w:rPr>
+              <w:t>Năng lực số 3.3 CB2a: HS nêu được vì sao bài văn phải viết bằng lời và trải nghiệm của chính mình, không chép của máy</w:t>
+            </w:r>
+          </w:p>
+          <w:p>
+            <w:pPr>
+              <w:spacing w:after="0"/>
+            </w:pPr>
+            <w:r>
+              <w:rPr>
+                <w:b w:val="0"/>
+                <w:i w:val="0"/>
+                <w:sz w:val="18"/>
+              </w:rPr>
               <w:t>KNS: KN trình bày suy nghĩ, bày tỏ cảm xúc của bản thân bằng lời lẽ phù hợp.</w:t>
             </w:r>
           </w:p>
@@ -25158,6 +25834,7 @@
                 <w:i w:val="0"/>
                 <w:sz w:val="18"/>
               </w:rPr>
+              <w:t>NLS: Năng lực số 1.1 CB2b: HS tra từ điển điện tử chọn đúng nghĩa theo văn cảnh</w:t>
             </w:r>
           </w:p>
         </w:tc>
@@ -25285,6 +25962,19 @@
                 <w:i w:val="0"/>
                 <w:sz w:val="18"/>
               </w:rPr>
+              <w:t>Năng lực số 3.3 CB2a: HS nêu được vì sao bài văn phải viết bằng lời và trải nghiệm của chính mình, không chép của máy</w:t>
+            </w:r>
+          </w:p>
+          <w:p>
+            <w:pPr>
+              <w:spacing w:after="0"/>
+            </w:pPr>
+            <w:r>
+              <w:rPr>
+                <w:b w:val="0"/>
+                <w:i w:val="0"/>
+                <w:sz w:val="18"/>
+              </w:rPr>
               <w:t>KNS: KN trình bày suy nghĩ, bày tỏ cảm xúc của bản thân bằng lời lẽ phù hợp.</w:t>
             </w:r>
           </w:p>
@@ -25540,6 +26230,7 @@
                 <w:i w:val="0"/>
                 <w:sz w:val="18"/>
               </w:rPr>
+              <w:t>Năng lực số 3.3 CB2a: HS nêu được vì sao bài văn phải viết bằng lời và trải nghiệm của chính mình, không chép của máy</w:t>
             </w:r>
           </w:p>
         </w:tc>
@@ -25667,6 +26358,7 @@
                 <w:i w:val="0"/>
                 <w:sz w:val="18"/>
               </w:rPr>
+              <w:t>Năng lực số 3.1 CB2a: HS ghi âm hoặc quay lại phần trình bày, tự nghe lại và chỉ ra điểm cần sửa</w:t>
             </w:r>
           </w:p>
         </w:tc>
@@ -25796,6 +26488,7 @@
                 <w:i w:val="0"/>
                 <w:sz w:val="18"/>
               </w:rPr>
+              <w:t>Năng lực số 5.2 CB2b: HS đọc hiểu văn bản và nêu được cả mặt lợi lẫn mặt phiền toái của thiết bị số trong đời sống</w:t>
             </w:r>
           </w:p>
         </w:tc>
@@ -25923,6 +26616,7 @@
                 <w:i w:val="0"/>
                 <w:sz w:val="18"/>
               </w:rPr>
+              <w:t>NLS: Năng lực số 1.1 CB2b: HS tra từ điển điện tử chọn đúng nghĩa theo văn cảnh</w:t>
             </w:r>
           </w:p>
         </w:tc>
@@ -26050,6 +26744,19 @@
                 <w:i w:val="0"/>
                 <w:sz w:val="18"/>
               </w:rPr>
+              <w:t>Năng lực số 3.3 CB2a: HS nêu được vì sao bài văn phải viết bằng lời và trải nghiệm của chính mình, không chép của máy</w:t>
+            </w:r>
+          </w:p>
+          <w:p>
+            <w:pPr>
+              <w:spacing w:after="0"/>
+            </w:pPr>
+            <w:r>
+              <w:rPr>
+                <w:b w:val="0"/>
+                <w:i w:val="0"/>
+                <w:sz w:val="18"/>
+              </w:rPr>
               <w:t>KNS: KN trình bày suy nghĩ, bày tỏ cảm xúc của bản thân bằng lời lẽ phù hợp.</w:t>
             </w:r>
           </w:p>
@@ -26178,6 +26885,7 @@
                 <w:i w:val="0"/>
                 <w:sz w:val="18"/>
               </w:rPr>
+              <w:t>Năng lực số 5.2 CB2b: HS đọc hiểu văn bản và nêu được cả mặt lợi lẫn mặt phiền toái của thiết bị số trong đời sống</w:t>
             </w:r>
           </w:p>
         </w:tc>
@@ -26305,6 +27013,7 @@
                 <w:i w:val="0"/>
                 <w:sz w:val="18"/>
               </w:rPr>
+              <w:t>Năng lực số 3.3 CB2a: HS nêu được vì sao bài văn phải viết bằng lời và trải nghiệm của chính mình, không chép của máy</w:t>
             </w:r>
           </w:p>
         </w:tc>

--- a/assets/docs/lop5/Tieng Viet - Lop 5.docx
+++ b/assets/docs/lop5/Tieng Viet - Lop 5.docx
@@ -1034,6 +1034,7 @@
                 <w:i w:val="0"/>
                 <w:sz w:val="18"/>
               </w:rPr>
+              <w:t>Năng lực số Miền 1 (Cơ bản, bậc 2): GV mở bản đọc mẫu bài “Cánh đồng hoa” và chiếu vài hình ảnh về làng quê, cánh đồng hoa của người Chăm trên tivi; HS nghe; Năng lực số Miền 5 (Cơ bản, bậc 2): Ở phần vận dụng, GV chiếu bảng việc nên làm / không nên làm để giữ khu phố sạch đẹp trên bài tập tương tác; HS kéo thả hoặc giơ thẻ chọn</w:t>
             </w:r>
           </w:p>
         </w:tc>
@@ -1855,6 +1856,7 @@
                 <w:i w:val="0"/>
                 <w:sz w:val="18"/>
               </w:rPr>
+              <w:t>Năng lực số Miền 1 (Cơ bản, bậc 2): GV mở bài hát Con sông tuổi thơ tôi rồi bản đọc mẫu bài “Bến sông tuổi thơ” trên tivi; HS nghe, ghi lại từ ngữ tả tâm trạng nhân vật; Năng lực số Miền 5 (Cơ bản, bậc 2): Khi tóm tắt văn bản, GV chiếu sơ đồ bố cục ba phần còn trống trên tivi; HS thảo luận nhóm chia đoạn, đặt tên cho từng phần và ghi vào phiếu</w:t>
             </w:r>
           </w:p>
         </w:tc>
@@ -2253,7 +2255,7 @@
                 <w:i w:val="0"/>
                 <w:sz w:val="18"/>
               </w:rPr>
-              <w:t>NLS-KT (Cơ bản 2): Trước bài đọc “Tiếng hạt nảy mầm”, GV mở vài âm thanh quen thuộc cho HS đoán tên sự vật.</w:t>
+              <w:t>Năng lực số Miền 1 (Cơ bản, bậc 2): Trước bài đọc “Tiếng hạt nảy mầm”, GV mở vài âm thanh quen thuộc cho HS đoán tên sự vật, sau đó chiếu tranh minh hoạt và đoạn thơ phóng to; Năng lực số Miền 2 (Cơ bản, bậc 2): GV ghi âm lượt đọc diễn cảm từng khổ thơ của một vài HS rồi mở lại; cả lớp nghe và nhận xét theo tiêu chí ngắt nhịp đúng</w:t>
             </w:r>
           </w:p>
         </w:tc>
@@ -2650,6 +2652,7 @@
                 <w:i w:val="0"/>
                 <w:sz w:val="18"/>
               </w:rPr>
+              <w:t>Năng lực số Miền 1 (Cơ bản, bậc 2): Trước bài đọc “Ngôi sao sân cỏ”, GV chiếu ảnh vài môn thể thao và một đoạn phim ngắn về trận bóng của thiếu nhi; HS gọi tên môn thể thao mình thích; Năng lực số Miền 2 (Cơ bản, bậc 2): GV ghi âm lượt đọc phân vai của các nhóm rồi mở lại cho cả lớp nghe; HS nhận xét theo tiêu chí đọc rõ, ngắt nghỉ đúng</w:t>
             </w:r>
           </w:p>
         </w:tc>
@@ -3048,7 +3051,7 @@
                 <w:i w:val="0"/>
                 <w:sz w:val="18"/>
               </w:rPr>
-              <w:t>NLS-GT (Cơ bản 2): Ghi âm lượt đọc diễn cảm của vài.</w:t>
+              <w:t>Năng lực số Miền 1 (Cơ bản, bậc 2): Trước bài đọc “Bộ sưu tập độc đáo”, GV chiếu tranh minh hoạ phóng to cùng vài ảnh bộ sưu tập quen thuộc như tem, vỏ sò, mô hình; Năng lực số Miền 2 (Cơ bản, bậc 2): GV ghi âm lượt đọc diễn cảm của vài HS rồi mở lại cho cả lớp nghe; các em nhận xét theo tiêu chí chiếu sẵn là ngắt nghỉ đúng chỗ</w:t>
             </w:r>
           </w:p>
           <w:p>
@@ -3445,6 +3448,7 @@
                 <w:i w:val="0"/>
                 <w:sz w:val="18"/>
               </w:rPr>
+              <w:t>Năng lực số Miền 1 (Cơ bản, bậc 2): Trước bài đọc “Hành tinh kì lạ”, GV chiếu vài hình ảnh các hành tinh trong hệ Mặt Trời do thầy cô chọn từ nguồn tin cậy; HS quan sát; Năng lực số Miền 6 (Cơ bản, bậc 2): GV gõ cho công cụ trí tuệ nhân tạo vẽ thử một hành tinh theo lời tả của HS rồi chiếu lên</w:t>
             </w:r>
           </w:p>
         </w:tc>
@@ -3830,7 +3834,7 @@
                 <w:i w:val="0"/>
                 <w:sz w:val="18"/>
               </w:rPr>
-              <w:t>NLS-KT (Cơ bản 2): Vào chủ điểm Thiên nhiên kì thú với bài thơ “Trước cổng trời”, GV chiếu ảnh vùng núi cao, thung lũng và.</w:t>
+              <w:t>Năng lực số Miền 1 (Cơ bản, bậc 2): Vào chủ điểm Thiên nhiên kì thú với bài thơ “Trước cổng trời”, GV chiếu ảnh vùng núi cao, thung lũng và rừng già do thầy cô chọn từ nguồn tin cậy; Năng lực số Miền 2 (Cơ bản, bậc 2): GV ghi âm lượt đọc diễn cảm từng khổ thơ của một vài HS rồi mở lại; cả lớp nhận xét theo tiêu chí chiếu sẵn là ngắt nhịp thơ đúng</w:t>
             </w:r>
           </w:p>
         </w:tc>
@@ -4227,6 +4231,7 @@
                 <w:i w:val="0"/>
                 <w:sz w:val="18"/>
               </w:rPr>
+              <w:t>Năng lực số Miền 1 (Cơ bản, bậc 2): Trước bài đọc “Kì diệu rừng xanh”, GV chiếu đoạn phim ngắn về rừng nguyên sinh với nấm, cây cổ thụ, muông thú; Năng lực số Miền 5 (Cơ bản, bậc 2): Sau bài đọc, GV chiếu bảng hai cột việc làm hại rừng và việc bảo vệ rừng; HS xếp các hành động vào đúng cột</w:t>
             </w:r>
           </w:p>
         </w:tc>
@@ -5421,7 +5426,7 @@
                 <w:i w:val="0"/>
                 <w:sz w:val="18"/>
               </w:rPr>
-              <w:t>NLS-KT (Cơ bản 2): Trước bài thơ “Mầm non”, GV chiếu một đoạn phim tua nhanh cảnh mầm cây nhú lên khi trời chuyển từ đông sang xuân.</w:t>
+              <w:t>Năng lực số Miền 1 (Cơ bản, bậc 2): Trước bài thơ “Mầm non”, GV chiếu một đoạn phim tua nhanh cảnh mầm cây nhú lên khi trời chuyển từ đông sang xuân; Năng lực số Miền 2 (Cơ bản, bậc 2): GV ghi âm lượt đọc diễn cảm từng khổ thơ của vài HS rồi mở lại; cả lớp nhận xét theo tiêu chí chiếu sẵn là ngắt nhịp thơ đúng và thể hiện được…</w:t>
             </w:r>
           </w:p>
         </w:tc>
@@ -6217,7 +6222,7 @@
                 <w:i w:val="0"/>
                 <w:sz w:val="18"/>
               </w:rPr>
-              <w:t>NLS-GT (Cơ bản 2): Ghi âm lượt đọc diễn cảm của một vài.</w:t>
+              <w:t>Năng lực số Miền 1 (Cơ bản, bậc 2): Trước bài đọc “Bài ca về mặt trời”, GV chiếu đoạn phim hoạt hình Thần Gió và Mặt Trời rồi dừng ở cảnh hai nhân vật thi tài; Năng lực số Miền 2 (Cơ bản, bậc 2): GV ghi âm lượt đọc diễn cảm của một vài HS rồi mở lại cho cả lớp nghe; các em nhận xét theo tiêu chí chiếu sẵn là ngắt nghỉ đúng và giọng đọc…</w:t>
             </w:r>
           </w:p>
         </w:tc>
@@ -7330,6 +7335,7 @@
                 <w:i w:val="0"/>
                 <w:sz w:val="18"/>
               </w:rPr>
+              <w:t>Năng lực số Miền 1 (Cơ bản, bậc 2): Khi ôn về từ đa nghĩa, GV mở từ điển tiếng Việt bản điện tử và gõ một từ nhiều nghĩa như từ chân, từ mắt; Năng lực số Miền 5 (Cơ bản, bậc 2): GV mở bài tập tương tác nối câu với nghĩa đúng của từ nhiều nghĩa trong câu đó; máy chấm ngay nên HS nhận ra mình còn nhầm nghĩa chuyển với từ đồng âm</w:t>
             </w:r>
           </w:p>
         </w:tc>
@@ -7687,7 +7693,7 @@
                 <w:i w:val="0"/>
                 <w:sz w:val="18"/>
               </w:rPr>
-              <w:t>NLS-GT (Cơ bản 2): Ghi âm lượt đọc diễn cảm của vài.</w:t>
+              <w:t>Năng lực số Miền 1 (Cơ bản, bậc 2): Trước bài đọc “Thư gửi các học sinh”, GV chiếu tranh chủ điểm và ảnh tư liệu ngày khai giảng đầu tiên của nước ta sau năm 1945 do thầy cô chọn từ nguồn…; Năng lực số Miền 2 (Cơ bản, bậc 2): GV ghi âm lượt đọc diễn cảm của vài HS rồi mở lại cho cả lớp nghe; các em nhận xét theo tiêu chí chiếu sẵn là đọc trang trọng</w:t>
             </w:r>
           </w:p>
         </w:tc>
@@ -8084,6 +8090,7 @@
                 <w:i w:val="0"/>
                 <w:sz w:val="18"/>
               </w:rPr>
+              <w:t>Năng lực số Miền 1 (Cơ bản, bậc 2): Trước bài đọc “Tấm gương tự học”, GV chiếu tư liệu ngắn về một vài tấm gương tự học do thầy cô chọn từ nguồn tin cậy; HS đọc; Năng lực số Miền 3 (Cơ bản, bậc 2): Mỗi HS lập một bảng tự học trong tuần trên máy hoặc trong vở gồm việc cần học, thời gian, kết quả tự đánh giá</w:t>
             </w:r>
           </w:p>
         </w:tc>
@@ -8482,7 +8489,7 @@
                 <w:i w:val="0"/>
                 <w:sz w:val="18"/>
               </w:rPr>
-              <w:t>NLS-KT (Cơ bản 2): Trước bài đọc “Trải nghiệm để sáng tạo”.</w:t>
+              <w:t>Năng lực số Miền 1 (Cơ bản, bậc 2): Trước bài đọc “Trải nghiệm để sáng tạo”, GV chiếu vài ví dụ về sản phẩm ra đời từ quan sát thực tế như chiếc dù lấy ý tưởng từ quả bồ công anh; Năng lực số Miền 2 (Cơ bản, bậc 2): GV ghi âm lượt đọc diễn cảm của vài HS rồi mở lại cho cả lớp nghe; các em nhận xét theo tiêu chí chiếu sẵn là đọc rõ ý</w:t>
             </w:r>
           </w:p>
         </w:tc>
@@ -8879,6 +8886,7 @@
                 <w:i w:val="0"/>
                 <w:sz w:val="18"/>
               </w:rPr>
+              <w:t>Năng lực số Miền 1 (Cơ bản, bậc 2): Trước bài đọc “Khổ luyện thành tài”, GV chiếu một vài bức tranh của danh hoạ Lê-ô-na-đô đa Vin-xi cùng bản phác thảo trứng thời ông học vẽ; Năng lực số Miền 3 (Cơ bản, bậc 2): Mỗi HS lập bảng theo dõi một việc mình muốn luyện trong hai tuần gồm ngày, số lần luyện, kết quả tự nhận xét</w:t>
             </w:r>
           </w:p>
         </w:tc>
@@ -9264,7 +9272,7 @@
                 <w:i w:val="0"/>
                 <w:sz w:val="18"/>
               </w:rPr>
-              <w:t>NLS-GT (Cơ bản 2): Ghi âm lượt đọc diễn cảm của vài.</w:t>
+              <w:t>Năng lực số Miền 1 (Cơ bản, bậc 2): Trước bài đọc “Thế giới trong trang sách”, GV chiếu bìa và vài trang minh hoạ của những cuốn sách thiếu nhi quen thuộc; Năng lực số Miền 2 (Cơ bản, bậc 2): GV ghi âm lượt đọc diễn cảm của vài HS rồi mở lại cho cả lớp nghe; các em nhận xét theo tiêu chí chiếu sẵn là ngắt nghỉ đúng và giọng đọc thể…</w:t>
             </w:r>
           </w:p>
         </w:tc>
@@ -9661,6 +9669,7 @@
                 <w:i w:val="0"/>
                 <w:sz w:val="18"/>
               </w:rPr>
+              <w:t>Năng lực số Miền 1 (Cơ bản, bậc 2): Trước bài đọc “Từ những câu chuyện ấu thơ”, GV chiếu tranh minh hoạ vài truyện cổ tích quen thuộc; HS kể nhanh câu chuyện mình được nghe từ bé và nói bài học…; Năng lực số Miền 3 (Cơ bản, bậc 2): Mỗi nhóm làm một trang giới thiệu câu chuyện tuổi thơ của mình: chọn tranh minh hoạ, viết ba câu tóm tắt và một câu nêu bài học</w:t>
             </w:r>
           </w:p>
         </w:tc>
@@ -10059,7 +10068,7 @@
                 <w:i w:val="0"/>
                 <w:sz w:val="18"/>
               </w:rPr>
-              <w:t>NLS-KT (Cơ bản 2): Trước bài giới thiệu sách “Dế Mèn phiêu lưu kí”, GV chiếu bìa sách, vài trang minh hoạ.</w:t>
+              <w:t>Năng lực số Miền 1 (Cơ bản, bậc 2): Trước bài giới thiệu sách “Dế Mèn phiêu lưu kí”, GV chiếu bìa sách, vài trang minh hoạ và thông tin tác giả do thầy cô chuẩn bị; Năng lực số Miền 3 (Cơ bản, bậc 2): Mỗi nhóm làm một tấm thẻ giới thiệu cuốn sách mình thích gồm tên sách, tác giả, ba câu tóm tắt và một câu mời bạn đọc</w:t>
             </w:r>
           </w:p>
         </w:tc>
@@ -10456,6 +10465,7 @@
                 <w:i w:val="0"/>
                 <w:sz w:val="18"/>
               </w:rPr>
+              <w:t>Năng lực số Miền 1 (Cơ bản, bậc 2): Trước bài đọc về tinh thần học tập, GV chiếu tư liệu ngắn và ảnh về nhân vật trong bài do thầy cô chọn từ nguồn tin cậy; HS đọc; Năng lực số Miền 2 (Cơ bản, bậc 2): GV ghi âm lượt đọc diễn cảm của vài HS rồi mở lại cho cả lớp nghe; các em nhận xét theo tiêu chí chiếu sẵn là đọc rõ ý</w:t>
             </w:r>
           </w:p>
         </w:tc>
@@ -10841,7 +10851,7 @@
                 <w:i w:val="0"/>
                 <w:sz w:val="18"/>
               </w:rPr>
-              <w:t>NLS-GT (Cơ bản 2): Ghi âm lượt đọc diễn cảm từng khổ thơ của vài.</w:t>
+              <w:t>Năng lực số Miền 1 (Cơ bản, bậc 2): Trước bài thơ “Tiếng đàn ba-la-lai-ca trên sông Đà”, GV cho HS nghe một đoạn nhạc đàn ba-la-lai-ca và chiếu ảnh công trình thuỷ điện Hoà Bình do thầy cô chọn từ nguồn tin…; Năng lực số Miền 2 (Cơ bản, bậc 2): GV ghi âm lượt đọc diễn cảm từng khổ thơ của vài HS rồi mở lại; cả lớp nhận xét theo tiêu chí chiếu sẵn là ngắt nhịp thơ đúng và thể hiện được…</w:t>
             </w:r>
           </w:p>
         </w:tc>
@@ -11238,6 +11248,7 @@
                 <w:i w:val="0"/>
                 <w:sz w:val="18"/>
               </w:rPr>
+              <w:t>Năng lực số Miền 6 (Cơ bản, bậc 2): Ở bài đọc về trí tưởng tượng, GV gõ cho công cụ trí tuệ nhân tạo tả thử một khung cảnh theo ý HS rồi chiếu kết quả; Năng lực số Miền 1 (Cơ bản, bậc 2): GV chiếu bài đọc phóng to và tô màu những hình ảnh so sánh, nhân hoá trong bài; HS chỉ ra chi tiết nào là quan sát thật, chi tiết nào là tưởng tượng</w:t>
             </w:r>
           </w:p>
         </w:tc>
@@ -11636,7 +11647,7 @@
                 <w:i w:val="0"/>
                 <w:sz w:val="18"/>
               </w:rPr>
-              <w:t>NLS-KT (Cơ bản 2): Ở hoạt động Khởi động và Luyện đọc bài “Tranh làng Hồ”, GV chiếu ảnh chụp một số bức tranh dân gian.</w:t>
+              <w:t>Năng lực số Miền 1 (Cơ bản, bậc 2): Ở hoạt động Khởi động và Luyện đọc bài “Tranh làng Hồ”, GV chiếu ảnh chụp một số bức tranh dân gian làng Hồ như đám cưới chuột, lợn ăn cây ráy; Năng lực số Miền 5 (Cơ bản, bậc 2): Ở hoạt động Đọc hiểu, GV chiếu bảng nối “Chi tiết trong bài; Bức tranh tương ứng”; HS đọc thầm, tìm câu văn tả từng bức rồi lên nối trên màn hình</w:t>
             </w:r>
           </w:p>
         </w:tc>
@@ -13215,7 +13226,7 @@
                 <w:i w:val="0"/>
                 <w:sz w:val="18"/>
               </w:rPr>
-              <w:t>NLS-KT (Cơ bản 2): Ở hoạt động Khởi động bài “Một ngôi chùa độc đáo”, GV chiếu ảnh một số công trình kiến trúc.</w:t>
+              <w:t>Năng lực số Miền 1 (Cơ bản, bậc 2): Ở hoạt động Khởi động bài “Một ngôi chùa độc đáo”, GV chiếu ảnh một số công trình kiến trúc kèm chú thích tên và nơi có công trình, phóng to chi tiết mái; Năng lực số Miền 5 (Cơ bản, bậc 2): Ở hoạt động Đọc hiểu, GV chiếu bảng “Chi tiết trong bài; Điều làm nên nét độc đáo”; HS đọc thầm, tìm câu văn tương ứng rồi lên điền</w:t>
             </w:r>
           </w:p>
           <w:p>
@@ -23976,6 +23987,19 @@
                 <w:i w:val="0"/>
                 <w:sz w:val="18"/>
               </w:rPr>
+              <w:t>Năng lực số Miền 1 (Cơ bản, bậc 2): Ở hoạt động Đọc của tiết ôn tập cuối năm, GV chiếu văn bản lên màn hình, tô sáng những từ ngữ cần nhấn giọng và mở bản đọc mẫu để HS nghe cách…; Năng lực số Miền 2 (Cơ bản, bậc 2): Ở hoạt động đọc hiểu, GV chiếu bảng chung “Chi tiết trong bài; Điều em hiểu được”; các nhóm đọc thầm, tìm chi tiết rồi lên điền</w:t>
+            </w:r>
+          </w:p>
+          <w:p>
+            <w:pPr>
+              <w:spacing w:after="0"/>
+            </w:pPr>
+            <w:r>
+              <w:rPr>
+                <w:b w:val="0"/>
+                <w:i w:val="0"/>
+                <w:sz w:val="18"/>
+              </w:rPr>
               <w:t>KNS: KN tự học: chọn sách phù hợp, kiên trì đọc và rút ra điều bổ ích cho bản thân.</w:t>
             </w:r>
           </w:p>
@@ -25577,6 +25601,19 @@
                 <w:i w:val="0"/>
                 <w:sz w:val="18"/>
               </w:rPr>
+              <w:t>Năng lực số Miền 1 (Cơ bản, bậc 2): Ở hoạt động Đọc của tiết ôn tập cuối năm, GV chiếu văn bản lên màn hình, tô sáng những từ ngữ cần nhấn giọng và mở bản đọc mẫu để HS nghe cách…; Năng lực số Miền 2 (Cơ bản, bậc 2): Ở hoạt động đọc hiểu, GV chiếu bảng chung “Chi tiết trong bài; Điều em hiểu được”; các nhóm đọc thầm, tìm chi tiết rồi lên điền</w:t>
+            </w:r>
+          </w:p>
+          <w:p>
+            <w:pPr>
+              <w:spacing w:after="0"/>
+            </w:pPr>
+            <w:r>
+              <w:rPr>
+                <w:b w:val="0"/>
+                <w:i w:val="0"/>
+                <w:sz w:val="18"/>
+              </w:rPr>
               <w:t>KNS: KN tự học: chọn sách phù hợp, kiên trì đọc và rút ra điều bổ ích cho bản thân.</w:t>
             </w:r>
           </w:p>
@@ -27141,6 +27178,19 @@
                 <w:i w:val="0"/>
                 <w:sz w:val="18"/>
               </w:rPr>
+              <w:t>Năng lực số Miền 1 (Cơ bản, bậc 2): Ở hoạt động Đọc của tiết ôn tập cuối năm, GV chiếu văn bản lên màn hình, tô sáng những từ ngữ cần nhấn giọng và mở bản đọc mẫu để HS nghe cách…; Năng lực số Miền 2 (Cơ bản, bậc 2): Ở hoạt động đọc hiểu, GV chiếu bảng chung “Chi tiết trong bài; Điều em hiểu được”; các nhóm đọc thầm, tìm chi tiết rồi lên điền</w:t>
+            </w:r>
+          </w:p>
+          <w:p>
+            <w:pPr>
+              <w:spacing w:after="0"/>
+            </w:pPr>
+            <w:r>
+              <w:rPr>
+                <w:b w:val="0"/>
+                <w:i w:val="0"/>
+                <w:sz w:val="18"/>
+              </w:rPr>
               <w:t>KNS: KN tự học: chọn sách phù hợp, kiên trì đọc và rút ra điều bổ ích cho bản thân.</w:t>
             </w:r>
           </w:p>
@@ -27373,6 +27423,7 @@
                 <w:i w:val="0"/>
                 <w:sz w:val="18"/>
               </w:rPr>
+              <w:t>Năng lực số Miền 1 (Cơ bản, bậc 2): Ở hoạt động Đọc của tiết ôn tập cuối năm, GV chiếu văn bản lên màn hình, tô sáng những từ ngữ cần nhấn giọng và mở bản đọc mẫu để HS nghe cách…; Năng lực số Miền 2 (Cơ bản, bậc 2): Ở hoạt động đọc hiểu, GV chiếu bảng chung “Chi tiết trong bài; Điều em hiểu được”; các nhóm đọc thầm, tìm chi tiết rồi lên điền</w:t>
             </w:r>
           </w:p>
         </w:tc>

--- a/assets/docs/lop5/Tieng Viet - Lop 5.docx
+++ b/assets/docs/lop5/Tieng Viet - Lop 5.docx
@@ -6992,7 +6992,6 @@
                 <w:i w:val="0"/>
                 <w:sz w:val="18"/>
               </w:rPr>
-              <w:t>NLS-KT (Cơ bản 2): Khi ôn về từ đa nghĩa.</w:t>
             </w:r>
           </w:p>
         </w:tc>
@@ -27308,7 +27307,6 @@
                 <w:i w:val="0"/>
                 <w:sz w:val="18"/>
               </w:rPr>
-              <w:t>NLS-GT (Cơ bản 2): Ở hoạt động đọc hiểu, GV chiếu bảng chung “Chi tiết trong bài – Điều em hiểu được”.</w:t>
             </w:r>
           </w:p>
         </w:tc>

--- a/assets/docs/lop5/Tieng Viet - Lop 5.docx
+++ b/assets/docs/lop5/Tieng Viet - Lop 5.docx
@@ -11646,7 +11646,7 @@
                 <w:i w:val="0"/>
                 <w:sz w:val="18"/>
               </w:rPr>
-              <w:t>Năng lực số Miền 1 (Cơ bản, bậc 2): Ở hoạt động Khởi động và Luyện đọc bài “Tranh làng Hồ”, GV chiếu ảnh chụp một số bức tranh dân gian làng Hồ như đám cưới chuột, lợn ăn cây ráy; Năng lực số Miền 5 (Cơ bản, bậc 2): Ở hoạt động Đọc hiểu, GV chiếu bảng nối “Chi tiết trong bài; Bức tranh tương ứng”; HS đọc thầm, tìm câu văn tả từng bức rồi lên nối trên màn hình</w:t>
+              <w:t>Năng lực số Miền 1 (Cơ bản, bậc 2): Ở hoạt động Khởi động và Luyện đọc bài “Tranh làng Hồ”, GV chiếu ảnh chụp một số bức tranh dân gian làng Hồ như đám cưới chuột, lợn ăn cây ráy; Năng lực số Miền 5 (Cơ bản, bậc 2): Ở hoạt động Đọc hiểu, GV chiếu bảng nối “Chi tiết trong bài – Bức tranh tương ứng”; HS đọc thầm, tìm câu văn tả từng bức rồi lên nối trên màn hình</w:t>
             </w:r>
           </w:p>
         </w:tc>
@@ -13225,7 +13225,7 @@
                 <w:i w:val="0"/>
                 <w:sz w:val="18"/>
               </w:rPr>
-              <w:t>Năng lực số Miền 1 (Cơ bản, bậc 2): Ở hoạt động Khởi động bài “Một ngôi chùa độc đáo”, GV chiếu ảnh một số công trình kiến trúc kèm chú thích tên và nơi có công trình, phóng to chi tiết mái; Năng lực số Miền 5 (Cơ bản, bậc 2): Ở hoạt động Đọc hiểu, GV chiếu bảng “Chi tiết trong bài; Điều làm nên nét độc đáo”; HS đọc thầm, tìm câu văn tương ứng rồi lên điền</w:t>
+              <w:t>Năng lực số Miền 1 (Cơ bản, bậc 2): Ở hoạt động Khởi động bài “Một ngôi chùa độc đáo”, GV chiếu ảnh một số công trình kiến trúc kèm chú thích tên và nơi có công trình, phóng to chi tiết mái; Năng lực số Miền 5 (Cơ bản, bậc 2): Ở hoạt động Đọc hiểu, GV chiếu bảng “Chi tiết trong bài – Điều làm nên nét độc đáo”; HS đọc thầm, tìm câu văn tương ứng rồi lên điền</w:t>
             </w:r>
           </w:p>
           <w:p>
@@ -23986,7 +23986,7 @@
                 <w:i w:val="0"/>
                 <w:sz w:val="18"/>
               </w:rPr>
-              <w:t>Năng lực số Miền 1 (Cơ bản, bậc 2): Ở hoạt động Đọc của tiết ôn tập cuối năm, GV chiếu văn bản lên màn hình, tô sáng những từ ngữ cần nhấn giọng và mở bản đọc mẫu để HS nghe cách…; Năng lực số Miền 2 (Cơ bản, bậc 2): Ở hoạt động đọc hiểu, GV chiếu bảng chung “Chi tiết trong bài; Điều em hiểu được”; các nhóm đọc thầm, tìm chi tiết rồi lên điền</w:t>
+              <w:t>Năng lực số Miền 1 (Cơ bản, bậc 2): Ở hoạt động Đọc của tiết ôn tập cuối năm, GV chiếu văn bản lên màn hình, tô sáng những từ ngữ cần nhấn giọng và mở bản đọc mẫu để HS nghe cách…; Năng lực số Miền 2 (Cơ bản, bậc 2): Ở hoạt động đọc hiểu, GV chiếu bảng chung “Chi tiết trong bài – Điều em hiểu được”; các nhóm đọc thầm, tìm chi tiết rồi lên điền</w:t>
             </w:r>
           </w:p>
           <w:p>
@@ -25600,7 +25600,7 @@
                 <w:i w:val="0"/>
                 <w:sz w:val="18"/>
               </w:rPr>
-              <w:t>Năng lực số Miền 1 (Cơ bản, bậc 2): Ở hoạt động Đọc của tiết ôn tập cuối năm, GV chiếu văn bản lên màn hình, tô sáng những từ ngữ cần nhấn giọng và mở bản đọc mẫu để HS nghe cách…; Năng lực số Miền 2 (Cơ bản, bậc 2): Ở hoạt động đọc hiểu, GV chiếu bảng chung “Chi tiết trong bài; Điều em hiểu được”; các nhóm đọc thầm, tìm chi tiết rồi lên điền</w:t>
+              <w:t>Năng lực số Miền 1 (Cơ bản, bậc 2): Ở hoạt động Đọc của tiết ôn tập cuối năm, GV chiếu văn bản lên màn hình, tô sáng những từ ngữ cần nhấn giọng và mở bản đọc mẫu để HS nghe cách…; Năng lực số Miền 2 (Cơ bản, bậc 2): Ở hoạt động đọc hiểu, GV chiếu bảng chung “Chi tiết trong bài – Điều em hiểu được”; các nhóm đọc thầm, tìm chi tiết rồi lên điền</w:t>
             </w:r>
           </w:p>
           <w:p>
@@ -27177,7 +27177,7 @@
                 <w:i w:val="0"/>
                 <w:sz w:val="18"/>
               </w:rPr>
-              <w:t>Năng lực số Miền 1 (Cơ bản, bậc 2): Ở hoạt động Đọc của tiết ôn tập cuối năm, GV chiếu văn bản lên màn hình, tô sáng những từ ngữ cần nhấn giọng và mở bản đọc mẫu để HS nghe cách…; Năng lực số Miền 2 (Cơ bản, bậc 2): Ở hoạt động đọc hiểu, GV chiếu bảng chung “Chi tiết trong bài; Điều em hiểu được”; các nhóm đọc thầm, tìm chi tiết rồi lên điền</w:t>
+              <w:t>Năng lực số Miền 1 (Cơ bản, bậc 2): Ở hoạt động Đọc của tiết ôn tập cuối năm, GV chiếu văn bản lên màn hình, tô sáng những từ ngữ cần nhấn giọng và mở bản đọc mẫu để HS nghe cách…; Năng lực số Miền 2 (Cơ bản, bậc 2): Ở hoạt động đọc hiểu, GV chiếu bảng chung “Chi tiết trong bài – Điều em hiểu được”; các nhóm đọc thầm, tìm chi tiết rồi lên điền</w:t>
             </w:r>
           </w:p>
           <w:p>
@@ -27421,7 +27421,7 @@
                 <w:i w:val="0"/>
                 <w:sz w:val="18"/>
               </w:rPr>
-              <w:t>Năng lực số Miền 1 (Cơ bản, bậc 2): Ở hoạt động Đọc của tiết ôn tập cuối năm, GV chiếu văn bản lên màn hình, tô sáng những từ ngữ cần nhấn giọng và mở bản đọc mẫu để HS nghe cách…; Năng lực số Miền 2 (Cơ bản, bậc 2): Ở hoạt động đọc hiểu, GV chiếu bảng chung “Chi tiết trong bài; Điều em hiểu được”; các nhóm đọc thầm, tìm chi tiết rồi lên điền</w:t>
+              <w:t>Năng lực số Miền 1 (Cơ bản, bậc 2): Ở hoạt động Đọc của tiết ôn tập cuối năm, GV chiếu văn bản lên màn hình, tô sáng những từ ngữ cần nhấn giọng và mở bản đọc mẫu để HS nghe cách…; Năng lực số Miền 2 (Cơ bản, bậc 2): Ở hoạt động đọc hiểu, GV chiếu bảng chung “Chi tiết trong bài – Điều em hiểu được”; các nhóm đọc thầm, tìm chi tiết rồi lên điền</w:t>
             </w:r>
           </w:p>
         </w:tc>
